--- a/1.5_GuiaEstudiante_Fase 1_Definicion Proyecto APT.docx
+++ b/1.5_GuiaEstudiante_Fase 1_Definicion Proyecto APT.docx
@@ -1,6 +1,6 @@
 
 <file path=word/document.xml><?xml version="1.0" encoding="utf-8"?>
-<w:document xmlns:wpc="http://schemas.microsoft.com/office/word/2010/wordprocessingCanvas" xmlns:cx="http://schemas.microsoft.com/office/drawing/2014/chartex" xmlns:mc="http://schemas.openxmlformats.org/markup-compatibility/2006" xmlns:o="urn:schemas-microsoft-com:office:office" xmlns:r="http://schemas.openxmlformats.org/officeDocument/2006/relationships" xmlns:m="http://schemas.openxmlformats.org/officeDocument/2006/math" xmlns:v="urn:schemas-microsoft-com:vml" xmlns:wp14="http://schemas.microsoft.com/office/word/2010/wordprocessingDrawing" xmlns:wp="http://schemas.openxmlformats.org/drawingml/2006/wordprocessingDrawing" xmlns:w10="urn:schemas-microsoft-com:office:word" xmlns:w="http://schemas.openxmlformats.org/wordprocessingml/2006/main" xmlns:w14="http://schemas.microsoft.com/office/word/2010/wordml" xmlns:w15="http://schemas.microsoft.com/office/word/2012/wordml" xmlns:w16se="http://schemas.microsoft.com/office/word/2015/wordml/symex" xmlns:wpg="http://schemas.microsoft.com/office/word/2010/wordprocessingGroup" xmlns:wpi="http://schemas.microsoft.com/office/word/2010/wordprocessingInk" xmlns:wne="http://schemas.microsoft.com/office/word/2006/wordml" xmlns:wps="http://schemas.microsoft.com/office/word/2010/wordprocessingShape" mc:Ignorable="w14 w15 w16se wp14">
+<w:document xmlns:wpc="http://schemas.microsoft.com/office/word/2010/wordprocessingCanvas" xmlns:cx="http://schemas.microsoft.com/office/drawing/2014/chartex" xmlns:cx1="http://schemas.microsoft.com/office/drawing/2015/9/8/chartex" xmlns:cx2="http://schemas.microsoft.com/office/drawing/2015/10/21/chartex" xmlns:cx3="http://schemas.microsoft.com/office/drawing/2016/5/9/chartex" xmlns:cx4="http://schemas.microsoft.com/office/drawing/2016/5/10/chartex" xmlns:cx5="http://schemas.microsoft.com/office/drawing/2016/5/11/chartex" xmlns:cx6="http://schemas.microsoft.com/office/drawing/2016/5/12/chartex" xmlns:cx7="http://schemas.microsoft.com/office/drawing/2016/5/13/chartex" xmlns:cx8="http://schemas.microsoft.com/office/drawing/2016/5/14/chartex" xmlns:mc="http://schemas.openxmlformats.org/markup-compatibility/2006" xmlns:aink="http://schemas.microsoft.com/office/drawing/2016/ink" xmlns:am3d="http://schemas.microsoft.com/office/drawing/2017/model3d" xmlns:o="urn:schemas-microsoft-com:office:office" xmlns:oel="http://schemas.microsoft.com/office/2019/extlst" xmlns:r="http://schemas.openxmlformats.org/officeDocument/2006/relationships" xmlns:m="http://schemas.openxmlformats.org/officeDocument/2006/math" xmlns:v="urn:schemas-microsoft-com:vml" xmlns:wp14="http://schemas.microsoft.com/office/word/2010/wordprocessingDrawing" xmlns:wp="http://schemas.openxmlformats.org/drawingml/2006/wordprocessingDrawing" xmlns:w10="urn:schemas-microsoft-com:office:word" xmlns:w="http://schemas.openxmlformats.org/wordprocessingml/2006/main" xmlns:w14="http://schemas.microsoft.com/office/word/2010/wordml" xmlns:w15="http://schemas.microsoft.com/office/word/2012/wordml" xmlns:w16cex="http://schemas.microsoft.com/office/word/2018/wordml/cex" xmlns:w16cid="http://schemas.microsoft.com/office/word/2016/wordml/cid" xmlns:w16="http://schemas.microsoft.com/office/word/2018/wordml" xmlns:w16du="http://schemas.microsoft.com/office/word/2023/wordml/word16du" xmlns:w16sdtdh="http://schemas.microsoft.com/office/word/2020/wordml/sdtdatahash" xmlns:w16sdtfl="http://schemas.microsoft.com/office/word/2024/wordml/sdtformatlock" xmlns:w16se="http://schemas.microsoft.com/office/word/2015/wordml/symex" xmlns:wpg="http://schemas.microsoft.com/office/word/2010/wordprocessingGroup" xmlns:wpi="http://schemas.microsoft.com/office/word/2010/wordprocessingInk" xmlns:wne="http://schemas.microsoft.com/office/word/2006/wordml" xmlns:wps="http://schemas.microsoft.com/office/word/2010/wordprocessingShape" mc:Ignorable="w14 w15 w16se w16cid w16 w16cex w16sdtdh w16sdtfl w16du wp14">
   <w:body>
     <w:p>
       <w:r>
@@ -156,6 +156,7 @@
                                 </w:rPr>
                                 <w:t xml:space="preserve">Asignatura </w:t>
                               </w:r>
+                              <w:proofErr w:type="spellStart"/>
                               <w:r>
                                 <w:rPr>
                                   <w:b/>
@@ -165,8 +166,7 @@
                                 </w:rPr>
                                 <w:t>Capstone</w:t>
                               </w:r>
-                              <w:bookmarkStart w:id="0" w:name="_GoBack"/>
-                              <w:bookmarkEnd w:id="0"/>
+                              <w:proofErr w:type="spellEnd"/>
                             </w:p>
                           </w:txbxContent>
                         </wps:txbx>
@@ -228,7 +228,7 @@
           </mc:Choice>
           <mc:Fallback>
             <w:pict>
-              <v:group w14:anchorId="2D7FCADB" id="Grupo 47" o:spid="_x0000_s1026" style="position:absolute;margin-left:-34.3pt;margin-top:2.65pt;width:518.15pt;height:117.05pt;z-index:251659264;mso-position-horizontal-relative:margin;mso-width-relative:margin" coordsize="59034,14868" o:gfxdata="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">
+              <v:group w14:anchorId="2D7FCADB" id="Grupo 47" o:spid="_x0000_s1026" style="position:absolute;margin-left:-34.3pt;margin-top:2.65pt;width:518.15pt;height:117.05pt;z-index:251659264;mso-position-horizontal-relative:margin;mso-width-relative:margin" coordsize="59034,14868" o:gfxdata="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">
                 <v:shapetype id="_x0000_t202" coordsize="21600,21600" o:spt="202" path="m,l,21600r21600,l21600,xe">
                   <v:stroke joinstyle="miter"/>
                   <v:path gradientshapeok="t" o:connecttype="rect"/>
@@ -331,6 +331,7 @@
                           </w:rPr>
                           <w:t xml:space="preserve">Asignatura </w:t>
                         </w:r>
+                        <w:proofErr w:type="spellStart"/>
                         <w:r>
                           <w:rPr>
                             <w:b/>
@@ -340,8 +341,7 @@
                           </w:rPr>
                           <w:t>Capstone</w:t>
                         </w:r>
-                        <w:bookmarkStart w:id="1" w:name="_GoBack"/>
-                        <w:bookmarkEnd w:id="1"/>
+                        <w:proofErr w:type="spellEnd"/>
                       </w:p>
                     </w:txbxContent>
                   </v:textbox>
@@ -560,6 +560,12 @@
                 <w:b/>
               </w:rPr>
             </w:pPr>
+            <w:r>
+              <w:rPr>
+                <w:b/>
+              </w:rPr>
+              <w:t xml:space="preserve">Luciano Zambrano Andrade </w:t>
+            </w:r>
           </w:p>
         </w:tc>
       </w:tr>
@@ -599,6 +605,12 @@
                 <w:b/>
               </w:rPr>
             </w:pPr>
+            <w:r>
+              <w:rPr>
+                <w:b/>
+              </w:rPr>
+              <w:t>20190961-9</w:t>
+            </w:r>
           </w:p>
         </w:tc>
       </w:tr>
@@ -638,6 +650,12 @@
                 <w:b/>
               </w:rPr>
             </w:pPr>
+            <w:r>
+              <w:rPr>
+                <w:b/>
+              </w:rPr>
+              <w:t>Ingeniería en informática</w:t>
+            </w:r>
           </w:p>
         </w:tc>
       </w:tr>
@@ -677,6 +695,12 @@
                 <w:b/>
               </w:rPr>
             </w:pPr>
+            <w:r>
+              <w:rPr>
+                <w:b/>
+              </w:rPr>
+              <w:t>Padre Alonso de Ovalle</w:t>
+            </w:r>
           </w:p>
         </w:tc>
       </w:tr>
@@ -831,95 +855,20 @@
             <w:pPr>
               <w:rPr>
                 <w:b/>
-              </w:rPr>
-            </w:pPr>
-            <w:r>
-              <w:rPr>
-                <w:rFonts w:ascii="Calibri" w:hAnsi="Calibri" w:cs="Arial"/>
-                <w:i/>
-                <w:color w:val="548DD4"/>
-                <w:sz w:val="20"/>
-                <w:szCs w:val="20"/>
-                <w:lang w:eastAsia="es-CL"/>
-              </w:rPr>
-              <w:t>Escribe</w:t>
-            </w:r>
-            <w:r>
-              <w:rPr>
-                <w:rFonts w:ascii="Calibri" w:hAnsi="Calibri" w:cs="Arial"/>
-                <w:i/>
-                <w:color w:val="548DD4"/>
-                <w:sz w:val="20"/>
-                <w:szCs w:val="20"/>
-                <w:lang w:eastAsia="es-CL"/>
-              </w:rPr>
-              <w:t xml:space="preserve"> el nombre </w:t>
-            </w:r>
-            <w:r>
-              <w:rPr>
-                <w:rFonts w:ascii="Calibri" w:hAnsi="Calibri" w:cs="Arial"/>
-                <w:i/>
-                <w:color w:val="548DD4"/>
-                <w:sz w:val="20"/>
-                <w:szCs w:val="20"/>
-                <w:lang w:eastAsia="es-CL"/>
-              </w:rPr>
-              <w:t>de tu</w:t>
-            </w:r>
-            <w:r>
-              <w:rPr>
-                <w:rFonts w:ascii="Calibri" w:hAnsi="Calibri" w:cs="Arial"/>
-                <w:i/>
-                <w:color w:val="548DD4"/>
-                <w:sz w:val="20"/>
-                <w:szCs w:val="20"/>
-                <w:lang w:eastAsia="es-CL"/>
-              </w:rPr>
-              <w:t xml:space="preserve"> Proye</w:t>
-            </w:r>
-            <w:r>
-              <w:rPr>
-                <w:rFonts w:ascii="Calibri" w:hAnsi="Calibri" w:cs="Arial"/>
-                <w:i/>
-                <w:color w:val="548DD4"/>
-                <w:sz w:val="20"/>
-                <w:szCs w:val="20"/>
-                <w:lang w:eastAsia="es-CL"/>
-              </w:rPr>
-              <w:t>c</w:t>
-            </w:r>
-            <w:r>
-              <w:rPr>
-                <w:rFonts w:ascii="Calibri" w:hAnsi="Calibri" w:cs="Arial"/>
-                <w:i/>
-                <w:color w:val="548DD4"/>
-                <w:sz w:val="20"/>
-                <w:szCs w:val="20"/>
-                <w:lang w:eastAsia="es-CL"/>
-              </w:rPr>
-              <w:t xml:space="preserve">to </w:t>
-            </w:r>
-            <w:r>
-              <w:rPr>
-                <w:rFonts w:ascii="Calibri" w:hAnsi="Calibri" w:cs="Arial"/>
-                <w:i/>
-                <w:color w:val="548DD4"/>
-                <w:sz w:val="20"/>
-                <w:szCs w:val="20"/>
-                <w:lang w:eastAsia="es-CL"/>
-              </w:rPr>
-              <w:t>APT</w:t>
-            </w:r>
-            <w:r>
-              <w:rPr>
-                <w:rFonts w:ascii="Calibri" w:hAnsi="Calibri" w:cs="Arial"/>
-                <w:i/>
-                <w:color w:val="548DD4"/>
-                <w:sz w:val="20"/>
-                <w:szCs w:val="20"/>
-                <w:lang w:eastAsia="es-CL"/>
-              </w:rPr>
-              <w:t>.</w:t>
+                <w:bCs/>
+              </w:rPr>
+            </w:pPr>
+            <w:r>
+              <w:rPr>
+                <w:rFonts w:ascii="Calibri" w:hAnsi="Calibri" w:cs="Arial"/>
+                <w:b/>
+                <w:bCs/>
+                <w:i/>
+                <w:sz w:val="20"/>
+                <w:szCs w:val="20"/>
+                <w:lang w:eastAsia="es-CL"/>
+              </w:rPr>
+              <w:t>Sentinel AI</w:t>
             </w:r>
           </w:p>
         </w:tc>
@@ -962,124 +911,23 @@
             </w:pPr>
             <w:r>
               <w:rPr>
-                <w:rFonts w:ascii="Calibri" w:hAnsi="Calibri" w:cs="Arial"/>
-                <w:i/>
-                <w:color w:val="548DD4"/>
-                <w:sz w:val="20"/>
-                <w:szCs w:val="20"/>
-                <w:lang w:eastAsia="es-CL"/>
-              </w:rPr>
-              <w:t>Menciona</w:t>
-            </w:r>
-            <w:r>
-              <w:rPr>
-                <w:rFonts w:ascii="Calibri" w:hAnsi="Calibri" w:cs="Arial"/>
-                <w:i/>
-                <w:color w:val="548DD4"/>
-                <w:sz w:val="20"/>
-                <w:szCs w:val="20"/>
-                <w:lang w:eastAsia="es-CL"/>
-              </w:rPr>
-              <w:t xml:space="preserve"> la(s) área(s) de desempeño de </w:t>
-            </w:r>
-            <w:r>
-              <w:rPr>
-                <w:rFonts w:ascii="Calibri" w:hAnsi="Calibri" w:cs="Arial"/>
-                <w:i/>
-                <w:color w:val="548DD4"/>
-                <w:sz w:val="20"/>
-                <w:szCs w:val="20"/>
-                <w:lang w:eastAsia="es-CL"/>
-              </w:rPr>
-              <w:t>t</w:t>
-            </w:r>
-            <w:r>
-              <w:rPr>
-                <w:rFonts w:ascii="Calibri" w:hAnsi="Calibri" w:cs="Arial"/>
-                <w:i/>
-                <w:color w:val="548DD4"/>
-                <w:sz w:val="20"/>
-                <w:szCs w:val="20"/>
-                <w:lang w:eastAsia="es-CL"/>
-              </w:rPr>
-              <w:t xml:space="preserve">u </w:t>
-            </w:r>
-            <w:r>
-              <w:rPr>
-                <w:rFonts w:ascii="Calibri" w:hAnsi="Calibri" w:cs="Arial"/>
-                <w:i/>
-                <w:color w:val="548DD4"/>
-                <w:sz w:val="20"/>
-                <w:szCs w:val="20"/>
-                <w:lang w:eastAsia="es-CL"/>
-              </w:rPr>
-              <w:t>Plan</w:t>
-            </w:r>
-            <w:r>
-              <w:rPr>
-                <w:rFonts w:ascii="Calibri" w:hAnsi="Calibri" w:cs="Arial"/>
-                <w:i/>
-                <w:color w:val="548DD4"/>
-                <w:sz w:val="20"/>
-                <w:szCs w:val="20"/>
-                <w:lang w:eastAsia="es-CL"/>
-              </w:rPr>
-              <w:t xml:space="preserve"> de </w:t>
-            </w:r>
-            <w:r>
-              <w:rPr>
-                <w:rFonts w:ascii="Calibri" w:hAnsi="Calibri" w:cs="Arial"/>
-                <w:i/>
-                <w:color w:val="548DD4"/>
-                <w:sz w:val="20"/>
-                <w:szCs w:val="20"/>
-                <w:lang w:eastAsia="es-CL"/>
-              </w:rPr>
-              <w:t>E</w:t>
-            </w:r>
-            <w:r>
-              <w:rPr>
-                <w:rFonts w:ascii="Calibri" w:hAnsi="Calibri" w:cs="Arial"/>
-                <w:i/>
-                <w:color w:val="548DD4"/>
-                <w:sz w:val="20"/>
-                <w:szCs w:val="20"/>
-                <w:lang w:eastAsia="es-CL"/>
-              </w:rPr>
-              <w:t xml:space="preserve">studio </w:t>
-            </w:r>
-            <w:r>
-              <w:rPr>
-                <w:rFonts w:ascii="Calibri" w:hAnsi="Calibri" w:cs="Arial"/>
-                <w:i/>
-                <w:color w:val="548DD4"/>
-                <w:sz w:val="20"/>
-                <w:szCs w:val="20"/>
-                <w:lang w:eastAsia="es-CL"/>
-              </w:rPr>
-              <w:t>que vas a abordar en</w:t>
-            </w:r>
-            <w:r>
-              <w:rPr>
-                <w:rFonts w:ascii="Calibri" w:hAnsi="Calibri" w:cs="Arial"/>
-                <w:i/>
-                <w:color w:val="548DD4"/>
-                <w:sz w:val="20"/>
-                <w:szCs w:val="20"/>
-                <w:lang w:eastAsia="es-CL"/>
-              </w:rPr>
-              <w:t xml:space="preserve"> </w:t>
-            </w:r>
-            <w:r>
-              <w:rPr>
-                <w:rFonts w:ascii="Calibri" w:hAnsi="Calibri" w:cs="Arial"/>
-                <w:i/>
-                <w:color w:val="548DD4"/>
-                <w:sz w:val="20"/>
-                <w:szCs w:val="20"/>
-                <w:lang w:eastAsia="es-CL"/>
-              </w:rPr>
-              <w:t>tu Proyecto APT.</w:t>
+                <w:b/>
+              </w:rPr>
+              <w:t xml:space="preserve">Seguridad en Sistemas Computacionales, Arquitectura de Software e Integración de Plataformas, y Desarrollo de Software </w:t>
+            </w:r>
+            <w:proofErr w:type="spellStart"/>
+            <w:r>
+              <w:rPr>
+                <w:b/>
+              </w:rPr>
+              <w:t>Fullstack</w:t>
+            </w:r>
+            <w:proofErr w:type="spellEnd"/>
+            <w:r>
+              <w:rPr>
+                <w:b/>
+              </w:rPr>
+              <w:t>.</w:t>
             </w:r>
           </w:p>
         </w:tc>
@@ -1131,40 +979,128 @@
             </w:pPr>
             <w:r>
               <w:rPr>
-                <w:rFonts w:ascii="Calibri" w:hAnsi="Calibri" w:cs="Arial"/>
-                <w:i/>
-                <w:iCs/>
-                <w:color w:val="548DD4"/>
-                <w:sz w:val="20"/>
-                <w:szCs w:val="20"/>
-                <w:lang w:eastAsia="es-CL"/>
-              </w:rPr>
-              <w:t>Menciona las competencias</w:t>
-            </w:r>
-            <w:r>
-              <w:rPr>
-                <w:rFonts w:ascii="Calibri" w:hAnsi="Calibri" w:cs="Arial"/>
-                <w:i/>
-                <w:iCs/>
-                <w:color w:val="548DD4"/>
-                <w:sz w:val="20"/>
-                <w:szCs w:val="20"/>
-                <w:lang w:eastAsia="es-CL"/>
-              </w:rPr>
-              <w:t xml:space="preserve"> </w:t>
-            </w:r>
-            <w:r>
-              <w:rPr>
-                <w:rFonts w:ascii="Calibri" w:hAnsi="Calibri" w:cs="Arial"/>
-                <w:i/>
-                <w:iCs/>
-                <w:color w:val="548DD4"/>
-                <w:sz w:val="20"/>
-                <w:szCs w:val="20"/>
-                <w:lang w:eastAsia="es-CL"/>
-              </w:rPr>
-              <w:t>de tu Plan de Estudio que vas a abordar en tu Proyecto APT.</w:t>
-            </w:r>
+                <w:b/>
+                <w:bCs/>
+              </w:rPr>
+              <w:t xml:space="preserve">• Seguridad en Sistemas Computacionales: Detección de vulnerabilidades, análisis de amenazas y aplicación de estándares de seguridad (OWASP Top 10). </w:t>
+            </w:r>
+          </w:p>
+          <w:p>
+            <w:pPr>
+              <w:rPr>
+                <w:b/>
+                <w:bCs/>
+              </w:rPr>
+            </w:pPr>
+            <w:r>
+              <w:rPr>
+                <w:b/>
+                <w:bCs/>
+              </w:rPr>
+              <w:t xml:space="preserve">• Arquitectura de Software e Integración: Diseño modular, integración de servicios desacoplados y persistencia relacional. </w:t>
+            </w:r>
+          </w:p>
+          <w:p>
+            <w:pPr>
+              <w:rPr>
+                <w:b/>
+                <w:bCs/>
+              </w:rPr>
+            </w:pPr>
+            <w:r>
+              <w:rPr>
+                <w:b/>
+                <w:bCs/>
+              </w:rPr>
+              <w:t xml:space="preserve">• Programación de Software: Desarrollo </w:t>
+            </w:r>
+            <w:proofErr w:type="spellStart"/>
+            <w:r>
+              <w:rPr>
+                <w:b/>
+                <w:bCs/>
+              </w:rPr>
+              <w:t>backend</w:t>
+            </w:r>
+            <w:proofErr w:type="spellEnd"/>
+            <w:r>
+              <w:rPr>
+                <w:b/>
+                <w:bCs/>
+              </w:rPr>
+              <w:t xml:space="preserve"> (</w:t>
+            </w:r>
+            <w:proofErr w:type="spellStart"/>
+            <w:r>
+              <w:rPr>
+                <w:b/>
+                <w:bCs/>
+              </w:rPr>
+              <w:t>FastAPI</w:t>
+            </w:r>
+            <w:proofErr w:type="spellEnd"/>
+            <w:r>
+              <w:rPr>
+                <w:b/>
+                <w:bCs/>
+              </w:rPr>
+              <w:t>) e interfaces web interactivas (</w:t>
+            </w:r>
+            <w:proofErr w:type="spellStart"/>
+            <w:r>
+              <w:rPr>
+                <w:b/>
+                <w:bCs/>
+              </w:rPr>
+              <w:t>Dashboard</w:t>
+            </w:r>
+            <w:proofErr w:type="spellEnd"/>
+            <w:r>
+              <w:rPr>
+                <w:b/>
+                <w:bCs/>
+              </w:rPr>
+              <w:t xml:space="preserve">). </w:t>
+            </w:r>
+          </w:p>
+          <w:p>
+            <w:pPr>
+              <w:rPr>
+                <w:b/>
+                <w:bCs/>
+              </w:rPr>
+            </w:pPr>
+            <w:r>
+              <w:rPr>
+                <w:b/>
+                <w:bCs/>
+              </w:rPr>
+              <w:lastRenderedPageBreak/>
+              <w:t xml:space="preserve">• Calidad de Software: Validación de datos crudos, normalización y reducción de falsos positivos. </w:t>
+            </w:r>
+          </w:p>
+          <w:p>
+            <w:pPr>
+              <w:rPr>
+                <w:b/>
+                <w:bCs/>
+              </w:rPr>
+            </w:pPr>
+            <w:r>
+              <w:rPr>
+                <w:b/>
+                <w:bCs/>
+              </w:rPr>
+              <w:t xml:space="preserve">• Gestión de Proyectos Informáticos: Planificación por fases, trazabilidad de código e higiene operativa. </w:t>
+            </w:r>
+          </w:p>
+          <w:p>
+            <w:pPr>
+              <w:rPr>
+                <w:b/>
+                <w:bCs/>
+              </w:rPr>
+            </w:pPr>
           </w:p>
         </w:tc>
       </w:tr>
@@ -1362,6 +1298,259 @@
           </w:tcPr>
           <w:p>
             <w:pPr>
+              <w:ind w:left="720"/>
+              <w:jc w:val="both"/>
+              <w:rPr>
+                <w:rFonts w:ascii="Calibri" w:hAnsi="Calibri" w:cs="Arial"/>
+                <w:i/>
+                <w:iCs/>
+                <w:sz w:val="20"/>
+                <w:szCs w:val="20"/>
+                <w:lang w:eastAsia="es-CL"/>
+              </w:rPr>
+            </w:pPr>
+            <w:r>
+              <w:rPr>
+                <w:rFonts w:ascii="Calibri" w:hAnsi="Calibri" w:cs="Arial"/>
+                <w:b/>
+                <w:bCs/>
+                <w:i/>
+                <w:iCs/>
+                <w:sz w:val="20"/>
+                <w:szCs w:val="20"/>
+                <w:lang w:eastAsia="es-CL"/>
+              </w:rPr>
+              <w:t>Problemática que aborda:</w:t>
+            </w:r>
+            <w:r>
+              <w:rPr>
+                <w:rFonts w:ascii="Calibri" w:hAnsi="Calibri" w:cs="Arial"/>
+                <w:i/>
+                <w:iCs/>
+                <w:sz w:val="20"/>
+                <w:szCs w:val="20"/>
+                <w:lang w:eastAsia="es-CL"/>
+              </w:rPr>
+              <w:t xml:space="preserve"> En los procesos convencionales de auditoría de seguridad y </w:t>
+            </w:r>
+            <w:proofErr w:type="spellStart"/>
+            <w:r>
+              <w:rPr>
+                <w:rFonts w:ascii="Calibri" w:hAnsi="Calibri" w:cs="Arial"/>
+                <w:i/>
+                <w:iCs/>
+                <w:sz w:val="20"/>
+                <w:szCs w:val="20"/>
+                <w:lang w:eastAsia="es-CL"/>
+              </w:rPr>
+              <w:t>pentesting</w:t>
+            </w:r>
+            <w:proofErr w:type="spellEnd"/>
+            <w:r>
+              <w:rPr>
+                <w:rFonts w:ascii="Calibri" w:hAnsi="Calibri" w:cs="Arial"/>
+                <w:i/>
+                <w:iCs/>
+                <w:sz w:val="20"/>
+                <w:szCs w:val="20"/>
+                <w:lang w:eastAsia="es-CL"/>
+              </w:rPr>
+              <w:t xml:space="preserve"> web, los escáneres automáticos generan cientos de alertas heterogéneas. Esto produce fatiga de alertas, una alta tasa de falsos positivos y una carga operativa excesiva al tener que correlacionar hallazgos y redactar informes técnicos y ejecutivos de forma manual. </w:t>
+            </w:r>
+          </w:p>
+          <w:p>
+            <w:pPr>
+              <w:ind w:left="720"/>
+              <w:jc w:val="both"/>
+              <w:rPr>
+                <w:rFonts w:ascii="Calibri" w:hAnsi="Calibri" w:cs="Arial"/>
+                <w:i/>
+                <w:iCs/>
+                <w:sz w:val="20"/>
+                <w:szCs w:val="20"/>
+                <w:lang w:eastAsia="es-CL"/>
+              </w:rPr>
+            </w:pPr>
+            <w:r>
+              <w:rPr>
+                <w:rFonts w:ascii="Calibri" w:hAnsi="Calibri" w:cs="Arial"/>
+                <w:b/>
+                <w:bCs/>
+                <w:i/>
+                <w:iCs/>
+                <w:sz w:val="20"/>
+                <w:szCs w:val="20"/>
+                <w:lang w:eastAsia="es-CL"/>
+              </w:rPr>
+              <w:t>Relevancia profesional:</w:t>
+            </w:r>
+            <w:r>
+              <w:rPr>
+                <w:rFonts w:ascii="Calibri" w:hAnsi="Calibri" w:cs="Arial"/>
+                <w:i/>
+                <w:iCs/>
+                <w:sz w:val="20"/>
+                <w:szCs w:val="20"/>
+                <w:lang w:eastAsia="es-CL"/>
+              </w:rPr>
+              <w:t xml:space="preserve"> Optimiza drásticamente los tiempos de análisis mediante el uso de inteligencia artificial local para enriquecer, priorizar y traducir datos técnicos en planes de remediación claros sin comprometer la confidencialidad de la información. </w:t>
+            </w:r>
+          </w:p>
+          <w:p>
+            <w:pPr>
+              <w:ind w:left="720"/>
+              <w:jc w:val="both"/>
+              <w:rPr>
+                <w:rFonts w:ascii="Calibri" w:hAnsi="Calibri" w:cs="Arial"/>
+                <w:i/>
+                <w:iCs/>
+                <w:sz w:val="20"/>
+                <w:szCs w:val="20"/>
+                <w:lang w:eastAsia="es-CL"/>
+              </w:rPr>
+            </w:pPr>
+            <w:r>
+              <w:rPr>
+                <w:rFonts w:ascii="Calibri" w:hAnsi="Calibri" w:cs="Arial"/>
+                <w:b/>
+                <w:bCs/>
+                <w:i/>
+                <w:iCs/>
+                <w:sz w:val="20"/>
+                <w:szCs w:val="20"/>
+                <w:lang w:eastAsia="es-CL"/>
+              </w:rPr>
+              <w:t>Contexto y ubicación:</w:t>
+            </w:r>
+            <w:r>
+              <w:rPr>
+                <w:rFonts w:ascii="Calibri" w:hAnsi="Calibri" w:cs="Arial"/>
+                <w:i/>
+                <w:iCs/>
+                <w:sz w:val="20"/>
+                <w:szCs w:val="20"/>
+                <w:lang w:eastAsia="es-CL"/>
+              </w:rPr>
+              <w:t xml:space="preserve"> Se sitúa en un entorno de laboratorio controlado y aislado en Chile, operando bajo estricto cumplimiento del marco regulatorio nacional de la </w:t>
+            </w:r>
+            <w:r>
+              <w:rPr>
+                <w:rFonts w:ascii="Calibri" w:hAnsi="Calibri" w:cs="Arial"/>
+                <w:b/>
+                <w:bCs/>
+                <w:i/>
+                <w:iCs/>
+                <w:sz w:val="20"/>
+                <w:szCs w:val="20"/>
+                <w:lang w:eastAsia="es-CL"/>
+              </w:rPr>
+              <w:t xml:space="preserve">Ley </w:t>
+            </w:r>
+            <w:proofErr w:type="spellStart"/>
+            <w:r>
+              <w:rPr>
+                <w:rFonts w:ascii="Calibri" w:hAnsi="Calibri" w:cs="Arial"/>
+                <w:b/>
+                <w:bCs/>
+                <w:i/>
+                <w:iCs/>
+                <w:sz w:val="20"/>
+                <w:szCs w:val="20"/>
+                <w:lang w:eastAsia="es-CL"/>
+              </w:rPr>
+              <w:t>N°</w:t>
+            </w:r>
+            <w:proofErr w:type="spellEnd"/>
+            <w:r>
+              <w:rPr>
+                <w:rFonts w:ascii="Calibri" w:hAnsi="Calibri" w:cs="Arial"/>
+                <w:b/>
+                <w:bCs/>
+                <w:i/>
+                <w:iCs/>
+                <w:sz w:val="20"/>
+                <w:szCs w:val="20"/>
+                <w:lang w:eastAsia="es-CL"/>
+              </w:rPr>
+              <w:t xml:space="preserve"> 21.459 sobre Delitos Informáticos</w:t>
+            </w:r>
+            <w:r>
+              <w:rPr>
+                <w:rFonts w:ascii="Calibri" w:hAnsi="Calibri" w:cs="Arial"/>
+                <w:i/>
+                <w:iCs/>
+                <w:sz w:val="20"/>
+                <w:szCs w:val="20"/>
+                <w:lang w:eastAsia="es-CL"/>
+              </w:rPr>
+              <w:t xml:space="preserve">. </w:t>
+            </w:r>
+          </w:p>
+          <w:p>
+            <w:pPr>
+              <w:ind w:left="720"/>
+              <w:jc w:val="both"/>
+              <w:rPr>
+                <w:rFonts w:ascii="Calibri" w:hAnsi="Calibri" w:cs="Arial"/>
+                <w:i/>
+                <w:iCs/>
+                <w:sz w:val="20"/>
+                <w:szCs w:val="20"/>
+                <w:lang w:eastAsia="es-CL"/>
+              </w:rPr>
+            </w:pPr>
+            <w:r>
+              <w:rPr>
+                <w:rFonts w:ascii="Calibri" w:hAnsi="Calibri" w:cs="Arial"/>
+                <w:b/>
+                <w:bCs/>
+                <w:i/>
+                <w:iCs/>
+                <w:sz w:val="20"/>
+                <w:szCs w:val="20"/>
+                <w:lang w:eastAsia="es-CL"/>
+              </w:rPr>
+              <w:t>Impacto y valor aportado:</w:t>
+            </w:r>
+            <w:r>
+              <w:rPr>
+                <w:rFonts w:ascii="Calibri" w:hAnsi="Calibri" w:cs="Arial"/>
+                <w:i/>
+                <w:iCs/>
+                <w:sz w:val="20"/>
+                <w:szCs w:val="20"/>
+                <w:lang w:eastAsia="es-CL"/>
+              </w:rPr>
+              <w:t xml:space="preserve"> Impacta directamente a equipos de desarrollo (</w:t>
+            </w:r>
+            <w:proofErr w:type="spellStart"/>
+            <w:r>
+              <w:rPr>
+                <w:rFonts w:ascii="Calibri" w:hAnsi="Calibri" w:cs="Arial"/>
+                <w:i/>
+                <w:iCs/>
+                <w:sz w:val="20"/>
+                <w:szCs w:val="20"/>
+                <w:lang w:eastAsia="es-CL"/>
+              </w:rPr>
+              <w:t>DevSecOps</w:t>
+            </w:r>
+            <w:proofErr w:type="spellEnd"/>
+            <w:r>
+              <w:rPr>
+                <w:rFonts w:ascii="Calibri" w:hAnsi="Calibri" w:cs="Arial"/>
+                <w:i/>
+                <w:iCs/>
+                <w:sz w:val="20"/>
+                <w:szCs w:val="20"/>
+                <w:lang w:eastAsia="es-CL"/>
+              </w:rPr>
+              <w:t>), analistas de seguridad y tomadores de decisiones de TI, reduciendo tiempos de respuesta ante vulnerabilidades críticas mediante un flujo reproducible y trazable.</w:t>
+            </w:r>
+          </w:p>
+          <w:p>
+            <w:pPr>
+              <w:pStyle w:val="Prrafodelista"/>
               <w:jc w:val="both"/>
               <w:rPr>
                 <w:rFonts w:ascii="Calibri" w:hAnsi="Calibri" w:cs="Arial"/>
@@ -1373,235 +1562,6 @@
                 <w:lang w:eastAsia="es-CL"/>
               </w:rPr>
             </w:pPr>
-            <w:r>
-              <w:rPr>
-                <w:rFonts w:ascii="Calibri" w:hAnsi="Calibri" w:cs="Arial"/>
-                <w:i/>
-                <w:iCs/>
-                <w:color w:val="548DD4"/>
-                <w:sz w:val="20"/>
-                <w:szCs w:val="20"/>
-                <w:lang w:eastAsia="es-CL"/>
-              </w:rPr>
-              <w:t xml:space="preserve">Todo proyecto, ya sea una innovación, producto, servicio, etc., pretende dar respuesta a una situación o problemática. </w:t>
-            </w:r>
-            <w:r>
-              <w:rPr>
-                <w:rFonts w:ascii="Calibri" w:hAnsi="Calibri" w:cs="Arial"/>
-                <w:i/>
-                <w:iCs/>
-                <w:color w:val="548DD4"/>
-                <w:sz w:val="20"/>
-                <w:szCs w:val="20"/>
-                <w:lang w:eastAsia="es-CL"/>
-              </w:rPr>
-              <w:t xml:space="preserve">Señala qué problema busca </w:t>
-            </w:r>
-            <w:r>
-              <w:rPr>
-                <w:rFonts w:ascii="Calibri" w:hAnsi="Calibri" w:cs="Arial"/>
-                <w:i/>
-                <w:iCs/>
-                <w:color w:val="548DD4"/>
-                <w:sz w:val="20"/>
-                <w:szCs w:val="20"/>
-                <w:lang w:eastAsia="es-CL"/>
-              </w:rPr>
-              <w:t>solucionar tu</w:t>
-            </w:r>
-            <w:r>
-              <w:rPr>
-                <w:rFonts w:ascii="Calibri" w:hAnsi="Calibri" w:cs="Arial"/>
-                <w:i/>
-                <w:iCs/>
-                <w:color w:val="548DD4"/>
-                <w:sz w:val="20"/>
-                <w:szCs w:val="20"/>
-                <w:lang w:eastAsia="es-CL"/>
-              </w:rPr>
-              <w:t xml:space="preserve"> proyecto y la relevancia que tiene para el campo laboral de tu carrera. También menciona el contexto en que esta problemática se sitúa (lugar, a quienes impactaría, etc.). Es importante que esta problemática sea relevante en el contexto de la profesión, siendo su resolución un aporte real o simulado a la organización u entorno en el que se sitúa. Algunas preguntas que pueden ayudarte a responder este apartado son: </w:t>
-            </w:r>
-          </w:p>
-          <w:p>
-            <w:pPr>
-              <w:pStyle w:val="Prrafodelista"/>
-              <w:numPr>
-                <w:ilvl w:val="0"/>
-                <w:numId w:val="3"/>
-              </w:numPr>
-              <w:ind w:left="720"/>
-              <w:jc w:val="both"/>
-              <w:rPr>
-                <w:rFonts w:ascii="Calibri" w:hAnsi="Calibri" w:cs="Arial"/>
-                <w:i/>
-                <w:color w:val="548DD4"/>
-                <w:sz w:val="20"/>
-                <w:szCs w:val="20"/>
-                <w:lang w:eastAsia="es-CL"/>
-              </w:rPr>
-            </w:pPr>
-            <w:r>
-              <w:rPr>
-                <w:rFonts w:ascii="Calibri" w:hAnsi="Calibri" w:cs="Arial"/>
-                <w:i/>
-                <w:color w:val="548DD4"/>
-                <w:sz w:val="20"/>
-                <w:szCs w:val="20"/>
-                <w:lang w:eastAsia="es-CL"/>
-              </w:rPr>
-              <w:t>¿Por qué escogiste este tema? ¿Por qué es relevante este tema para el campo laboral de tu carrera?</w:t>
-            </w:r>
-          </w:p>
-          <w:p>
-            <w:pPr>
-              <w:pStyle w:val="Prrafodelista"/>
-              <w:numPr>
-                <w:ilvl w:val="0"/>
-                <w:numId w:val="3"/>
-              </w:numPr>
-              <w:ind w:left="720"/>
-              <w:jc w:val="both"/>
-              <w:rPr>
-                <w:rFonts w:ascii="Calibri" w:hAnsi="Calibri" w:cs="Arial"/>
-                <w:b/>
-                <w:bCs/>
-                <w:i/>
-                <w:color w:val="548DD4"/>
-                <w:sz w:val="20"/>
-                <w:szCs w:val="20"/>
-                <w:lang w:eastAsia="es-CL"/>
-              </w:rPr>
-            </w:pPr>
-            <w:r>
-              <w:rPr>
-                <w:rFonts w:ascii="Calibri" w:hAnsi="Calibri" w:cs="Arial"/>
-                <w:i/>
-                <w:color w:val="548DD4"/>
-                <w:sz w:val="20"/>
-                <w:szCs w:val="20"/>
-                <w:lang w:eastAsia="es-CL"/>
-              </w:rPr>
-              <w:t xml:space="preserve">¿Dónde se ubica la situación que vas a abordar? (Ej.: País, región, comuna o institución) ¿Cuáles son las características principales de ese lugar? </w:t>
-            </w:r>
-          </w:p>
-          <w:p>
-            <w:pPr>
-              <w:pStyle w:val="Prrafodelista"/>
-              <w:numPr>
-                <w:ilvl w:val="0"/>
-                <w:numId w:val="3"/>
-              </w:numPr>
-              <w:ind w:left="720"/>
-              <w:jc w:val="both"/>
-              <w:rPr>
-                <w:rFonts w:ascii="Calibri" w:hAnsi="Calibri" w:cs="Arial"/>
-                <w:i/>
-                <w:color w:val="548DD4"/>
-                <w:sz w:val="20"/>
-                <w:szCs w:val="20"/>
-                <w:lang w:eastAsia="es-CL"/>
-              </w:rPr>
-            </w:pPr>
-            <w:r>
-              <w:rPr>
-                <w:rFonts w:ascii="Calibri" w:hAnsi="Calibri" w:cs="Arial"/>
-                <w:i/>
-                <w:color w:val="548DD4"/>
-                <w:sz w:val="20"/>
-                <w:szCs w:val="20"/>
-                <w:lang w:eastAsia="es-CL"/>
-              </w:rPr>
-              <w:t xml:space="preserve">¿A quiénes afecta </w:t>
-            </w:r>
-            <w:r>
-              <w:rPr>
-                <w:rFonts w:ascii="Calibri" w:hAnsi="Calibri" w:cs="Arial"/>
-                <w:i/>
-                <w:color w:val="548DD4"/>
-                <w:sz w:val="20"/>
-                <w:szCs w:val="20"/>
-                <w:lang w:eastAsia="es-CL"/>
-              </w:rPr>
-              <w:t xml:space="preserve">o impacta </w:t>
-            </w:r>
-            <w:r>
-              <w:rPr>
-                <w:rFonts w:ascii="Calibri" w:hAnsi="Calibri" w:cs="Arial"/>
-                <w:i/>
-                <w:color w:val="548DD4"/>
-                <w:sz w:val="20"/>
-                <w:szCs w:val="20"/>
-                <w:lang w:eastAsia="es-CL"/>
-              </w:rPr>
-              <w:t>la situación que vas a abordar? (Ej.: Grupo etario, usuarios de algún servicio, etc.)</w:t>
-            </w:r>
-            <w:r>
-              <w:rPr>
-                <w:rFonts w:ascii="Calibri" w:hAnsi="Calibri" w:cs="Arial"/>
-                <w:i/>
-                <w:color w:val="548DD4"/>
-                <w:sz w:val="20"/>
-                <w:szCs w:val="20"/>
-                <w:lang w:eastAsia="es-CL"/>
-              </w:rPr>
-              <w:t>.</w:t>
-            </w:r>
-          </w:p>
-          <w:p>
-            <w:pPr>
-              <w:pStyle w:val="Prrafodelista"/>
-              <w:numPr>
-                <w:ilvl w:val="0"/>
-                <w:numId w:val="3"/>
-              </w:numPr>
-              <w:ind w:left="720"/>
-              <w:jc w:val="both"/>
-              <w:rPr>
-                <w:rFonts w:ascii="Calibri" w:hAnsi="Calibri" w:cs="Arial"/>
-                <w:i/>
-                <w:iCs/>
-                <w:color w:val="548DD4"/>
-                <w:sz w:val="20"/>
-                <w:szCs w:val="20"/>
-                <w:lang w:eastAsia="es-CL"/>
-              </w:rPr>
-            </w:pPr>
-            <w:r>
-              <w:rPr>
-                <w:rFonts w:ascii="Calibri" w:hAnsi="Calibri" w:cs="Arial"/>
-                <w:i/>
-                <w:iCs/>
-                <w:color w:val="548DD4"/>
-                <w:sz w:val="20"/>
-                <w:szCs w:val="20"/>
-                <w:lang w:eastAsia="es-CL"/>
-              </w:rPr>
-              <w:t xml:space="preserve">¿Cuál sería el aporte de valor </w:t>
-            </w:r>
-            <w:r>
-              <w:rPr>
-                <w:rFonts w:ascii="Calibri" w:hAnsi="Calibri" w:cs="Arial"/>
-                <w:i/>
-                <w:iCs/>
-                <w:color w:val="548DD4"/>
-                <w:sz w:val="20"/>
-                <w:szCs w:val="20"/>
-                <w:lang w:eastAsia="es-CL"/>
-              </w:rPr>
-              <w:t xml:space="preserve">(real o simulado) </w:t>
-            </w:r>
-            <w:r>
-              <w:rPr>
-                <w:rFonts w:ascii="Calibri" w:hAnsi="Calibri" w:cs="Arial"/>
-                <w:i/>
-                <w:iCs/>
-                <w:color w:val="548DD4"/>
-                <w:sz w:val="20"/>
-                <w:szCs w:val="20"/>
-                <w:lang w:eastAsia="es-CL"/>
-              </w:rPr>
-              <w:t>de tu Proyecto APT para el contexto laboral y/o social en que se situaría?</w:t>
-            </w:r>
           </w:p>
         </w:tc>
       </w:tr>
@@ -1648,101 +1608,250 @@
               <w:rPr>
                 <w:rFonts w:ascii="Calibri" w:hAnsi="Calibri" w:cs="Arial"/>
                 <w:i/>
-                <w:color w:val="548DD4"/>
-                <w:sz w:val="20"/>
-                <w:szCs w:val="20"/>
-                <w:highlight w:val="cyan"/>
-                <w:lang w:eastAsia="es-CL"/>
-              </w:rPr>
-            </w:pPr>
-            <w:r>
-              <w:rPr>
-                <w:rFonts w:ascii="Calibri" w:hAnsi="Calibri" w:cs="Arial"/>
-                <w:i/>
-                <w:color w:val="548DD4"/>
-                <w:sz w:val="20"/>
-                <w:szCs w:val="20"/>
-                <w:lang w:eastAsia="es-CL"/>
-              </w:rPr>
-              <w:t>Señala qu</w:t>
-            </w:r>
-            <w:r>
-              <w:rPr>
-                <w:rFonts w:ascii="Calibri" w:hAnsi="Calibri" w:cs="Arial"/>
-                <w:i/>
-                <w:color w:val="548DD4"/>
-                <w:sz w:val="20"/>
-                <w:szCs w:val="20"/>
-                <w:lang w:eastAsia="es-CL"/>
-              </w:rPr>
-              <w:t>é</w:t>
-            </w:r>
-            <w:r>
-              <w:rPr>
-                <w:rFonts w:ascii="Calibri" w:hAnsi="Calibri" w:cs="Arial"/>
-                <w:i/>
-                <w:color w:val="548DD4"/>
-                <w:sz w:val="20"/>
-                <w:szCs w:val="20"/>
-                <w:lang w:eastAsia="es-CL"/>
-              </w:rPr>
-              <w:t xml:space="preserve"> se espera lograr con el proyecto </w:t>
-            </w:r>
-            <w:r>
-              <w:rPr>
-                <w:rFonts w:ascii="Calibri" w:hAnsi="Calibri" w:cs="Arial"/>
-                <w:i/>
-                <w:color w:val="548DD4"/>
-                <w:sz w:val="20"/>
-                <w:szCs w:val="20"/>
-                <w:lang w:eastAsia="es-CL"/>
-              </w:rPr>
-              <w:t xml:space="preserve">(objetivo) </w:t>
-            </w:r>
-            <w:r>
-              <w:rPr>
-                <w:rFonts w:ascii="Calibri" w:hAnsi="Calibri" w:cs="Arial"/>
-                <w:i/>
-                <w:color w:val="548DD4"/>
-                <w:sz w:val="20"/>
-                <w:szCs w:val="20"/>
-                <w:lang w:eastAsia="es-CL"/>
-              </w:rPr>
-              <w:t xml:space="preserve">y describe </w:t>
-            </w:r>
-            <w:r>
-              <w:rPr>
-                <w:rFonts w:ascii="Calibri" w:hAnsi="Calibri" w:cs="Arial"/>
+                <w:sz w:val="20"/>
+                <w:szCs w:val="20"/>
+                <w:lang w:eastAsia="es-CL"/>
+              </w:rPr>
+            </w:pPr>
+            <w:proofErr w:type="spellStart"/>
+            <w:r>
+              <w:rPr>
+                <w:rFonts w:ascii="Calibri" w:hAnsi="Calibri" w:cs="Arial"/>
+                <w:i/>
+                <w:sz w:val="20"/>
+                <w:szCs w:val="20"/>
+                <w:lang w:eastAsia="es-CL"/>
+              </w:rPr>
+              <w:t>SentinelAI</w:t>
+            </w:r>
+            <w:proofErr w:type="spellEnd"/>
+            <w:r>
+              <w:rPr>
+                <w:rFonts w:ascii="Calibri" w:hAnsi="Calibri" w:cs="Arial"/>
+                <w:i/>
+                <w:sz w:val="20"/>
+                <w:szCs w:val="20"/>
+                <w:lang w:eastAsia="es-CL"/>
+              </w:rPr>
+              <w:t xml:space="preserve"> es una plataforma integral de ciberseguridad ofensiva asistida por IA que opera dentro de un entorno aislado. Su funcionamiento se estructura en: </w:t>
+            </w:r>
+          </w:p>
+          <w:p>
+            <w:pPr>
+              <w:numPr>
+                <w:ilvl w:val="0"/>
+                <w:numId w:val="8"/>
+              </w:numPr>
+              <w:jc w:val="both"/>
+              <w:rPr>
+                <w:rFonts w:ascii="Calibri" w:hAnsi="Calibri" w:cs="Arial"/>
+                <w:i/>
+                <w:sz w:val="20"/>
+                <w:szCs w:val="20"/>
+                <w:lang w:eastAsia="es-CL"/>
+              </w:rPr>
+            </w:pPr>
+            <w:r>
+              <w:rPr>
+                <w:rFonts w:ascii="Calibri" w:hAnsi="Calibri" w:cs="Arial"/>
+                <w:b/>
                 <w:bCs/>
                 <w:i/>
-                <w:color w:val="548DD4"/>
-                <w:sz w:val="20"/>
-                <w:szCs w:val="20"/>
-                <w:lang w:eastAsia="es-CL"/>
-              </w:rPr>
-              <w:t>brevemente</w:t>
-            </w:r>
-            <w:r>
-              <w:rPr>
-                <w:rFonts w:ascii="Calibri" w:hAnsi="Calibri" w:cs="Arial"/>
-                <w:i/>
-                <w:color w:val="548DD4"/>
-                <w:sz w:val="20"/>
-                <w:szCs w:val="20"/>
-                <w:lang w:eastAsia="es-CL"/>
-              </w:rPr>
-              <w:t xml:space="preserve"> en qué consistiría, cómo planeas abordar la problemática presentada en el apartado</w:t>
-            </w:r>
-            <w:r>
-              <w:rPr>
-                <w:rFonts w:ascii="Calibri" w:hAnsi="Calibri" w:cs="Arial"/>
-                <w:i/>
-                <w:color w:val="548DD4"/>
-                <w:sz w:val="20"/>
-                <w:szCs w:val="20"/>
-                <w:lang w:eastAsia="es-CL"/>
-              </w:rPr>
-              <w:t xml:space="preserve"> anterior. </w:t>
+                <w:sz w:val="20"/>
+                <w:szCs w:val="20"/>
+                <w:lang w:eastAsia="es-CL"/>
+              </w:rPr>
+              <w:t>Reconocimiento automatizado:</w:t>
+            </w:r>
+            <w:r>
+              <w:rPr>
+                <w:rFonts w:ascii="Calibri" w:hAnsi="Calibri" w:cs="Arial"/>
+                <w:i/>
+                <w:sz w:val="20"/>
+                <w:szCs w:val="20"/>
+                <w:lang w:eastAsia="es-CL"/>
+              </w:rPr>
+              <w:t xml:space="preserve"> Orquestación de escáneres dinámicos (OWASP ZAP y </w:t>
+            </w:r>
+            <w:proofErr w:type="spellStart"/>
+            <w:r>
+              <w:rPr>
+                <w:rFonts w:ascii="Calibri" w:hAnsi="Calibri" w:cs="Arial"/>
+                <w:i/>
+                <w:sz w:val="20"/>
+                <w:szCs w:val="20"/>
+                <w:lang w:eastAsia="es-CL"/>
+              </w:rPr>
+              <w:t>Nikto</w:t>
+            </w:r>
+            <w:proofErr w:type="spellEnd"/>
+            <w:r>
+              <w:rPr>
+                <w:rFonts w:ascii="Calibri" w:hAnsi="Calibri" w:cs="Arial"/>
+                <w:i/>
+                <w:sz w:val="20"/>
+                <w:szCs w:val="20"/>
+                <w:lang w:eastAsia="es-CL"/>
+              </w:rPr>
+              <w:t xml:space="preserve">) sobre aplicaciones deliberadamente vulnerables (DVWA, OWASP Juice Shop). </w:t>
+            </w:r>
+          </w:p>
+          <w:p>
+            <w:pPr>
+              <w:numPr>
+                <w:ilvl w:val="0"/>
+                <w:numId w:val="8"/>
+              </w:numPr>
+              <w:jc w:val="both"/>
+              <w:rPr>
+                <w:rFonts w:ascii="Calibri" w:hAnsi="Calibri" w:cs="Arial"/>
+                <w:i/>
+                <w:sz w:val="20"/>
+                <w:szCs w:val="20"/>
+                <w:lang w:eastAsia="es-CL"/>
+              </w:rPr>
+            </w:pPr>
+            <w:r>
+              <w:rPr>
+                <w:rFonts w:ascii="Calibri" w:hAnsi="Calibri" w:cs="Arial"/>
+                <w:b/>
+                <w:bCs/>
+                <w:i/>
+                <w:sz w:val="20"/>
+                <w:szCs w:val="20"/>
+                <w:lang w:eastAsia="es-CL"/>
+              </w:rPr>
+              <w:t>Normalización de datos:</w:t>
+            </w:r>
+            <w:r>
+              <w:rPr>
+                <w:rFonts w:ascii="Calibri" w:hAnsi="Calibri" w:cs="Arial"/>
+                <w:i/>
+                <w:sz w:val="20"/>
+                <w:szCs w:val="20"/>
+                <w:lang w:eastAsia="es-CL"/>
+              </w:rPr>
+              <w:t xml:space="preserve"> Unificación de los reportes dispares a un esquema común en formato JSON. </w:t>
+            </w:r>
+          </w:p>
+          <w:p>
+            <w:pPr>
+              <w:numPr>
+                <w:ilvl w:val="0"/>
+                <w:numId w:val="8"/>
+              </w:numPr>
+              <w:jc w:val="both"/>
+              <w:rPr>
+                <w:rFonts w:ascii="Calibri" w:hAnsi="Calibri" w:cs="Arial"/>
+                <w:i/>
+                <w:sz w:val="20"/>
+                <w:szCs w:val="20"/>
+                <w:lang w:eastAsia="es-CL"/>
+              </w:rPr>
+            </w:pPr>
+            <w:r>
+              <w:rPr>
+                <w:rFonts w:ascii="Calibri" w:hAnsi="Calibri" w:cs="Arial"/>
+                <w:b/>
+                <w:bCs/>
+                <w:i/>
+                <w:sz w:val="20"/>
+                <w:szCs w:val="20"/>
+                <w:lang w:eastAsia="es-CL"/>
+              </w:rPr>
+              <w:t>Procesamiento con IA local:</w:t>
+            </w:r>
+            <w:r>
+              <w:rPr>
+                <w:rFonts w:ascii="Calibri" w:hAnsi="Calibri" w:cs="Arial"/>
+                <w:i/>
+                <w:sz w:val="20"/>
+                <w:szCs w:val="20"/>
+                <w:lang w:eastAsia="es-CL"/>
+              </w:rPr>
+              <w:t xml:space="preserve"> Integración de un modelo de lenguaje local (qwen3:8b sobre Ollama) con decodificación restringida por esquema JSON (</w:t>
+            </w:r>
+            <w:proofErr w:type="spellStart"/>
+            <w:r>
+              <w:rPr>
+                <w:rFonts w:ascii="Calibri" w:hAnsi="Calibri" w:cs="Arial"/>
+                <w:i/>
+                <w:sz w:val="20"/>
+                <w:szCs w:val="20"/>
+                <w:lang w:eastAsia="es-CL"/>
+              </w:rPr>
+              <w:t>Structured</w:t>
+            </w:r>
+            <w:proofErr w:type="spellEnd"/>
+            <w:r>
+              <w:rPr>
+                <w:rFonts w:ascii="Calibri" w:hAnsi="Calibri" w:cs="Arial"/>
+                <w:i/>
+                <w:sz w:val="20"/>
+                <w:szCs w:val="20"/>
+                <w:lang w:eastAsia="es-CL"/>
+              </w:rPr>
+              <w:t xml:space="preserve"> Output) para correlacionar duplicados, filtrar falsos positivos, clasificar según OWASP Top 10 y redactar informes ejecutivos y técnicos con sugerencias de mitigación. </w:t>
+            </w:r>
+          </w:p>
+          <w:p>
+            <w:pPr>
+              <w:numPr>
+                <w:ilvl w:val="0"/>
+                <w:numId w:val="8"/>
+              </w:numPr>
+              <w:jc w:val="both"/>
+              <w:rPr>
+                <w:rFonts w:ascii="Calibri" w:hAnsi="Calibri" w:cs="Arial"/>
+                <w:i/>
+                <w:sz w:val="20"/>
+                <w:szCs w:val="20"/>
+                <w:lang w:eastAsia="es-CL"/>
+              </w:rPr>
+            </w:pPr>
+            <w:r>
+              <w:rPr>
+                <w:rFonts w:ascii="Calibri" w:hAnsi="Calibri" w:cs="Arial"/>
+                <w:b/>
+                <w:bCs/>
+                <w:i/>
+                <w:sz w:val="20"/>
+                <w:szCs w:val="20"/>
+                <w:lang w:eastAsia="es-CL"/>
+              </w:rPr>
+              <w:t>Visualización y persistencia:</w:t>
+            </w:r>
+            <w:r>
+              <w:rPr>
+                <w:rFonts w:ascii="Calibri" w:hAnsi="Calibri" w:cs="Arial"/>
+                <w:i/>
+                <w:sz w:val="20"/>
+                <w:szCs w:val="20"/>
+                <w:lang w:eastAsia="es-CL"/>
+              </w:rPr>
+              <w:t xml:space="preserve"> Almacenamiento en PostgreSQL y despliegue de un </w:t>
+            </w:r>
+            <w:proofErr w:type="spellStart"/>
+            <w:r>
+              <w:rPr>
+                <w:rFonts w:ascii="Calibri" w:hAnsi="Calibri" w:cs="Arial"/>
+                <w:i/>
+                <w:sz w:val="20"/>
+                <w:szCs w:val="20"/>
+                <w:lang w:eastAsia="es-CL"/>
+              </w:rPr>
+              <w:t>dashboard</w:t>
+            </w:r>
+            <w:proofErr w:type="spellEnd"/>
+            <w:r>
+              <w:rPr>
+                <w:rFonts w:ascii="Calibri" w:hAnsi="Calibri" w:cs="Arial"/>
+                <w:i/>
+                <w:sz w:val="20"/>
+                <w:szCs w:val="20"/>
+                <w:lang w:eastAsia="es-CL"/>
+              </w:rPr>
+              <w:t xml:space="preserve"> interactivo para consulta de métricas y descarga de reportes.</w:t>
             </w:r>
           </w:p>
         </w:tc>
@@ -1790,9 +1899,243 @@
               <w:rPr>
                 <w:rFonts w:ascii="Calibri" w:hAnsi="Calibri" w:cs="Arial"/>
                 <w:i/>
+                <w:sz w:val="20"/>
+                <w:szCs w:val="20"/>
+                <w:lang w:eastAsia="es-CL"/>
+              </w:rPr>
+            </w:pPr>
+            <w:r>
+              <w:rPr>
+                <w:rFonts w:ascii="Calibri" w:hAnsi="Calibri" w:cs="Arial"/>
+                <w:i/>
+                <w:sz w:val="20"/>
+                <w:szCs w:val="20"/>
+                <w:lang w:eastAsia="es-CL"/>
+              </w:rPr>
+              <w:t xml:space="preserve">El proyecto integra y valida los pilares del perfil de egreso de Ingeniería en Informática: </w:t>
+            </w:r>
+          </w:p>
+          <w:p>
+            <w:pPr>
+              <w:numPr>
+                <w:ilvl w:val="0"/>
+                <w:numId w:val="9"/>
+              </w:numPr>
+              <w:jc w:val="both"/>
+              <w:rPr>
+                <w:rFonts w:ascii="Calibri" w:hAnsi="Calibri" w:cs="Arial"/>
+                <w:i/>
+                <w:sz w:val="20"/>
+                <w:szCs w:val="20"/>
+                <w:lang w:eastAsia="es-CL"/>
+              </w:rPr>
+            </w:pPr>
+            <w:r>
+              <w:rPr>
+                <w:rFonts w:ascii="Calibri" w:hAnsi="Calibri" w:cs="Arial"/>
+                <w:i/>
+                <w:sz w:val="20"/>
+                <w:szCs w:val="20"/>
+                <w:lang w:eastAsia="es-CL"/>
+              </w:rPr>
+              <w:t xml:space="preserve">Demuestra competencias en </w:t>
+            </w:r>
+            <w:r>
+              <w:rPr>
+                <w:rFonts w:ascii="Calibri" w:hAnsi="Calibri" w:cs="Arial"/>
+                <w:b/>
+                <w:bCs/>
+                <w:i/>
+                <w:sz w:val="20"/>
+                <w:szCs w:val="20"/>
+                <w:lang w:eastAsia="es-CL"/>
+              </w:rPr>
+              <w:t>Seguridad de Sistemas</w:t>
+            </w:r>
+            <w:r>
+              <w:rPr>
+                <w:rFonts w:ascii="Calibri" w:hAnsi="Calibri" w:cs="Arial"/>
+                <w:i/>
+                <w:sz w:val="20"/>
+                <w:szCs w:val="20"/>
+                <w:lang w:eastAsia="es-CL"/>
+              </w:rPr>
+              <w:t xml:space="preserve"> al ejecutar pruebas controladas y mitigar brechas de software. </w:t>
+            </w:r>
+          </w:p>
+          <w:p>
+            <w:pPr>
+              <w:numPr>
+                <w:ilvl w:val="0"/>
+                <w:numId w:val="9"/>
+              </w:numPr>
+              <w:jc w:val="both"/>
+              <w:rPr>
+                <w:rFonts w:ascii="Calibri" w:hAnsi="Calibri" w:cs="Arial"/>
+                <w:i/>
+                <w:sz w:val="20"/>
+                <w:szCs w:val="20"/>
+                <w:lang w:eastAsia="es-CL"/>
+              </w:rPr>
+            </w:pPr>
+            <w:r>
+              <w:rPr>
+                <w:rFonts w:ascii="Calibri" w:hAnsi="Calibri" w:cs="Arial"/>
+                <w:i/>
+                <w:sz w:val="20"/>
+                <w:szCs w:val="20"/>
+                <w:lang w:eastAsia="es-CL"/>
+              </w:rPr>
+              <w:t xml:space="preserve">Aplica </w:t>
+            </w:r>
+            <w:r>
+              <w:rPr>
+                <w:rFonts w:ascii="Calibri" w:hAnsi="Calibri" w:cs="Arial"/>
+                <w:b/>
+                <w:bCs/>
+                <w:i/>
+                <w:sz w:val="20"/>
+                <w:szCs w:val="20"/>
+                <w:lang w:eastAsia="es-CL"/>
+              </w:rPr>
+              <w:t>Arquitectura e Integración de Plataformas</w:t>
+            </w:r>
+            <w:r>
+              <w:rPr>
+                <w:rFonts w:ascii="Calibri" w:hAnsi="Calibri" w:cs="Arial"/>
+                <w:i/>
+                <w:sz w:val="20"/>
+                <w:szCs w:val="20"/>
+                <w:lang w:eastAsia="es-CL"/>
+              </w:rPr>
+              <w:t xml:space="preserve"> al conectar escáneres, </w:t>
+            </w:r>
+            <w:proofErr w:type="spellStart"/>
+            <w:r>
+              <w:rPr>
+                <w:rFonts w:ascii="Calibri" w:hAnsi="Calibri" w:cs="Arial"/>
+                <w:i/>
+                <w:sz w:val="20"/>
+                <w:szCs w:val="20"/>
+                <w:lang w:eastAsia="es-CL"/>
+              </w:rPr>
+              <w:t>APIs</w:t>
+            </w:r>
+            <w:proofErr w:type="spellEnd"/>
+            <w:r>
+              <w:rPr>
+                <w:rFonts w:ascii="Calibri" w:hAnsi="Calibri" w:cs="Arial"/>
+                <w:i/>
+                <w:sz w:val="20"/>
+                <w:szCs w:val="20"/>
+                <w:lang w:eastAsia="es-CL"/>
+              </w:rPr>
+              <w:t xml:space="preserve"> de </w:t>
+            </w:r>
+            <w:proofErr w:type="spellStart"/>
+            <w:r>
+              <w:rPr>
+                <w:rFonts w:ascii="Calibri" w:hAnsi="Calibri" w:cs="Arial"/>
+                <w:i/>
+                <w:sz w:val="20"/>
+                <w:szCs w:val="20"/>
+                <w:lang w:eastAsia="es-CL"/>
+              </w:rPr>
+              <w:t>backend</w:t>
+            </w:r>
+            <w:proofErr w:type="spellEnd"/>
+            <w:r>
+              <w:rPr>
+                <w:rFonts w:ascii="Calibri" w:hAnsi="Calibri" w:cs="Arial"/>
+                <w:i/>
+                <w:sz w:val="20"/>
+                <w:szCs w:val="20"/>
+                <w:lang w:eastAsia="es-CL"/>
+              </w:rPr>
+              <w:t xml:space="preserve"> en Python (</w:t>
+            </w:r>
+            <w:proofErr w:type="spellStart"/>
+            <w:r>
+              <w:rPr>
+                <w:rFonts w:ascii="Calibri" w:hAnsi="Calibri" w:cs="Arial"/>
+                <w:i/>
+                <w:sz w:val="20"/>
+                <w:szCs w:val="20"/>
+                <w:lang w:eastAsia="es-CL"/>
+              </w:rPr>
+              <w:t>FastAPI</w:t>
+            </w:r>
+            <w:proofErr w:type="spellEnd"/>
+            <w:r>
+              <w:rPr>
+                <w:rFonts w:ascii="Calibri" w:hAnsi="Calibri" w:cs="Arial"/>
+                <w:i/>
+                <w:sz w:val="20"/>
+                <w:szCs w:val="20"/>
+                <w:lang w:eastAsia="es-CL"/>
+              </w:rPr>
+              <w:t xml:space="preserve">), motores de IA locales y bases de datos mediante contenedores Docker. </w:t>
+            </w:r>
+          </w:p>
+          <w:p>
+            <w:pPr>
+              <w:numPr>
+                <w:ilvl w:val="0"/>
+                <w:numId w:val="9"/>
+              </w:numPr>
+              <w:jc w:val="both"/>
+              <w:rPr>
+                <w:rFonts w:ascii="Calibri" w:hAnsi="Calibri" w:cs="Arial"/>
+                <w:i/>
+                <w:sz w:val="20"/>
+                <w:szCs w:val="20"/>
+                <w:lang w:eastAsia="es-CL"/>
+              </w:rPr>
+            </w:pPr>
+            <w:r>
+              <w:rPr>
+                <w:rFonts w:ascii="Calibri" w:hAnsi="Calibri" w:cs="Arial"/>
+                <w:i/>
+                <w:sz w:val="20"/>
+                <w:szCs w:val="20"/>
+                <w:lang w:eastAsia="es-CL"/>
+              </w:rPr>
+              <w:lastRenderedPageBreak/>
+              <w:t xml:space="preserve">Pone en práctica la </w:t>
+            </w:r>
+            <w:r>
+              <w:rPr>
+                <w:rFonts w:ascii="Calibri" w:hAnsi="Calibri" w:cs="Arial"/>
+                <w:b/>
+                <w:bCs/>
+                <w:i/>
+                <w:sz w:val="20"/>
+                <w:szCs w:val="20"/>
+                <w:lang w:eastAsia="es-CL"/>
+              </w:rPr>
+              <w:t>Ética Profesional y Legal</w:t>
+            </w:r>
+            <w:r>
+              <w:rPr>
+                <w:rFonts w:ascii="Calibri" w:hAnsi="Calibri" w:cs="Arial"/>
+                <w:i/>
+                <w:sz w:val="20"/>
+                <w:szCs w:val="20"/>
+                <w:lang w:eastAsia="es-CL"/>
+              </w:rPr>
+              <w:t xml:space="preserve"> al establecer un protocolo que prohíbe el ataque a sistemas reales y garantiza la trazabilidad del dato crudo frente a la IA. </w:t>
+            </w:r>
+          </w:p>
+          <w:p>
+            <w:pPr>
+              <w:jc w:val="both"/>
+              <w:rPr>
+                <w:rFonts w:ascii="Calibri" w:hAnsi="Calibri" w:cs="Arial"/>
+                <w:i/>
                 <w:color w:val="548DD4"/>
                 <w:sz w:val="20"/>
                 <w:szCs w:val="20"/>
+                <w:highlight w:val="yellow"/>
                 <w:lang w:eastAsia="es-CL"/>
               </w:rPr>
             </w:pPr>
@@ -1805,98 +2148,7 @@
                 <w:szCs w:val="20"/>
                 <w:lang w:eastAsia="es-CL"/>
               </w:rPr>
-              <w:t>Justifica</w:t>
-            </w:r>
-            <w:r>
-              <w:rPr>
-                <w:rFonts w:ascii="Calibri" w:hAnsi="Calibri" w:cs="Arial"/>
-                <w:i/>
-                <w:color w:val="548DD4"/>
-                <w:sz w:val="20"/>
-                <w:szCs w:val="20"/>
-                <w:lang w:eastAsia="es-CL"/>
-              </w:rPr>
               <w:t xml:space="preserve"> </w:t>
-            </w:r>
-            <w:r>
-              <w:rPr>
-                <w:rFonts w:ascii="Calibri" w:hAnsi="Calibri" w:cs="Arial"/>
-                <w:i/>
-                <w:color w:val="548DD4"/>
-                <w:sz w:val="20"/>
-                <w:szCs w:val="20"/>
-                <w:lang w:eastAsia="es-CL"/>
-              </w:rPr>
-              <w:t>c</w:t>
-            </w:r>
-            <w:r>
-              <w:rPr>
-                <w:rFonts w:ascii="Calibri" w:hAnsi="Calibri" w:cs="Arial"/>
-                <w:i/>
-                <w:color w:val="548DD4"/>
-                <w:sz w:val="20"/>
-                <w:szCs w:val="20"/>
-                <w:lang w:eastAsia="es-CL"/>
-              </w:rPr>
-              <w:t>ó</w:t>
-            </w:r>
-            <w:r>
-              <w:rPr>
-                <w:rFonts w:ascii="Calibri" w:hAnsi="Calibri" w:cs="Arial"/>
-                <w:i/>
-                <w:color w:val="548DD4"/>
-                <w:sz w:val="20"/>
-                <w:szCs w:val="20"/>
-                <w:lang w:eastAsia="es-CL"/>
-              </w:rPr>
-              <w:t>mo se relaciona tu Proyecto APT con el perfil de egreso de tu carrera y, en particular, con las competencias del perfil de egreso que seleccionaste</w:t>
-            </w:r>
-            <w:r>
-              <w:rPr>
-                <w:rFonts w:ascii="Calibri" w:hAnsi="Calibri" w:cs="Arial"/>
-                <w:i/>
-                <w:color w:val="548DD4"/>
-                <w:sz w:val="20"/>
-                <w:szCs w:val="20"/>
-                <w:lang w:eastAsia="es-CL"/>
-              </w:rPr>
-              <w:t xml:space="preserve"> anteriormente</w:t>
-            </w:r>
-            <w:r>
-              <w:rPr>
-                <w:rFonts w:ascii="Calibri" w:hAnsi="Calibri" w:cs="Arial"/>
-                <w:i/>
-                <w:color w:val="548DD4"/>
-                <w:sz w:val="20"/>
-                <w:szCs w:val="20"/>
-                <w:lang w:eastAsia="es-CL"/>
-              </w:rPr>
-              <w:t xml:space="preserve">. </w:t>
-            </w:r>
-          </w:p>
-          <w:p>
-            <w:pPr>
-              <w:jc w:val="both"/>
-              <w:rPr>
-                <w:rFonts w:ascii="Calibri" w:hAnsi="Calibri" w:cs="Arial"/>
-                <w:i/>
-                <w:color w:val="548DD4"/>
-                <w:sz w:val="20"/>
-                <w:szCs w:val="20"/>
-                <w:highlight w:val="yellow"/>
-                <w:lang w:eastAsia="es-CL"/>
-              </w:rPr>
-            </w:pPr>
-            <w:r>
-              <w:rPr>
-                <w:rFonts w:ascii="Calibri" w:hAnsi="Calibri" w:cs="Arial"/>
-                <w:i/>
-                <w:color w:val="548DD4"/>
-                <w:sz w:val="20"/>
-                <w:szCs w:val="20"/>
-                <w:lang w:eastAsia="es-CL"/>
-              </w:rPr>
-              <w:t xml:space="preserve">¿De qué manera se relaciona el Proyecto APT con el perfil de egreso de tu carrera? ¿De qué manera son necesarias las competencias que seleccionaste para resolver la problemática a trabajar? </w:t>
             </w:r>
           </w:p>
         </w:tc>
@@ -1922,6 +2174,7 @@
                 <w:rFonts w:ascii="Calibri" w:hAnsi="Calibri"/>
                 <w:color w:val="1F3864" w:themeColor="accent1" w:themeShade="80"/>
               </w:rPr>
+              <w:lastRenderedPageBreak/>
               <w:t>Relación con los intereses profesionales</w:t>
             </w:r>
           </w:p>
@@ -1940,52 +2193,6 @@
                 <w:color w:val="548DD4"/>
                 <w:sz w:val="20"/>
                 <w:szCs w:val="20"/>
-                <w:lang w:eastAsia="es-CL"/>
-              </w:rPr>
-            </w:pPr>
-            <w:r>
-              <w:rPr>
-                <w:rFonts w:ascii="Calibri" w:hAnsi="Calibri" w:cs="Arial"/>
-                <w:i/>
-                <w:color w:val="548DD4"/>
-                <w:sz w:val="20"/>
-                <w:szCs w:val="20"/>
-                <w:lang w:eastAsia="es-CL"/>
-              </w:rPr>
-              <w:t>Señala c</w:t>
-            </w:r>
-            <w:r>
-              <w:rPr>
-                <w:rFonts w:ascii="Calibri" w:hAnsi="Calibri" w:cs="Arial"/>
-                <w:i/>
-                <w:color w:val="548DD4"/>
-                <w:sz w:val="20"/>
-                <w:szCs w:val="20"/>
-                <w:lang w:eastAsia="es-CL"/>
-              </w:rPr>
-              <w:t>ó</w:t>
-            </w:r>
-            <w:r>
-              <w:rPr>
-                <w:rFonts w:ascii="Calibri" w:hAnsi="Calibri" w:cs="Arial"/>
-                <w:i/>
-                <w:color w:val="548DD4"/>
-                <w:sz w:val="20"/>
-                <w:szCs w:val="20"/>
-                <w:lang w:eastAsia="es-CL"/>
-              </w:rPr>
-              <w:t>mo se relaciona el Proyecto APT que propones con tus intereses profesionales.</w:t>
-            </w:r>
-          </w:p>
-          <w:p>
-            <w:pPr>
-              <w:jc w:val="both"/>
-              <w:rPr>
-                <w:rFonts w:ascii="Calibri" w:hAnsi="Calibri" w:cs="Arial"/>
-                <w:i/>
-                <w:color w:val="548DD4"/>
-                <w:sz w:val="20"/>
-                <w:szCs w:val="20"/>
                 <w:highlight w:val="yellow"/>
                 <w:lang w:eastAsia="es-CL"/>
               </w:rPr>
@@ -1994,34 +2201,109 @@
               <w:rPr>
                 <w:rFonts w:ascii="Calibri" w:hAnsi="Calibri" w:cs="Arial"/>
                 <w:i/>
-                <w:color w:val="548DD4"/>
-                <w:sz w:val="20"/>
-                <w:szCs w:val="20"/>
-                <w:lang w:eastAsia="es-CL"/>
-              </w:rPr>
-              <w:t>¿Cuáles son tus intereses profesionales?  ¿Qué aspectos de tus intereses profesionales se ven reflejados en tu Proyecto APT? Realizar este Proyecto APT</w:t>
-            </w:r>
-            <w:r>
-              <w:rPr>
-                <w:rFonts w:ascii="Calibri" w:hAnsi="Calibri" w:cs="Arial"/>
-                <w:i/>
-                <w:color w:val="548DD4"/>
-                <w:sz w:val="20"/>
-                <w:szCs w:val="20"/>
-                <w:lang w:eastAsia="es-CL"/>
-              </w:rPr>
-              <w:t>,</w:t>
-            </w:r>
-            <w:r>
-              <w:rPr>
-                <w:rFonts w:ascii="Calibri" w:hAnsi="Calibri" w:cs="Arial"/>
-                <w:i/>
-                <w:color w:val="548DD4"/>
-                <w:sz w:val="20"/>
-                <w:szCs w:val="20"/>
-                <w:lang w:eastAsia="es-CL"/>
-              </w:rPr>
-              <w:t xml:space="preserve"> ¿de qué manera va a contribuir a tu desarrollo profesional? </w:t>
+                <w:sz w:val="20"/>
+                <w:szCs w:val="20"/>
+                <w:lang w:eastAsia="es-CL"/>
+              </w:rPr>
+              <w:t xml:space="preserve">El proyecto converge directamente con el interés en la arquitectura de software avanzada, el desarrollo </w:t>
+            </w:r>
+            <w:proofErr w:type="spellStart"/>
+            <w:r>
+              <w:rPr>
+                <w:rFonts w:ascii="Calibri" w:hAnsi="Calibri" w:cs="Arial"/>
+                <w:i/>
+                <w:sz w:val="20"/>
+                <w:szCs w:val="20"/>
+                <w:lang w:eastAsia="es-CL"/>
+              </w:rPr>
+              <w:t>fullstack</w:t>
+            </w:r>
+            <w:proofErr w:type="spellEnd"/>
+            <w:r>
+              <w:rPr>
+                <w:rFonts w:ascii="Calibri" w:hAnsi="Calibri" w:cs="Arial"/>
+                <w:i/>
+                <w:sz w:val="20"/>
+                <w:szCs w:val="20"/>
+                <w:lang w:eastAsia="es-CL"/>
+              </w:rPr>
+              <w:t xml:space="preserve"> moderno y la adopción práctica de modelos de inteligencia artificial en entornos privados (</w:t>
+            </w:r>
+            <w:proofErr w:type="spellStart"/>
+            <w:r>
+              <w:rPr>
+                <w:rFonts w:ascii="Calibri" w:hAnsi="Calibri" w:cs="Arial"/>
+                <w:i/>
+                <w:sz w:val="20"/>
+                <w:szCs w:val="20"/>
+                <w:lang w:eastAsia="es-CL"/>
+              </w:rPr>
+              <w:t>on</w:t>
+            </w:r>
+            <w:proofErr w:type="spellEnd"/>
+            <w:r>
+              <w:rPr>
+                <w:rFonts w:ascii="Calibri" w:hAnsi="Calibri" w:cs="Arial"/>
+                <w:i/>
+                <w:sz w:val="20"/>
+                <w:szCs w:val="20"/>
+                <w:lang w:eastAsia="es-CL"/>
+              </w:rPr>
+              <w:t xml:space="preserve">-premise / </w:t>
+            </w:r>
+            <w:proofErr w:type="spellStart"/>
+            <w:r>
+              <w:rPr>
+                <w:rFonts w:ascii="Calibri" w:hAnsi="Calibri" w:cs="Arial"/>
+                <w:i/>
+                <w:sz w:val="20"/>
+                <w:szCs w:val="20"/>
+                <w:lang w:eastAsia="es-CL"/>
+              </w:rPr>
+              <w:t>edge</w:t>
+            </w:r>
+            <w:proofErr w:type="spellEnd"/>
+            <w:r>
+              <w:rPr>
+                <w:rFonts w:ascii="Calibri" w:hAnsi="Calibri" w:cs="Arial"/>
+                <w:i/>
+                <w:sz w:val="20"/>
+                <w:szCs w:val="20"/>
+                <w:lang w:eastAsia="es-CL"/>
+              </w:rPr>
+              <w:t xml:space="preserve"> </w:t>
+            </w:r>
+            <w:proofErr w:type="spellStart"/>
+            <w:r>
+              <w:rPr>
+                <w:rFonts w:ascii="Calibri" w:hAnsi="Calibri" w:cs="Arial"/>
+                <w:i/>
+                <w:sz w:val="20"/>
+                <w:szCs w:val="20"/>
+                <w:lang w:eastAsia="es-CL"/>
+              </w:rPr>
+              <w:t>computing</w:t>
+            </w:r>
+            <w:proofErr w:type="spellEnd"/>
+            <w:r>
+              <w:rPr>
+                <w:rFonts w:ascii="Calibri" w:hAnsi="Calibri" w:cs="Arial"/>
+                <w:i/>
+                <w:sz w:val="20"/>
+                <w:szCs w:val="20"/>
+                <w:lang w:eastAsia="es-CL"/>
+              </w:rPr>
+              <w:t>). Aporta valor diferencial al portafolio al resolver un problema complejo de ingeniería de software y seguridad aplicada sin depender de servicios de terceros en la nube.</w:t>
+            </w:r>
+            <w:r>
+              <w:rPr>
+                <w:rFonts w:ascii="Calibri" w:hAnsi="Calibri" w:cs="Arial"/>
+                <w:i/>
+                <w:sz w:val="20"/>
+                <w:szCs w:val="20"/>
+                <w:lang w:eastAsia="es-CL"/>
+              </w:rPr>
+              <w:t xml:space="preserve"> </w:t>
             </w:r>
           </w:p>
         </w:tc>
@@ -2058,341 +2340,62 @@
           </w:tcPr>
           <w:p>
             <w:pPr>
-              <w:jc w:val="both"/>
-              <w:rPr>
-                <w:rFonts w:ascii="Calibri" w:hAnsi="Calibri" w:cs="Arial"/>
-                <w:i/>
-                <w:color w:val="548DD4"/>
-                <w:sz w:val="20"/>
-                <w:szCs w:val="20"/>
-                <w:lang w:eastAsia="es-CL"/>
-              </w:rPr>
-            </w:pPr>
-            <w:r>
-              <w:rPr>
-                <w:rFonts w:ascii="Calibri" w:hAnsi="Calibri" w:cs="Arial"/>
-                <w:i/>
-                <w:color w:val="548DD4"/>
-                <w:sz w:val="20"/>
-                <w:szCs w:val="20"/>
-                <w:lang w:eastAsia="es-CL"/>
-              </w:rPr>
-              <w:t>Justifica</w:t>
-            </w:r>
-            <w:r>
-              <w:rPr>
-                <w:rFonts w:ascii="Calibri" w:hAnsi="Calibri" w:cs="Arial"/>
-                <w:i/>
-                <w:color w:val="548DD4"/>
-                <w:sz w:val="20"/>
-                <w:szCs w:val="20"/>
-                <w:lang w:eastAsia="es-CL"/>
-              </w:rPr>
-              <w:t xml:space="preserve"> </w:t>
-            </w:r>
-            <w:r>
-              <w:rPr>
-                <w:rFonts w:ascii="Calibri" w:hAnsi="Calibri" w:cs="Arial"/>
-                <w:i/>
-                <w:color w:val="548DD4"/>
-                <w:sz w:val="20"/>
-                <w:szCs w:val="20"/>
-                <w:lang w:eastAsia="es-CL"/>
-              </w:rPr>
-              <w:t xml:space="preserve">brevemente </w:t>
-            </w:r>
-            <w:r>
-              <w:rPr>
-                <w:rFonts w:ascii="Calibri" w:hAnsi="Calibri" w:cs="Arial"/>
-                <w:i/>
-                <w:color w:val="548DD4"/>
-                <w:sz w:val="20"/>
-                <w:szCs w:val="20"/>
-                <w:lang w:eastAsia="es-CL"/>
-              </w:rPr>
-              <w:t>por qué es posible desarrollar tu proyecto APT</w:t>
-            </w:r>
-            <w:r>
-              <w:rPr>
-                <w:rFonts w:ascii="Calibri" w:hAnsi="Calibri" w:cs="Arial"/>
-                <w:i/>
-                <w:color w:val="548DD4"/>
-                <w:sz w:val="20"/>
-                <w:szCs w:val="20"/>
-                <w:lang w:eastAsia="es-CL"/>
-              </w:rPr>
-              <w:t>. Considera</w:t>
-            </w:r>
-            <w:r>
-              <w:rPr>
-                <w:rFonts w:ascii="Calibri" w:hAnsi="Calibri" w:cs="Arial"/>
-                <w:i/>
-                <w:color w:val="548DD4"/>
-                <w:sz w:val="20"/>
-                <w:szCs w:val="20"/>
-                <w:lang w:eastAsia="es-CL"/>
-              </w:rPr>
-              <w:t xml:space="preserve"> el tiempo </w:t>
-            </w:r>
-            <w:r>
-              <w:rPr>
-                <w:rFonts w:ascii="Calibri" w:hAnsi="Calibri" w:cs="Arial"/>
-                <w:i/>
-                <w:color w:val="548DD4"/>
-                <w:sz w:val="20"/>
-                <w:szCs w:val="20"/>
-                <w:lang w:eastAsia="es-CL"/>
-              </w:rPr>
-              <w:t xml:space="preserve">y materiales </w:t>
-            </w:r>
-            <w:r>
-              <w:rPr>
-                <w:rFonts w:ascii="Calibri" w:hAnsi="Calibri" w:cs="Arial"/>
-                <w:i/>
-                <w:color w:val="548DD4"/>
-                <w:sz w:val="20"/>
-                <w:szCs w:val="20"/>
-                <w:lang w:eastAsia="es-CL"/>
-              </w:rPr>
-              <w:t>que necesitas para desarrollarlo</w:t>
-            </w:r>
-            <w:r>
-              <w:rPr>
-                <w:rFonts w:ascii="Calibri" w:hAnsi="Calibri" w:cs="Arial"/>
-                <w:i/>
-                <w:color w:val="548DD4"/>
-                <w:sz w:val="20"/>
-                <w:szCs w:val="20"/>
-                <w:lang w:eastAsia="es-CL"/>
-              </w:rPr>
-              <w:t xml:space="preserve">, así como </w:t>
-            </w:r>
-            <w:r>
-              <w:rPr>
-                <w:rFonts w:ascii="Calibri" w:hAnsi="Calibri" w:cs="Arial"/>
-                <w:i/>
-                <w:color w:val="548DD4"/>
-                <w:sz w:val="20"/>
-                <w:szCs w:val="20"/>
-                <w:lang w:eastAsia="es-CL"/>
-              </w:rPr>
-              <w:t xml:space="preserve">los posibles factores externos que podrían dificultar </w:t>
-            </w:r>
-            <w:r>
-              <w:rPr>
-                <w:rFonts w:ascii="Calibri" w:hAnsi="Calibri" w:cs="Arial"/>
-                <w:i/>
-                <w:color w:val="548DD4"/>
-                <w:sz w:val="20"/>
-                <w:szCs w:val="20"/>
-                <w:lang w:eastAsia="es-CL"/>
-              </w:rPr>
-              <w:t xml:space="preserve">y facilitar </w:t>
-            </w:r>
-            <w:r>
-              <w:rPr>
-                <w:rFonts w:ascii="Calibri" w:hAnsi="Calibri" w:cs="Arial"/>
-                <w:i/>
-                <w:color w:val="548DD4"/>
-                <w:sz w:val="20"/>
-                <w:szCs w:val="20"/>
-                <w:lang w:eastAsia="es-CL"/>
-              </w:rPr>
-              <w:t xml:space="preserve">su desarrollo.  </w:t>
-            </w:r>
-          </w:p>
-          <w:p>
-            <w:pPr>
-              <w:rPr>
-                <w:rFonts w:ascii="Calibri" w:hAnsi="Calibri" w:cs="Arial"/>
-                <w:i/>
-                <w:color w:val="548DD4"/>
-                <w:sz w:val="20"/>
-                <w:szCs w:val="20"/>
-                <w:lang w:eastAsia="es-CL"/>
-              </w:rPr>
-            </w:pPr>
-            <w:r>
-              <w:rPr>
-                <w:rFonts w:ascii="Calibri" w:hAnsi="Calibri" w:cs="Arial"/>
-                <w:i/>
-                <w:color w:val="548DD4"/>
-                <w:sz w:val="20"/>
-                <w:szCs w:val="20"/>
-                <w:lang w:eastAsia="es-CL"/>
-              </w:rPr>
-              <w:t>¿</w:t>
-            </w:r>
-            <w:r>
-              <w:rPr>
-                <w:rFonts w:ascii="Calibri" w:hAnsi="Calibri" w:cs="Arial"/>
-                <w:i/>
-                <w:color w:val="548DD4"/>
-                <w:sz w:val="20"/>
-                <w:szCs w:val="20"/>
-                <w:lang w:eastAsia="es-CL"/>
-              </w:rPr>
-              <w:t>P</w:t>
-            </w:r>
-            <w:r>
-              <w:rPr>
-                <w:rFonts w:ascii="Calibri" w:hAnsi="Calibri" w:cs="Arial"/>
-                <w:i/>
-                <w:color w:val="548DD4"/>
-                <w:sz w:val="20"/>
-                <w:szCs w:val="20"/>
-                <w:lang w:eastAsia="es-CL"/>
-              </w:rPr>
-              <w:t>or</w:t>
-            </w:r>
-            <w:r>
-              <w:rPr>
-                <w:rFonts w:ascii="Calibri" w:hAnsi="Calibri" w:cs="Arial"/>
-                <w:i/>
-                <w:color w:val="548DD4"/>
-                <w:sz w:val="20"/>
-                <w:szCs w:val="20"/>
-                <w:lang w:eastAsia="es-CL"/>
-              </w:rPr>
-              <w:t xml:space="preserve"> </w:t>
-            </w:r>
-            <w:r>
-              <w:rPr>
-                <w:rFonts w:ascii="Calibri" w:hAnsi="Calibri" w:cs="Arial"/>
-                <w:i/>
-                <w:color w:val="548DD4"/>
-                <w:sz w:val="20"/>
-                <w:szCs w:val="20"/>
-                <w:lang w:eastAsia="es-CL"/>
-              </w:rPr>
-              <w:t>qu</w:t>
-            </w:r>
-            <w:r>
-              <w:rPr>
-                <w:rFonts w:ascii="Calibri" w:hAnsi="Calibri" w:cs="Arial"/>
-                <w:i/>
-                <w:color w:val="548DD4"/>
-                <w:sz w:val="20"/>
-                <w:szCs w:val="20"/>
-                <w:lang w:eastAsia="es-CL"/>
-              </w:rPr>
-              <w:t>é</w:t>
-            </w:r>
-            <w:r>
-              <w:rPr>
-                <w:rFonts w:ascii="Calibri" w:hAnsi="Calibri" w:cs="Arial"/>
-                <w:i/>
-                <w:color w:val="548DD4"/>
-                <w:sz w:val="20"/>
-                <w:szCs w:val="20"/>
-                <w:lang w:eastAsia="es-CL"/>
-              </w:rPr>
-              <w:t xml:space="preserve"> </w:t>
-            </w:r>
-            <w:r>
-              <w:rPr>
-                <w:rFonts w:ascii="Calibri" w:hAnsi="Calibri" w:cs="Arial"/>
-                <w:i/>
-                <w:color w:val="548DD4"/>
-                <w:sz w:val="20"/>
-                <w:szCs w:val="20"/>
-                <w:lang w:eastAsia="es-CL"/>
-              </w:rPr>
-              <w:t xml:space="preserve">crees </w:t>
-            </w:r>
-            <w:r>
-              <w:rPr>
-                <w:rFonts w:ascii="Calibri" w:hAnsi="Calibri" w:cs="Arial"/>
-                <w:i/>
-                <w:color w:val="548DD4"/>
-                <w:sz w:val="20"/>
-                <w:szCs w:val="20"/>
-                <w:lang w:eastAsia="es-CL"/>
-              </w:rPr>
-              <w:t xml:space="preserve">es </w:t>
-            </w:r>
-            <w:r>
-              <w:rPr>
-                <w:rFonts w:ascii="Calibri" w:hAnsi="Calibri" w:cs="Arial"/>
-                <w:i/>
-                <w:color w:val="548DD4"/>
-                <w:sz w:val="20"/>
-                <w:szCs w:val="20"/>
-                <w:lang w:eastAsia="es-CL"/>
-              </w:rPr>
-              <w:t xml:space="preserve">posible desarrollar tu </w:t>
-            </w:r>
-            <w:r>
-              <w:rPr>
-                <w:rFonts w:ascii="Calibri" w:hAnsi="Calibri" w:cs="Arial"/>
-                <w:i/>
-                <w:color w:val="548DD4"/>
-                <w:sz w:val="20"/>
-                <w:szCs w:val="20"/>
-                <w:lang w:eastAsia="es-CL"/>
-              </w:rPr>
-              <w:t xml:space="preserve">Proyecto </w:t>
-            </w:r>
-            <w:r>
-              <w:rPr>
-                <w:rFonts w:ascii="Calibri" w:hAnsi="Calibri" w:cs="Arial"/>
-                <w:i/>
-                <w:color w:val="548DD4"/>
-                <w:sz w:val="20"/>
-                <w:szCs w:val="20"/>
-                <w:lang w:eastAsia="es-CL"/>
-              </w:rPr>
-              <w:t>APT</w:t>
-            </w:r>
-            <w:r>
-              <w:rPr>
-                <w:rFonts w:ascii="Calibri" w:hAnsi="Calibri" w:cs="Arial"/>
-                <w:i/>
-                <w:color w:val="548DD4"/>
-                <w:sz w:val="20"/>
-                <w:szCs w:val="20"/>
-                <w:lang w:eastAsia="es-CL"/>
-              </w:rPr>
-              <w:t>?</w:t>
-            </w:r>
-            <w:r>
-              <w:rPr>
-                <w:rFonts w:ascii="Calibri" w:hAnsi="Calibri" w:cs="Arial"/>
-                <w:i/>
-                <w:color w:val="548DD4"/>
-                <w:sz w:val="20"/>
-                <w:szCs w:val="20"/>
-                <w:lang w:eastAsia="es-CL"/>
-              </w:rPr>
-              <w:t xml:space="preserve"> Para responder esta pregunta debes tener en consideración:</w:t>
-            </w:r>
-          </w:p>
-          <w:p>
-            <w:pPr>
               <w:pStyle w:val="Prrafodelista"/>
               <w:numPr>
                 <w:ilvl w:val="0"/>
-                <w:numId w:val="2"/>
+                <w:numId w:val="9"/>
               </w:numPr>
               <w:rPr>
                 <w:rFonts w:ascii="Calibri" w:hAnsi="Calibri" w:cs="Arial"/>
                 <w:i/>
-                <w:color w:val="548DD4"/>
-                <w:sz w:val="20"/>
-                <w:szCs w:val="20"/>
-                <w:lang w:eastAsia="es-CL"/>
-              </w:rPr>
-            </w:pPr>
-            <w:r>
-              <w:rPr>
-                <w:rFonts w:ascii="Calibri" w:hAnsi="Calibri" w:cs="Arial"/>
-                <w:i/>
-                <w:color w:val="548DD4"/>
-                <w:sz w:val="20"/>
-                <w:szCs w:val="20"/>
-                <w:lang w:eastAsia="es-CL"/>
-              </w:rPr>
-              <w:t>Duración del semestre</w:t>
+                <w:sz w:val="20"/>
+                <w:szCs w:val="20"/>
+                <w:lang w:eastAsia="es-CL"/>
+              </w:rPr>
+            </w:pPr>
+            <w:r>
+              <w:rPr>
+                <w:rFonts w:ascii="Calibri" w:hAnsi="Calibri" w:cs="Arial"/>
+                <w:b/>
+                <w:bCs/>
+                <w:i/>
+                <w:sz w:val="20"/>
+                <w:szCs w:val="20"/>
+                <w:lang w:eastAsia="es-CL"/>
+              </w:rPr>
+              <w:t>Tiempo y dedicación:</w:t>
+            </w:r>
+            <w:r>
+              <w:rPr>
+                <w:rFonts w:ascii="Calibri" w:hAnsi="Calibri" w:cs="Arial"/>
+                <w:i/>
+                <w:sz w:val="20"/>
+                <w:szCs w:val="20"/>
+                <w:lang w:eastAsia="es-CL"/>
+              </w:rPr>
+              <w:t xml:space="preserve"> Planificado para ejecutarse en 18 semanas cronológicas dentro del semestre lectivo de la asignatura </w:t>
+            </w:r>
+            <w:proofErr w:type="spellStart"/>
+            <w:r>
+              <w:rPr>
+                <w:rFonts w:ascii="Calibri" w:hAnsi="Calibri" w:cs="Arial"/>
+                <w:i/>
+                <w:sz w:val="20"/>
+                <w:szCs w:val="20"/>
+                <w:lang w:eastAsia="es-CL"/>
+              </w:rPr>
+              <w:t>Capstone</w:t>
+            </w:r>
+            <w:proofErr w:type="spellEnd"/>
+            <w:r>
+              <w:rPr>
+                <w:rFonts w:ascii="Calibri" w:hAnsi="Calibri" w:cs="Arial"/>
+                <w:i/>
+                <w:sz w:val="20"/>
+                <w:szCs w:val="20"/>
+                <w:lang w:eastAsia="es-CL"/>
+              </w:rPr>
+              <w:t xml:space="preserve">. </w:t>
             </w:r>
           </w:p>
           <w:p>
@@ -2400,27 +2403,173 @@
               <w:pStyle w:val="Prrafodelista"/>
               <w:numPr>
                 <w:ilvl w:val="0"/>
-                <w:numId w:val="2"/>
+                <w:numId w:val="9"/>
               </w:numPr>
               <w:rPr>
                 <w:rFonts w:ascii="Calibri" w:hAnsi="Calibri" w:cs="Arial"/>
                 <w:i/>
-                <w:color w:val="548DD4"/>
-                <w:sz w:val="20"/>
-                <w:szCs w:val="20"/>
-                <w:lang w:eastAsia="es-CL"/>
-              </w:rPr>
-            </w:pPr>
-            <w:r>
-              <w:rPr>
-                <w:rFonts w:ascii="Calibri" w:hAnsi="Calibri" w:cs="Arial"/>
-                <w:i/>
-                <w:color w:val="548DD4"/>
-                <w:sz w:val="20"/>
-                <w:szCs w:val="20"/>
-                <w:lang w:eastAsia="es-CL"/>
-              </w:rPr>
-              <w:t xml:space="preserve">Horas asignadas a la asignatura </w:t>
+                <w:sz w:val="20"/>
+                <w:szCs w:val="20"/>
+                <w:lang w:eastAsia="es-CL"/>
+              </w:rPr>
+            </w:pPr>
+            <w:r>
+              <w:rPr>
+                <w:rFonts w:ascii="Calibri" w:hAnsi="Calibri" w:cs="Arial"/>
+                <w:b/>
+                <w:bCs/>
+                <w:i/>
+                <w:sz w:val="20"/>
+                <w:szCs w:val="20"/>
+                <w:lang w:eastAsia="es-CL"/>
+              </w:rPr>
+              <w:t xml:space="preserve">Materiales y </w:t>
+            </w:r>
+            <w:proofErr w:type="spellStart"/>
+            <w:r>
+              <w:rPr>
+                <w:rFonts w:ascii="Calibri" w:hAnsi="Calibri" w:cs="Arial"/>
+                <w:b/>
+                <w:bCs/>
+                <w:i/>
+                <w:sz w:val="20"/>
+                <w:szCs w:val="20"/>
+                <w:lang w:eastAsia="es-CL"/>
+              </w:rPr>
+              <w:t>stack</w:t>
+            </w:r>
+            <w:proofErr w:type="spellEnd"/>
+            <w:r>
+              <w:rPr>
+                <w:rFonts w:ascii="Calibri" w:hAnsi="Calibri" w:cs="Arial"/>
+                <w:b/>
+                <w:bCs/>
+                <w:i/>
+                <w:sz w:val="20"/>
+                <w:szCs w:val="20"/>
+                <w:lang w:eastAsia="es-CL"/>
+              </w:rPr>
+              <w:t xml:space="preserve"> técnico:</w:t>
+            </w:r>
+            <w:r>
+              <w:rPr>
+                <w:rFonts w:ascii="Calibri" w:hAnsi="Calibri" w:cs="Arial"/>
+                <w:i/>
+                <w:sz w:val="20"/>
+                <w:szCs w:val="20"/>
+                <w:lang w:eastAsia="es-CL"/>
+              </w:rPr>
+              <w:t xml:space="preserve"> 100% Open </w:t>
+            </w:r>
+            <w:proofErr w:type="spellStart"/>
+            <w:r>
+              <w:rPr>
+                <w:rFonts w:ascii="Calibri" w:hAnsi="Calibri" w:cs="Arial"/>
+                <w:i/>
+                <w:sz w:val="20"/>
+                <w:szCs w:val="20"/>
+                <w:lang w:eastAsia="es-CL"/>
+              </w:rPr>
+              <w:t>Source</w:t>
+            </w:r>
+            <w:proofErr w:type="spellEnd"/>
+            <w:r>
+              <w:rPr>
+                <w:rFonts w:ascii="Calibri" w:hAnsi="Calibri" w:cs="Arial"/>
+                <w:i/>
+                <w:sz w:val="20"/>
+                <w:szCs w:val="20"/>
+                <w:lang w:eastAsia="es-CL"/>
+              </w:rPr>
+              <w:t xml:space="preserve"> y gratuito (</w:t>
+            </w:r>
+            <w:proofErr w:type="spellStart"/>
+            <w:r>
+              <w:rPr>
+                <w:rFonts w:ascii="Calibri" w:hAnsi="Calibri" w:cs="Arial"/>
+                <w:i/>
+                <w:sz w:val="20"/>
+                <w:szCs w:val="20"/>
+                <w:lang w:eastAsia="es-CL"/>
+              </w:rPr>
+              <w:t>FastAPI</w:t>
+            </w:r>
+            <w:proofErr w:type="spellEnd"/>
+            <w:r>
+              <w:rPr>
+                <w:rFonts w:ascii="Calibri" w:hAnsi="Calibri" w:cs="Arial"/>
+                <w:i/>
+                <w:sz w:val="20"/>
+                <w:szCs w:val="20"/>
+                <w:lang w:eastAsia="es-CL"/>
+              </w:rPr>
+              <w:t xml:space="preserve">, Ollama, PostgreSQL, Docker </w:t>
+            </w:r>
+            <w:proofErr w:type="spellStart"/>
+            <w:r>
+              <w:rPr>
+                <w:rFonts w:ascii="Calibri" w:hAnsi="Calibri" w:cs="Arial"/>
+                <w:i/>
+                <w:sz w:val="20"/>
+                <w:szCs w:val="20"/>
+                <w:lang w:eastAsia="es-CL"/>
+              </w:rPr>
+              <w:t>Compose</w:t>
+            </w:r>
+            <w:proofErr w:type="spellEnd"/>
+            <w:r>
+              <w:rPr>
+                <w:rFonts w:ascii="Calibri" w:hAnsi="Calibri" w:cs="Arial"/>
+                <w:i/>
+                <w:sz w:val="20"/>
+                <w:szCs w:val="20"/>
+                <w:lang w:eastAsia="es-CL"/>
+              </w:rPr>
+              <w:t xml:space="preserve">, OWASP ZAP, </w:t>
+            </w:r>
+            <w:proofErr w:type="spellStart"/>
+            <w:r>
+              <w:rPr>
+                <w:rFonts w:ascii="Calibri" w:hAnsi="Calibri" w:cs="Arial"/>
+                <w:i/>
+                <w:sz w:val="20"/>
+                <w:szCs w:val="20"/>
+                <w:lang w:eastAsia="es-CL"/>
+              </w:rPr>
+              <w:t>Nikto</w:t>
+            </w:r>
+            <w:proofErr w:type="spellEnd"/>
+            <w:r>
+              <w:rPr>
+                <w:rFonts w:ascii="Calibri" w:hAnsi="Calibri" w:cs="Arial"/>
+                <w:i/>
+                <w:sz w:val="20"/>
+                <w:szCs w:val="20"/>
+                <w:lang w:eastAsia="es-CL"/>
+              </w:rPr>
+              <w:t xml:space="preserve">, </w:t>
+            </w:r>
+            <w:proofErr w:type="spellStart"/>
+            <w:r>
+              <w:rPr>
+                <w:rFonts w:ascii="Calibri" w:hAnsi="Calibri" w:cs="Arial"/>
+                <w:i/>
+                <w:sz w:val="20"/>
+                <w:szCs w:val="20"/>
+                <w:lang w:eastAsia="es-CL"/>
+              </w:rPr>
+              <w:t>React</w:t>
+            </w:r>
+            <w:proofErr w:type="spellEnd"/>
+            <w:r>
+              <w:rPr>
+                <w:rFonts w:ascii="Calibri" w:hAnsi="Calibri" w:cs="Arial"/>
+                <w:i/>
+                <w:sz w:val="20"/>
+                <w:szCs w:val="20"/>
+                <w:lang w:eastAsia="es-CL"/>
+              </w:rPr>
+              <w:t xml:space="preserve">). </w:t>
             </w:r>
           </w:p>
           <w:p>
@@ -2428,27 +2577,59 @@
               <w:pStyle w:val="Prrafodelista"/>
               <w:numPr>
                 <w:ilvl w:val="0"/>
-                <w:numId w:val="2"/>
+                <w:numId w:val="9"/>
               </w:numPr>
               <w:rPr>
                 <w:rFonts w:ascii="Calibri" w:hAnsi="Calibri" w:cs="Arial"/>
                 <w:i/>
-                <w:color w:val="548DD4"/>
-                <w:sz w:val="20"/>
-                <w:szCs w:val="20"/>
-                <w:lang w:eastAsia="es-CL"/>
-              </w:rPr>
-            </w:pPr>
-            <w:r>
-              <w:rPr>
-                <w:rFonts w:ascii="Calibri" w:hAnsi="Calibri" w:cs="Arial"/>
-                <w:i/>
-                <w:color w:val="548DD4"/>
-                <w:sz w:val="20"/>
-                <w:szCs w:val="20"/>
-                <w:lang w:eastAsia="es-CL"/>
-              </w:rPr>
-              <w:t>Materiales requeridos</w:t>
+                <w:sz w:val="20"/>
+                <w:szCs w:val="20"/>
+                <w:lang w:eastAsia="es-CL"/>
+              </w:rPr>
+            </w:pPr>
+            <w:r>
+              <w:rPr>
+                <w:rFonts w:ascii="Calibri" w:hAnsi="Calibri" w:cs="Arial"/>
+                <w:b/>
+                <w:bCs/>
+                <w:i/>
+                <w:sz w:val="20"/>
+                <w:szCs w:val="20"/>
+                <w:lang w:eastAsia="es-CL"/>
+              </w:rPr>
+              <w:t>Facilitadores:</w:t>
+            </w:r>
+            <w:r>
+              <w:rPr>
+                <w:rFonts w:ascii="Calibri" w:hAnsi="Calibri" w:cs="Arial"/>
+                <w:i/>
+                <w:sz w:val="20"/>
+                <w:szCs w:val="20"/>
+                <w:lang w:eastAsia="es-CL"/>
+              </w:rPr>
+              <w:t xml:space="preserve"> La IA corre localmente sin costos de consumo por API ni dependencia de conexión externa; el entorno </w:t>
+            </w:r>
+            <w:proofErr w:type="spellStart"/>
+            <w:r>
+              <w:rPr>
+                <w:rFonts w:ascii="Calibri" w:hAnsi="Calibri" w:cs="Arial"/>
+                <w:i/>
+                <w:sz w:val="20"/>
+                <w:szCs w:val="20"/>
+                <w:lang w:eastAsia="es-CL"/>
+              </w:rPr>
+              <w:t>Dockerizado</w:t>
+            </w:r>
+            <w:proofErr w:type="spellEnd"/>
+            <w:r>
+              <w:rPr>
+                <w:rFonts w:ascii="Calibri" w:hAnsi="Calibri" w:cs="Arial"/>
+                <w:i/>
+                <w:sz w:val="20"/>
+                <w:szCs w:val="20"/>
+                <w:lang w:eastAsia="es-CL"/>
+              </w:rPr>
+              <w:t xml:space="preserve"> garantiza portabilidad total. </w:t>
             </w:r>
           </w:p>
           <w:p>
@@ -2456,101 +2637,51 @@
               <w:pStyle w:val="Prrafodelista"/>
               <w:numPr>
                 <w:ilvl w:val="0"/>
-                <w:numId w:val="2"/>
+                <w:numId w:val="9"/>
               </w:numPr>
               <w:rPr>
                 <w:rFonts w:ascii="Calibri" w:hAnsi="Calibri" w:cs="Arial"/>
                 <w:i/>
+                <w:sz w:val="20"/>
+                <w:szCs w:val="20"/>
+                <w:lang w:eastAsia="es-CL"/>
+              </w:rPr>
+            </w:pPr>
+            <w:r>
+              <w:rPr>
+                <w:rFonts w:ascii="Calibri" w:hAnsi="Calibri" w:cs="Arial"/>
+                <w:b/>
+                <w:bCs/>
+                <w:i/>
+                <w:sz w:val="20"/>
+                <w:szCs w:val="20"/>
+                <w:lang w:eastAsia="es-CL"/>
+              </w:rPr>
+              <w:t>Dificultades y mitigación:</w:t>
+            </w:r>
+            <w:r>
+              <w:rPr>
+                <w:rFonts w:ascii="Calibri" w:hAnsi="Calibri" w:cs="Arial"/>
+                <w:i/>
+                <w:sz w:val="20"/>
+                <w:szCs w:val="20"/>
+                <w:lang w:eastAsia="es-CL"/>
+              </w:rPr>
+              <w:t xml:space="preserve"> La demanda de hardware para ejecutar el LLM local se gestiona utilizando un modelo cuantizado optimizado (qwen3:8b) con esquemas JSON estrictos para eliminar fallas de formato y latencia innecesaria. </w:t>
+            </w:r>
+          </w:p>
+          <w:p>
+            <w:pPr>
+              <w:pStyle w:val="Prrafodelista"/>
+              <w:rPr>
+                <w:rFonts w:ascii="Calibri" w:hAnsi="Calibri" w:cs="Arial"/>
+                <w:i/>
                 <w:color w:val="548DD4"/>
                 <w:sz w:val="20"/>
                 <w:szCs w:val="20"/>
                 <w:lang w:eastAsia="es-CL"/>
               </w:rPr>
             </w:pPr>
-            <w:r>
-              <w:rPr>
-                <w:rFonts w:ascii="Calibri" w:hAnsi="Calibri" w:cs="Arial"/>
-                <w:i/>
-                <w:color w:val="548DD4"/>
-                <w:sz w:val="20"/>
-                <w:szCs w:val="20"/>
-                <w:lang w:eastAsia="es-CL"/>
-              </w:rPr>
-              <w:t xml:space="preserve">Factores externos que facilitan su desarrollo </w:t>
-            </w:r>
-          </w:p>
-          <w:p>
-            <w:pPr>
-              <w:pStyle w:val="Prrafodelista"/>
-              <w:numPr>
-                <w:ilvl w:val="0"/>
-                <w:numId w:val="2"/>
-              </w:numPr>
-              <w:rPr>
-                <w:rFonts w:ascii="Calibri" w:hAnsi="Calibri" w:cs="Arial"/>
-                <w:i/>
-                <w:color w:val="548DD4"/>
-                <w:sz w:val="20"/>
-                <w:szCs w:val="20"/>
-                <w:lang w:eastAsia="es-CL"/>
-              </w:rPr>
-            </w:pPr>
-            <w:r>
-              <w:rPr>
-                <w:rFonts w:ascii="Calibri" w:hAnsi="Calibri" w:cs="Arial"/>
-                <w:i/>
-                <w:color w:val="548DD4"/>
-                <w:sz w:val="20"/>
-                <w:szCs w:val="20"/>
-                <w:lang w:eastAsia="es-CL"/>
-              </w:rPr>
-              <w:lastRenderedPageBreak/>
-              <w:t>Factores</w:t>
-            </w:r>
-            <w:r>
-              <w:rPr>
-                <w:rFonts w:ascii="Calibri" w:hAnsi="Calibri" w:cs="Arial"/>
-                <w:i/>
-                <w:color w:val="548DD4"/>
-                <w:sz w:val="20"/>
-                <w:szCs w:val="20"/>
-                <w:lang w:eastAsia="es-CL"/>
-              </w:rPr>
-              <w:t xml:space="preserve"> externos que dificultan su desarrollo</w:t>
-            </w:r>
-            <w:r>
-              <w:rPr>
-                <w:rFonts w:ascii="Calibri" w:hAnsi="Calibri" w:cs="Arial"/>
-                <w:i/>
-                <w:color w:val="548DD4"/>
-                <w:sz w:val="20"/>
-                <w:szCs w:val="20"/>
-                <w:lang w:eastAsia="es-CL"/>
-              </w:rPr>
-              <w:t xml:space="preserve"> y maneras en que podrías</w:t>
-            </w:r>
-            <w:r>
-              <w:rPr>
-                <w:rFonts w:ascii="Calibri" w:hAnsi="Calibri" w:cs="Arial"/>
-                <w:i/>
-                <w:color w:val="548DD4"/>
-                <w:sz w:val="20"/>
-                <w:szCs w:val="20"/>
-                <w:lang w:eastAsia="es-CL"/>
-              </w:rPr>
-              <w:t xml:space="preserve"> solucionarlo</w:t>
-            </w:r>
-            <w:r>
-              <w:rPr>
-                <w:rFonts w:ascii="Calibri" w:hAnsi="Calibri" w:cs="Arial"/>
-                <w:i/>
-                <w:color w:val="548DD4"/>
-                <w:sz w:val="20"/>
-                <w:szCs w:val="20"/>
-                <w:lang w:eastAsia="es-CL"/>
-              </w:rPr>
-              <w:t>s</w:t>
-            </w:r>
           </w:p>
         </w:tc>
       </w:tr>
@@ -2771,364 +2902,57 @@
               <w:rPr>
                 <w:rFonts w:ascii="Calibri" w:hAnsi="Calibri" w:cs="Arial"/>
                 <w:i/>
-                <w:color w:val="548DD4"/>
-                <w:sz w:val="20"/>
-                <w:szCs w:val="20"/>
-                <w:lang w:eastAsia="es-CL"/>
-              </w:rPr>
-              <w:t>D</w:t>
-            </w:r>
-            <w:r>
-              <w:rPr>
-                <w:rFonts w:ascii="Calibri" w:hAnsi="Calibri" w:cs="Arial"/>
-                <w:i/>
-                <w:color w:val="548DD4"/>
-                <w:sz w:val="20"/>
-                <w:szCs w:val="20"/>
-                <w:lang w:eastAsia="es-CL"/>
-              </w:rPr>
-              <w:t>escrib</w:t>
-            </w:r>
-            <w:r>
-              <w:rPr>
-                <w:rFonts w:ascii="Calibri" w:hAnsi="Calibri" w:cs="Arial"/>
-                <w:i/>
-                <w:color w:val="548DD4"/>
-                <w:sz w:val="20"/>
-                <w:szCs w:val="20"/>
-                <w:lang w:eastAsia="es-CL"/>
-              </w:rPr>
-              <w:t>e</w:t>
-            </w:r>
-            <w:r>
-              <w:rPr>
-                <w:rFonts w:ascii="Calibri" w:hAnsi="Calibri" w:cs="Arial"/>
-                <w:i/>
-                <w:color w:val="548DD4"/>
-                <w:sz w:val="20"/>
-                <w:szCs w:val="20"/>
-                <w:lang w:eastAsia="es-CL"/>
-              </w:rPr>
-              <w:t xml:space="preserve"> </w:t>
-            </w:r>
-            <w:r>
-              <w:rPr>
-                <w:rFonts w:ascii="Calibri" w:hAnsi="Calibri" w:cs="Arial"/>
-                <w:i/>
-                <w:color w:val="548DD4"/>
-                <w:sz w:val="20"/>
-                <w:szCs w:val="20"/>
-                <w:lang w:eastAsia="es-CL"/>
-              </w:rPr>
-              <w:t>el o l</w:t>
-            </w:r>
-            <w:r>
-              <w:rPr>
-                <w:rFonts w:ascii="Calibri" w:hAnsi="Calibri" w:cs="Arial"/>
-                <w:i/>
-                <w:color w:val="548DD4"/>
-                <w:sz w:val="20"/>
-                <w:szCs w:val="20"/>
-                <w:lang w:eastAsia="es-CL"/>
-              </w:rPr>
-              <w:t xml:space="preserve">os objetivos generales </w:t>
-            </w:r>
-            <w:r>
-              <w:rPr>
-                <w:rFonts w:ascii="Calibri" w:hAnsi="Calibri" w:cs="Arial"/>
-                <w:i/>
-                <w:color w:val="548DD4"/>
-                <w:sz w:val="20"/>
-                <w:szCs w:val="20"/>
-                <w:lang w:eastAsia="es-CL"/>
-              </w:rPr>
-              <w:t>de</w:t>
-            </w:r>
-            <w:r>
-              <w:rPr>
-                <w:rFonts w:ascii="Calibri" w:hAnsi="Calibri" w:cs="Arial"/>
-                <w:i/>
-                <w:color w:val="548DD4"/>
-                <w:sz w:val="20"/>
-                <w:szCs w:val="20"/>
-                <w:lang w:eastAsia="es-CL"/>
-              </w:rPr>
-              <w:t xml:space="preserve"> </w:t>
-            </w:r>
-            <w:r>
-              <w:rPr>
-                <w:rFonts w:ascii="Calibri" w:hAnsi="Calibri" w:cs="Arial"/>
-                <w:i/>
-                <w:color w:val="548DD4"/>
-                <w:sz w:val="20"/>
-                <w:szCs w:val="20"/>
-                <w:lang w:eastAsia="es-CL"/>
-              </w:rPr>
-              <w:t>t</w:t>
-            </w:r>
-            <w:r>
-              <w:rPr>
-                <w:rFonts w:ascii="Calibri" w:hAnsi="Calibri" w:cs="Arial"/>
-                <w:i/>
-                <w:color w:val="548DD4"/>
-                <w:sz w:val="20"/>
-                <w:szCs w:val="20"/>
-                <w:lang w:eastAsia="es-CL"/>
-              </w:rPr>
-              <w:t>u trabajo</w:t>
-            </w:r>
-            <w:r>
-              <w:rPr>
-                <w:rFonts w:ascii="Calibri" w:hAnsi="Calibri" w:cs="Arial"/>
-                <w:i/>
-                <w:color w:val="548DD4"/>
-                <w:sz w:val="20"/>
-                <w:szCs w:val="20"/>
-                <w:lang w:eastAsia="es-CL"/>
-              </w:rPr>
-              <w:t xml:space="preserve">. </w:t>
-            </w:r>
-            <w:r>
-              <w:rPr>
-                <w:rFonts w:ascii="Calibri" w:hAnsi="Calibri" w:cs="Arial"/>
-                <w:i/>
-                <w:color w:val="548DD4"/>
-                <w:sz w:val="20"/>
-                <w:szCs w:val="20"/>
-                <w:lang w:eastAsia="es-CL"/>
-              </w:rPr>
-              <w:t>E</w:t>
-            </w:r>
-            <w:r>
-              <w:rPr>
-                <w:rFonts w:ascii="Calibri" w:hAnsi="Calibri" w:cs="Arial"/>
-                <w:i/>
-                <w:color w:val="548DD4"/>
-                <w:sz w:val="20"/>
-                <w:szCs w:val="20"/>
-                <w:lang w:eastAsia="es-CL"/>
-              </w:rPr>
-              <w:t xml:space="preserve">stos representan las grandes metas </w:t>
-            </w:r>
-            <w:r>
-              <w:rPr>
-                <w:rFonts w:ascii="Calibri" w:hAnsi="Calibri" w:cs="Arial"/>
-                <w:i/>
-                <w:color w:val="548DD4"/>
-                <w:sz w:val="20"/>
-                <w:szCs w:val="20"/>
-                <w:lang w:eastAsia="es-CL"/>
-              </w:rPr>
-              <w:t xml:space="preserve">del </w:t>
-            </w:r>
-            <w:r>
-              <w:rPr>
-                <w:rFonts w:ascii="Calibri" w:hAnsi="Calibri" w:cs="Arial"/>
-                <w:i/>
-                <w:color w:val="548DD4"/>
-                <w:sz w:val="20"/>
-                <w:szCs w:val="20"/>
-                <w:lang w:eastAsia="es-CL"/>
-              </w:rPr>
-              <w:t>proyecto</w:t>
-            </w:r>
-            <w:r>
-              <w:rPr>
-                <w:rFonts w:ascii="Calibri" w:hAnsi="Calibri" w:cs="Arial"/>
-                <w:i/>
-                <w:color w:val="548DD4"/>
-                <w:sz w:val="20"/>
-                <w:szCs w:val="20"/>
-                <w:lang w:eastAsia="es-CL"/>
-              </w:rPr>
-              <w:t xml:space="preserve"> </w:t>
-            </w:r>
-            <w:r>
-              <w:rPr>
-                <w:rFonts w:ascii="Calibri" w:hAnsi="Calibri" w:cs="Arial"/>
-                <w:i/>
-                <w:color w:val="548DD4"/>
-                <w:sz w:val="20"/>
-                <w:szCs w:val="20"/>
-                <w:lang w:eastAsia="es-CL"/>
-              </w:rPr>
-              <w:t>que realiza</w:t>
-            </w:r>
-            <w:r>
-              <w:rPr>
-                <w:rFonts w:ascii="Calibri" w:hAnsi="Calibri" w:cs="Arial"/>
-                <w:i/>
-                <w:color w:val="548DD4"/>
-                <w:sz w:val="20"/>
-                <w:szCs w:val="20"/>
-                <w:lang w:eastAsia="es-CL"/>
-              </w:rPr>
-              <w:t>rás</w:t>
-            </w:r>
-            <w:r>
-              <w:rPr>
-                <w:rFonts w:ascii="Calibri" w:hAnsi="Calibri" w:cs="Arial"/>
-                <w:i/>
-                <w:color w:val="548DD4"/>
-                <w:sz w:val="20"/>
-                <w:szCs w:val="20"/>
-                <w:lang w:eastAsia="es-CL"/>
-              </w:rPr>
-              <w:t xml:space="preserve">, de manera que </w:t>
-            </w:r>
-            <w:r>
-              <w:rPr>
-                <w:rFonts w:ascii="Calibri" w:hAnsi="Calibri" w:cs="Arial"/>
-                <w:i/>
-                <w:color w:val="548DD4"/>
-                <w:sz w:val="20"/>
-                <w:szCs w:val="20"/>
-                <w:lang w:eastAsia="es-CL"/>
-              </w:rPr>
-              <w:t>te</w:t>
-            </w:r>
-            <w:r>
-              <w:rPr>
-                <w:rFonts w:ascii="Calibri" w:hAnsi="Calibri" w:cs="Arial"/>
-                <w:i/>
-                <w:color w:val="548DD4"/>
-                <w:sz w:val="20"/>
-                <w:szCs w:val="20"/>
-                <w:lang w:eastAsia="es-CL"/>
-              </w:rPr>
-              <w:t xml:space="preserve"> servirán de guía para que</w:t>
-            </w:r>
-            <w:r>
-              <w:rPr>
-                <w:rFonts w:ascii="Calibri" w:hAnsi="Calibri" w:cs="Arial"/>
-                <w:i/>
-                <w:color w:val="548DD4"/>
-                <w:sz w:val="20"/>
-                <w:szCs w:val="20"/>
-                <w:lang w:eastAsia="es-CL"/>
-              </w:rPr>
-              <w:t>,</w:t>
-            </w:r>
-            <w:r>
-              <w:rPr>
-                <w:rFonts w:ascii="Calibri" w:hAnsi="Calibri" w:cs="Arial"/>
-                <w:i/>
-                <w:color w:val="548DD4"/>
-                <w:sz w:val="20"/>
-                <w:szCs w:val="20"/>
-                <w:lang w:eastAsia="es-CL"/>
-              </w:rPr>
-              <w:t xml:space="preserve"> una vez finalizado todo el proceso, </w:t>
-            </w:r>
-            <w:r>
-              <w:rPr>
-                <w:rFonts w:ascii="Calibri" w:hAnsi="Calibri" w:cs="Arial"/>
-                <w:i/>
-                <w:color w:val="548DD4"/>
-                <w:sz w:val="20"/>
-                <w:szCs w:val="20"/>
-                <w:lang w:eastAsia="es-CL"/>
-              </w:rPr>
-              <w:t>puedas</w:t>
-            </w:r>
-            <w:r>
-              <w:rPr>
-                <w:rFonts w:ascii="Calibri" w:hAnsi="Calibri" w:cs="Arial"/>
-                <w:i/>
-                <w:color w:val="548DD4"/>
-                <w:sz w:val="20"/>
-                <w:szCs w:val="20"/>
-                <w:lang w:eastAsia="es-CL"/>
-              </w:rPr>
-              <w:t xml:space="preserve"> contrastar el resultado </w:t>
-            </w:r>
-            <w:r>
-              <w:rPr>
-                <w:rFonts w:ascii="Calibri" w:hAnsi="Calibri" w:cs="Arial"/>
-                <w:i/>
-                <w:color w:val="548DD4"/>
-                <w:sz w:val="20"/>
-                <w:szCs w:val="20"/>
-                <w:lang w:eastAsia="es-CL"/>
-              </w:rPr>
-              <w:t>con</w:t>
-            </w:r>
-            <w:r>
-              <w:rPr>
-                <w:rFonts w:ascii="Calibri" w:hAnsi="Calibri" w:cs="Arial"/>
-                <w:i/>
-                <w:color w:val="548DD4"/>
-                <w:sz w:val="20"/>
-                <w:szCs w:val="20"/>
-                <w:lang w:eastAsia="es-CL"/>
-              </w:rPr>
-              <w:t xml:space="preserve"> lo </w:t>
-            </w:r>
-            <w:r>
-              <w:rPr>
-                <w:rFonts w:ascii="Calibri" w:hAnsi="Calibri" w:cs="Arial"/>
-                <w:i/>
-                <w:color w:val="548DD4"/>
-                <w:sz w:val="20"/>
-                <w:szCs w:val="20"/>
-                <w:lang w:eastAsia="es-CL"/>
-              </w:rPr>
-              <w:t>p</w:t>
-            </w:r>
-            <w:r>
-              <w:rPr>
-                <w:rFonts w:ascii="Calibri" w:hAnsi="Calibri" w:cs="Arial"/>
-                <w:i/>
-                <w:color w:val="548DD4"/>
-                <w:sz w:val="20"/>
-                <w:szCs w:val="20"/>
-                <w:lang w:eastAsia="es-CL"/>
-              </w:rPr>
-              <w:t>lanificado y así</w:t>
-            </w:r>
-            <w:r>
-              <w:rPr>
-                <w:rFonts w:ascii="Calibri" w:hAnsi="Calibri" w:cs="Arial"/>
-                <w:i/>
-                <w:color w:val="548DD4"/>
-                <w:sz w:val="20"/>
-                <w:szCs w:val="20"/>
-                <w:lang w:eastAsia="es-CL"/>
-              </w:rPr>
-              <w:t xml:space="preserve"> ver en qué medida fue posible</w:t>
-            </w:r>
-            <w:r>
-              <w:rPr>
-                <w:rFonts w:ascii="Calibri" w:hAnsi="Calibri" w:cs="Arial"/>
-                <w:i/>
-                <w:color w:val="548DD4"/>
-                <w:sz w:val="20"/>
-                <w:szCs w:val="20"/>
-                <w:lang w:eastAsia="es-CL"/>
-              </w:rPr>
-              <w:t xml:space="preserve"> </w:t>
-            </w:r>
-            <w:r>
-              <w:rPr>
-                <w:rFonts w:ascii="Calibri" w:hAnsi="Calibri" w:cs="Arial"/>
-                <w:i/>
-                <w:color w:val="548DD4"/>
-                <w:sz w:val="20"/>
-                <w:szCs w:val="20"/>
-                <w:lang w:eastAsia="es-CL"/>
-              </w:rPr>
-              <w:t>cumpli</w:t>
-            </w:r>
-            <w:r>
-              <w:rPr>
-                <w:rFonts w:ascii="Calibri" w:hAnsi="Calibri" w:cs="Arial"/>
-                <w:i/>
-                <w:color w:val="548DD4"/>
-                <w:sz w:val="20"/>
-                <w:szCs w:val="20"/>
-                <w:lang w:eastAsia="es-CL"/>
-              </w:rPr>
-              <w:t>rlo.</w:t>
+                <w:sz w:val="20"/>
+                <w:szCs w:val="20"/>
+                <w:lang w:eastAsia="es-CL"/>
+              </w:rPr>
+              <w:t xml:space="preserve">Desarrollar e implementar una plataforma automatizada de auditoría y </w:t>
+            </w:r>
+            <w:proofErr w:type="spellStart"/>
+            <w:r>
+              <w:rPr>
+                <w:rFonts w:ascii="Calibri" w:hAnsi="Calibri" w:cs="Arial"/>
+                <w:i/>
+                <w:sz w:val="20"/>
+                <w:szCs w:val="20"/>
+                <w:lang w:eastAsia="es-CL"/>
+              </w:rPr>
+              <w:t>pentesting</w:t>
+            </w:r>
+            <w:proofErr w:type="spellEnd"/>
+            <w:r>
+              <w:rPr>
+                <w:rFonts w:ascii="Calibri" w:hAnsi="Calibri" w:cs="Arial"/>
+                <w:i/>
+                <w:sz w:val="20"/>
+                <w:szCs w:val="20"/>
+                <w:lang w:eastAsia="es-CL"/>
+              </w:rPr>
+              <w:t xml:space="preserve"> web asistida por inteligencia artificial local (</w:t>
+            </w:r>
+            <w:proofErr w:type="spellStart"/>
+            <w:r>
+              <w:rPr>
+                <w:rFonts w:ascii="Calibri" w:hAnsi="Calibri" w:cs="Arial"/>
+                <w:b/>
+                <w:bCs/>
+                <w:i/>
+                <w:sz w:val="20"/>
+                <w:szCs w:val="20"/>
+                <w:lang w:eastAsia="es-CL"/>
+              </w:rPr>
+              <w:t>SentinelAI</w:t>
+            </w:r>
+            <w:proofErr w:type="spellEnd"/>
+            <w:r>
+              <w:rPr>
+                <w:rFonts w:ascii="Calibri" w:hAnsi="Calibri" w:cs="Arial"/>
+                <w:i/>
+                <w:sz w:val="20"/>
+                <w:szCs w:val="20"/>
+                <w:lang w:eastAsia="es-CL"/>
+              </w:rPr>
+              <w:t>) para el escaneo, normalización, correlación, priorización según OWASP Top 10 y generación estructurada de informes sobre aplicaciones web en un laboratorio controlado</w:t>
             </w:r>
           </w:p>
         </w:tc>
@@ -3179,6 +3003,252 @@
           </w:tcPr>
           <w:p>
             <w:pPr>
+              <w:pStyle w:val="Prrafodelista"/>
+              <w:numPr>
+                <w:ilvl w:val="0"/>
+                <w:numId w:val="9"/>
+              </w:numPr>
+              <w:jc w:val="both"/>
+              <w:rPr>
+                <w:rFonts w:ascii="Calibri" w:hAnsi="Calibri" w:cs="Arial"/>
+                <w:i/>
+                <w:sz w:val="20"/>
+                <w:szCs w:val="20"/>
+                <w:lang w:eastAsia="es-CL"/>
+              </w:rPr>
+            </w:pPr>
+            <w:r>
+              <w:rPr>
+                <w:rFonts w:ascii="Calibri" w:hAnsi="Calibri" w:cs="Arial"/>
+                <w:i/>
+                <w:sz w:val="20"/>
+                <w:szCs w:val="20"/>
+                <w:lang w:eastAsia="es-CL"/>
+              </w:rPr>
+              <w:t xml:space="preserve">Configurar un entorno de laboratorio aislado y reproducible mediante Docker </w:t>
+            </w:r>
+            <w:proofErr w:type="spellStart"/>
+            <w:r>
+              <w:rPr>
+                <w:rFonts w:ascii="Calibri" w:hAnsi="Calibri" w:cs="Arial"/>
+                <w:i/>
+                <w:sz w:val="20"/>
+                <w:szCs w:val="20"/>
+                <w:lang w:eastAsia="es-CL"/>
+              </w:rPr>
+              <w:t>Compose</w:t>
+            </w:r>
+            <w:proofErr w:type="spellEnd"/>
+            <w:r>
+              <w:rPr>
+                <w:rFonts w:ascii="Calibri" w:hAnsi="Calibri" w:cs="Arial"/>
+                <w:i/>
+                <w:sz w:val="20"/>
+                <w:szCs w:val="20"/>
+                <w:lang w:eastAsia="es-CL"/>
+              </w:rPr>
+              <w:t xml:space="preserve"> que contenga herramientas de escaneo (OWASP ZAP, </w:t>
+            </w:r>
+            <w:proofErr w:type="spellStart"/>
+            <w:r>
+              <w:rPr>
+                <w:rFonts w:ascii="Calibri" w:hAnsi="Calibri" w:cs="Arial"/>
+                <w:i/>
+                <w:sz w:val="20"/>
+                <w:szCs w:val="20"/>
+                <w:lang w:eastAsia="es-CL"/>
+              </w:rPr>
+              <w:t>Nikto</w:t>
+            </w:r>
+            <w:proofErr w:type="spellEnd"/>
+            <w:r>
+              <w:rPr>
+                <w:rFonts w:ascii="Calibri" w:hAnsi="Calibri" w:cs="Arial"/>
+                <w:i/>
+                <w:sz w:val="20"/>
+                <w:szCs w:val="20"/>
+                <w:lang w:eastAsia="es-CL"/>
+              </w:rPr>
+              <w:t xml:space="preserve">) y aplicaciones objetivo vulnerables (DVWA, OWASP Juice Shop). </w:t>
+            </w:r>
+          </w:p>
+          <w:p>
+            <w:pPr>
+              <w:pStyle w:val="Prrafodelista"/>
+              <w:numPr>
+                <w:ilvl w:val="0"/>
+                <w:numId w:val="9"/>
+              </w:numPr>
+              <w:jc w:val="both"/>
+              <w:rPr>
+                <w:rFonts w:ascii="Calibri" w:hAnsi="Calibri" w:cs="Arial"/>
+                <w:i/>
+                <w:sz w:val="20"/>
+                <w:szCs w:val="20"/>
+                <w:lang w:eastAsia="es-CL"/>
+              </w:rPr>
+            </w:pPr>
+            <w:r>
+              <w:rPr>
+                <w:rFonts w:ascii="Calibri" w:hAnsi="Calibri" w:cs="Arial"/>
+                <w:i/>
+                <w:sz w:val="20"/>
+                <w:szCs w:val="20"/>
+                <w:lang w:eastAsia="es-CL"/>
+              </w:rPr>
+              <w:t xml:space="preserve">Desarrollar un servicio </w:t>
+            </w:r>
+            <w:proofErr w:type="spellStart"/>
+            <w:r>
+              <w:rPr>
+                <w:rFonts w:ascii="Calibri" w:hAnsi="Calibri" w:cs="Arial"/>
+                <w:i/>
+                <w:sz w:val="20"/>
+                <w:szCs w:val="20"/>
+                <w:lang w:eastAsia="es-CL"/>
+              </w:rPr>
+              <w:t>backend</w:t>
+            </w:r>
+            <w:proofErr w:type="spellEnd"/>
+            <w:r>
+              <w:rPr>
+                <w:rFonts w:ascii="Calibri" w:hAnsi="Calibri" w:cs="Arial"/>
+                <w:i/>
+                <w:sz w:val="20"/>
+                <w:szCs w:val="20"/>
+                <w:lang w:eastAsia="es-CL"/>
+              </w:rPr>
+              <w:t xml:space="preserve"> orquestador en Python (</w:t>
+            </w:r>
+            <w:proofErr w:type="spellStart"/>
+            <w:r>
+              <w:rPr>
+                <w:rFonts w:ascii="Calibri" w:hAnsi="Calibri" w:cs="Arial"/>
+                <w:i/>
+                <w:sz w:val="20"/>
+                <w:szCs w:val="20"/>
+                <w:lang w:eastAsia="es-CL"/>
+              </w:rPr>
+              <w:t>FastAPI</w:t>
+            </w:r>
+            <w:proofErr w:type="spellEnd"/>
+            <w:r>
+              <w:rPr>
+                <w:rFonts w:ascii="Calibri" w:hAnsi="Calibri" w:cs="Arial"/>
+                <w:i/>
+                <w:sz w:val="20"/>
+                <w:szCs w:val="20"/>
+                <w:lang w:eastAsia="es-CL"/>
+              </w:rPr>
+              <w:t xml:space="preserve">) para ejecutar los escaneos de forma automatizada y normalizar los hallazgos a un esquema JSON unificado. </w:t>
+            </w:r>
+          </w:p>
+          <w:p>
+            <w:pPr>
+              <w:pStyle w:val="Prrafodelista"/>
+              <w:numPr>
+                <w:ilvl w:val="0"/>
+                <w:numId w:val="9"/>
+              </w:numPr>
+              <w:jc w:val="both"/>
+              <w:rPr>
+                <w:rFonts w:ascii="Calibri" w:hAnsi="Calibri" w:cs="Arial"/>
+                <w:i/>
+                <w:sz w:val="20"/>
+                <w:szCs w:val="20"/>
+                <w:lang w:eastAsia="es-CL"/>
+              </w:rPr>
+            </w:pPr>
+            <w:r>
+              <w:rPr>
+                <w:rFonts w:ascii="Calibri" w:hAnsi="Calibri" w:cs="Arial"/>
+                <w:i/>
+                <w:sz w:val="20"/>
+                <w:szCs w:val="20"/>
+                <w:lang w:eastAsia="es-CL"/>
+              </w:rPr>
+              <w:t xml:space="preserve">Integrar un motor de IA local (Ollama con modelo qwen3:8b) utilizando decodificación restringida (JSON Schema) para correlacionar vulnerabilidades, descartar falsos positivos y mapear riesgos contra el estándar OWASP Top 10. </w:t>
+            </w:r>
+          </w:p>
+          <w:p>
+            <w:pPr>
+              <w:pStyle w:val="Prrafodelista"/>
+              <w:numPr>
+                <w:ilvl w:val="0"/>
+                <w:numId w:val="9"/>
+              </w:numPr>
+              <w:jc w:val="both"/>
+              <w:rPr>
+                <w:rFonts w:ascii="Calibri" w:hAnsi="Calibri" w:cs="Arial"/>
+                <w:i/>
+                <w:sz w:val="20"/>
+                <w:szCs w:val="20"/>
+                <w:lang w:eastAsia="es-CL"/>
+              </w:rPr>
+            </w:pPr>
+            <w:r>
+              <w:rPr>
+                <w:rFonts w:ascii="Calibri" w:hAnsi="Calibri" w:cs="Arial"/>
+                <w:i/>
+                <w:sz w:val="20"/>
+                <w:szCs w:val="20"/>
+                <w:lang w:eastAsia="es-CL"/>
+              </w:rPr>
+              <w:lastRenderedPageBreak/>
+              <w:t xml:space="preserve">Implementar un </w:t>
+            </w:r>
+            <w:proofErr w:type="spellStart"/>
+            <w:r>
+              <w:rPr>
+                <w:rFonts w:ascii="Calibri" w:hAnsi="Calibri" w:cs="Arial"/>
+                <w:i/>
+                <w:sz w:val="20"/>
+                <w:szCs w:val="20"/>
+                <w:lang w:eastAsia="es-CL"/>
+              </w:rPr>
+              <w:t>dashboard</w:t>
+            </w:r>
+            <w:proofErr w:type="spellEnd"/>
+            <w:r>
+              <w:rPr>
+                <w:rFonts w:ascii="Calibri" w:hAnsi="Calibri" w:cs="Arial"/>
+                <w:i/>
+                <w:sz w:val="20"/>
+                <w:szCs w:val="20"/>
+                <w:lang w:eastAsia="es-CL"/>
+              </w:rPr>
+              <w:t xml:space="preserve"> web interactivo y base de datos relacional (PostgreSQL) para la persistencia, visualización de métricas de seguridad y generación de reportes técnicos y ejecutivos. </w:t>
+            </w:r>
+          </w:p>
+          <w:p>
+            <w:pPr>
+              <w:pStyle w:val="Prrafodelista"/>
+              <w:numPr>
+                <w:ilvl w:val="0"/>
+                <w:numId w:val="9"/>
+              </w:numPr>
+              <w:jc w:val="both"/>
+              <w:rPr>
+                <w:rFonts w:ascii="Calibri" w:hAnsi="Calibri" w:cs="Arial"/>
+                <w:i/>
+                <w:sz w:val="20"/>
+                <w:szCs w:val="20"/>
+                <w:lang w:eastAsia="es-CL"/>
+              </w:rPr>
+            </w:pPr>
+            <w:r>
+              <w:rPr>
+                <w:rFonts w:ascii="Calibri" w:hAnsi="Calibri" w:cs="Arial"/>
+                <w:i/>
+                <w:sz w:val="20"/>
+                <w:szCs w:val="20"/>
+                <w:lang w:eastAsia="es-CL"/>
+              </w:rPr>
+              <w:t xml:space="preserve">Validar la eficacia del sistema comparando la tasa de detección y reducción de tiempos de reporte frente a una auditoría manual de seguridad en el mismo entorno. </w:t>
+            </w:r>
+          </w:p>
+          <w:p>
+            <w:pPr>
               <w:jc w:val="both"/>
               <w:rPr>
                 <w:rFonts w:ascii="Calibri" w:hAnsi="Calibri" w:cs="Arial"/>
@@ -3189,105 +3259,6 @@
                 <w:lang w:eastAsia="es-CL"/>
               </w:rPr>
             </w:pPr>
-            <w:r>
-              <w:rPr>
-                <w:rFonts w:ascii="Calibri" w:hAnsi="Calibri" w:cs="Arial"/>
-                <w:i/>
-                <w:color w:val="548DD4"/>
-                <w:sz w:val="20"/>
-                <w:szCs w:val="20"/>
-                <w:lang w:eastAsia="es-CL"/>
-              </w:rPr>
-              <w:t>D</w:t>
-            </w:r>
-            <w:r>
-              <w:rPr>
-                <w:rFonts w:ascii="Calibri" w:hAnsi="Calibri" w:cs="Arial"/>
-                <w:i/>
-                <w:color w:val="548DD4"/>
-                <w:sz w:val="20"/>
-                <w:szCs w:val="20"/>
-                <w:lang w:eastAsia="es-CL"/>
-              </w:rPr>
-              <w:t>escrib</w:t>
-            </w:r>
-            <w:r>
-              <w:rPr>
-                <w:rFonts w:ascii="Calibri" w:hAnsi="Calibri" w:cs="Arial"/>
-                <w:i/>
-                <w:color w:val="548DD4"/>
-                <w:sz w:val="20"/>
-                <w:szCs w:val="20"/>
-                <w:lang w:eastAsia="es-CL"/>
-              </w:rPr>
-              <w:t>e</w:t>
-            </w:r>
-            <w:r>
-              <w:rPr>
-                <w:rFonts w:ascii="Calibri" w:hAnsi="Calibri" w:cs="Arial"/>
-                <w:i/>
-                <w:color w:val="548DD4"/>
-                <w:sz w:val="20"/>
-                <w:szCs w:val="20"/>
-                <w:lang w:eastAsia="es-CL"/>
-              </w:rPr>
-              <w:t xml:space="preserve"> los objetivos específicos</w:t>
-            </w:r>
-            <w:r>
-              <w:rPr>
-                <w:rFonts w:ascii="Calibri" w:hAnsi="Calibri" w:cs="Arial"/>
-                <w:i/>
-                <w:color w:val="548DD4"/>
-                <w:sz w:val="20"/>
-                <w:szCs w:val="20"/>
-                <w:lang w:eastAsia="es-CL"/>
-              </w:rPr>
-              <w:t xml:space="preserve"> del proyecto. Estos</w:t>
-            </w:r>
-            <w:r>
-              <w:rPr>
-                <w:rFonts w:ascii="Calibri" w:hAnsi="Calibri" w:cs="Arial"/>
-                <w:i/>
-                <w:color w:val="548DD4"/>
-                <w:sz w:val="20"/>
-                <w:szCs w:val="20"/>
-                <w:lang w:eastAsia="es-CL"/>
-              </w:rPr>
-              <w:t xml:space="preserve"> permiten aterrizar el trabajo y trazar procedimientos concretos a seguir.</w:t>
-            </w:r>
-            <w:r>
-              <w:rPr>
-                <w:rFonts w:ascii="Calibri" w:hAnsi="Calibri" w:cs="Arial"/>
-                <w:i/>
-                <w:color w:val="548DD4"/>
-                <w:sz w:val="20"/>
-                <w:szCs w:val="20"/>
-                <w:lang w:eastAsia="es-CL"/>
-              </w:rPr>
-              <w:t xml:space="preserve"> </w:t>
-            </w:r>
-            <w:r>
-              <w:rPr>
-                <w:rFonts w:ascii="Calibri" w:hAnsi="Calibri" w:cs="Arial"/>
-                <w:i/>
-                <w:color w:val="548DD4"/>
-                <w:sz w:val="20"/>
-                <w:szCs w:val="20"/>
-                <w:lang w:eastAsia="es-CL"/>
-              </w:rPr>
-              <w:t>Se desprenden del objetivo general</w:t>
-            </w:r>
-            <w:r>
-              <w:rPr>
-                <w:rFonts w:ascii="Calibri" w:hAnsi="Calibri" w:cs="Arial"/>
-                <w:i/>
-                <w:color w:val="548DD4"/>
-                <w:sz w:val="20"/>
-                <w:szCs w:val="20"/>
-                <w:lang w:eastAsia="es-CL"/>
-              </w:rPr>
-              <w:t xml:space="preserve">. </w:t>
-            </w:r>
           </w:p>
         </w:tc>
       </w:tr>
@@ -3511,209 +3482,526 @@
               <w:rPr>
                 <w:rFonts w:ascii="Calibri" w:hAnsi="Calibri" w:cs="Arial"/>
                 <w:i/>
-                <w:color w:val="548DD4"/>
-                <w:sz w:val="20"/>
-                <w:szCs w:val="20"/>
-                <w:lang w:eastAsia="es-CL"/>
-              </w:rPr>
-            </w:pPr>
-            <w:r>
-              <w:rPr>
-                <w:rFonts w:ascii="Calibri" w:hAnsi="Calibri" w:cs="Arial"/>
-                <w:i/>
-                <w:color w:val="548DD4"/>
-                <w:sz w:val="20"/>
-                <w:szCs w:val="20"/>
-                <w:lang w:eastAsia="es-CL"/>
-              </w:rPr>
-              <w:t>Describe</w:t>
-            </w:r>
-            <w:r>
-              <w:rPr>
-                <w:rFonts w:ascii="Calibri" w:hAnsi="Calibri" w:cs="Arial"/>
-                <w:i/>
-                <w:color w:val="548DD4"/>
-                <w:sz w:val="20"/>
-                <w:szCs w:val="20"/>
-                <w:lang w:eastAsia="es-CL"/>
-              </w:rPr>
-              <w:t xml:space="preserve"> cómo abordará</w:t>
-            </w:r>
-            <w:r>
-              <w:rPr>
-                <w:rFonts w:ascii="Calibri" w:hAnsi="Calibri" w:cs="Arial"/>
-                <w:i/>
-                <w:color w:val="548DD4"/>
-                <w:sz w:val="20"/>
-                <w:szCs w:val="20"/>
-                <w:lang w:eastAsia="es-CL"/>
-              </w:rPr>
-              <w:t>s</w:t>
-            </w:r>
-            <w:r>
-              <w:rPr>
-                <w:rFonts w:ascii="Calibri" w:hAnsi="Calibri" w:cs="Arial"/>
-                <w:i/>
-                <w:color w:val="548DD4"/>
-                <w:sz w:val="20"/>
+                <w:sz w:val="18"/>
+                <w:szCs w:val="20"/>
+                <w:lang w:eastAsia="es-CL"/>
+              </w:rPr>
+            </w:pPr>
+            <w:r>
+              <w:rPr>
+                <w:rFonts w:ascii="Calibri" w:hAnsi="Calibri" w:cs="Arial"/>
+                <w:i/>
+                <w:sz w:val="18"/>
+                <w:szCs w:val="20"/>
+                <w:lang w:eastAsia="es-CL"/>
+              </w:rPr>
+              <w:t xml:space="preserve">Se implementará una metodología ágil basada en </w:t>
+            </w:r>
+            <w:r>
+              <w:rPr>
+                <w:rFonts w:ascii="Calibri" w:hAnsi="Calibri" w:cs="Arial"/>
+                <w:b/>
+                <w:bCs/>
+                <w:i/>
+                <w:sz w:val="18"/>
+                <w:szCs w:val="20"/>
+                <w:lang w:eastAsia="es-CL"/>
+              </w:rPr>
+              <w:t>Scrum adaptado</w:t>
+            </w:r>
+            <w:r>
+              <w:rPr>
+                <w:rFonts w:ascii="Calibri" w:hAnsi="Calibri" w:cs="Arial"/>
+                <w:i/>
+                <w:sz w:val="18"/>
+                <w:szCs w:val="20"/>
+                <w:lang w:eastAsia="es-CL"/>
+              </w:rPr>
+              <w:t xml:space="preserve">, dividida en 3 fases operativas de 6 semanas cada una. El </w:t>
+            </w:r>
+            <w:proofErr w:type="spellStart"/>
+            <w:r>
+              <w:rPr>
+                <w:rFonts w:ascii="Calibri" w:hAnsi="Calibri" w:cs="Arial"/>
+                <w:i/>
+                <w:sz w:val="18"/>
+                <w:szCs w:val="20"/>
+                <w:lang w:eastAsia="es-CL"/>
+              </w:rPr>
+              <w:t>versionamiento</w:t>
+            </w:r>
+            <w:proofErr w:type="spellEnd"/>
+            <w:r>
+              <w:rPr>
+                <w:rFonts w:ascii="Calibri" w:hAnsi="Calibri" w:cs="Arial"/>
+                <w:i/>
+                <w:sz w:val="18"/>
+                <w:szCs w:val="20"/>
+                <w:lang w:eastAsia="es-CL"/>
+              </w:rPr>
+              <w:t xml:space="preserve"> y control de cambios se gestionará mediante Git/GitHub bajo flujo de ramas (</w:t>
+            </w:r>
+            <w:proofErr w:type="spellStart"/>
+            <w:r>
+              <w:rPr>
+                <w:rFonts w:ascii="Calibri" w:hAnsi="Calibri" w:cs="Arial"/>
+                <w:i/>
+                <w:iCs/>
+                <w:sz w:val="18"/>
+                <w:szCs w:val="20"/>
+                <w:lang w:eastAsia="es-CL"/>
+              </w:rPr>
+              <w:t>GitFlow</w:t>
+            </w:r>
+            <w:proofErr w:type="spellEnd"/>
+            <w:r>
+              <w:rPr>
+                <w:rFonts w:ascii="Calibri" w:hAnsi="Calibri" w:cs="Arial"/>
+                <w:i/>
+                <w:sz w:val="18"/>
+                <w:szCs w:val="20"/>
+                <w:lang w:eastAsia="es-CL"/>
+              </w:rPr>
+              <w:t>), aplicando directrices de higiene operacional (cero credenciales o secretos en repositorios).</w:t>
+            </w:r>
+          </w:p>
+          <w:p>
+            <w:pPr>
+              <w:pStyle w:val="Prrafodelista"/>
+              <w:numPr>
+                <w:ilvl w:val="0"/>
+                <w:numId w:val="9"/>
+              </w:numPr>
+              <w:jc w:val="both"/>
+              <w:rPr>
+                <w:rFonts w:ascii="Calibri" w:hAnsi="Calibri" w:cs="Arial"/>
+                <w:i/>
+                <w:sz w:val="18"/>
+                <w:szCs w:val="20"/>
+                <w:lang w:eastAsia="es-CL"/>
+              </w:rPr>
+            </w:pPr>
+            <w:r>
+              <w:rPr>
+                <w:rFonts w:ascii="Calibri" w:hAnsi="Calibri" w:cs="Arial"/>
+                <w:b/>
+                <w:bCs/>
+                <w:i/>
+                <w:sz w:val="18"/>
+                <w:szCs w:val="20"/>
+                <w:lang w:eastAsia="es-CL"/>
+              </w:rPr>
+              <w:t xml:space="preserve">Operador 01 (Líder / IA &amp; Arquitectura – </w:t>
+            </w:r>
+            <w:r>
+              <w:rPr>
+                <w:rFonts w:ascii="Calibri" w:hAnsi="Calibri" w:cs="Arial"/>
+                <w:b/>
+                <w:bCs/>
+                <w:i/>
+                <w:sz w:val="18"/>
+                <w:szCs w:val="20"/>
+                <w:lang w:eastAsia="es-CL"/>
+              </w:rPr>
+              <w:t>Luciano Zambrano</w:t>
+            </w:r>
+            <w:r>
+              <w:rPr>
+                <w:rFonts w:ascii="Calibri" w:hAnsi="Calibri" w:cs="Arial"/>
+                <w:b/>
+                <w:bCs/>
+                <w:i/>
+                <w:sz w:val="18"/>
+                <w:szCs w:val="20"/>
+                <w:lang w:eastAsia="es-CL"/>
+              </w:rPr>
+              <w:t>):</w:t>
+            </w:r>
+            <w:r>
+              <w:rPr>
+                <w:rFonts w:ascii="Calibri" w:hAnsi="Calibri" w:cs="Arial"/>
+                <w:i/>
+                <w:sz w:val="18"/>
+                <w:szCs w:val="20"/>
+                <w:lang w:eastAsia="es-CL"/>
+              </w:rPr>
+              <w:t xml:space="preserve"> Diseño de la arquitectura del sistema, integración del motor Ollama (qwen3:8b), diseño de esquemas estructurados JSON y orquestación del </w:t>
+            </w:r>
+            <w:proofErr w:type="spellStart"/>
+            <w:r>
+              <w:rPr>
+                <w:rFonts w:ascii="Calibri" w:hAnsi="Calibri" w:cs="Arial"/>
+                <w:i/>
+                <w:sz w:val="18"/>
+                <w:szCs w:val="20"/>
+                <w:lang w:eastAsia="es-CL"/>
+              </w:rPr>
+              <w:t>backend</w:t>
+            </w:r>
+            <w:proofErr w:type="spellEnd"/>
+            <w:r>
+              <w:rPr>
+                <w:rFonts w:ascii="Calibri" w:hAnsi="Calibri" w:cs="Arial"/>
+                <w:i/>
+                <w:sz w:val="18"/>
+                <w:szCs w:val="20"/>
+                <w:lang w:eastAsia="es-CL"/>
+              </w:rPr>
+              <w:t xml:space="preserve"> central. </w:t>
+            </w:r>
+          </w:p>
+          <w:p>
+            <w:pPr>
+              <w:pStyle w:val="Prrafodelista"/>
+              <w:numPr>
+                <w:ilvl w:val="0"/>
+                <w:numId w:val="9"/>
+              </w:numPr>
+              <w:jc w:val="both"/>
+              <w:rPr>
+                <w:rFonts w:ascii="Calibri" w:hAnsi="Calibri" w:cs="Arial"/>
+                <w:i/>
+                <w:sz w:val="18"/>
+                <w:szCs w:val="20"/>
+                <w:lang w:eastAsia="es-CL"/>
+              </w:rPr>
+            </w:pPr>
+            <w:r>
+              <w:rPr>
+                <w:rFonts w:ascii="Calibri" w:hAnsi="Calibri" w:cs="Arial"/>
+                <w:b/>
+                <w:bCs/>
+                <w:i/>
+                <w:sz w:val="18"/>
+                <w:szCs w:val="20"/>
+                <w:lang w:eastAsia="es-CL"/>
+              </w:rPr>
+              <w:t>Operador 02 (</w:t>
+            </w:r>
+            <w:proofErr w:type="spellStart"/>
+            <w:r>
+              <w:rPr>
+                <w:rFonts w:ascii="Calibri" w:hAnsi="Calibri" w:cs="Arial"/>
+                <w:b/>
+                <w:bCs/>
+                <w:i/>
+                <w:sz w:val="18"/>
+                <w:szCs w:val="20"/>
+                <w:lang w:eastAsia="es-CL"/>
+              </w:rPr>
+              <w:t>Recon</w:t>
+            </w:r>
+            <w:proofErr w:type="spellEnd"/>
+            <w:r>
+              <w:rPr>
+                <w:rFonts w:ascii="Calibri" w:hAnsi="Calibri" w:cs="Arial"/>
+                <w:b/>
+                <w:bCs/>
+                <w:i/>
+                <w:sz w:val="18"/>
+                <w:szCs w:val="20"/>
+                <w:lang w:eastAsia="es-CL"/>
+              </w:rPr>
+              <w:t xml:space="preserve"> &amp; </w:t>
+            </w:r>
+            <w:proofErr w:type="spellStart"/>
+            <w:r>
+              <w:rPr>
+                <w:rFonts w:ascii="Calibri" w:hAnsi="Calibri" w:cs="Arial"/>
+                <w:b/>
+                <w:bCs/>
+                <w:i/>
+                <w:sz w:val="18"/>
+                <w:szCs w:val="20"/>
+                <w:lang w:eastAsia="es-CL"/>
+              </w:rPr>
+              <w:t>Backend</w:t>
+            </w:r>
+            <w:proofErr w:type="spellEnd"/>
+            <w:r>
+              <w:rPr>
+                <w:rFonts w:ascii="Calibri" w:hAnsi="Calibri" w:cs="Arial"/>
+                <w:b/>
+                <w:bCs/>
+                <w:i/>
+                <w:sz w:val="18"/>
+                <w:szCs w:val="20"/>
+                <w:lang w:eastAsia="es-CL"/>
+              </w:rPr>
+              <w:t xml:space="preserve"> - Felipe Cayún</w:t>
+            </w:r>
+            <w:r>
+              <w:rPr>
+                <w:rFonts w:ascii="Calibri" w:hAnsi="Calibri" w:cs="Arial"/>
+                <w:b/>
+                <w:bCs/>
+                <w:i/>
+                <w:sz w:val="18"/>
+                <w:szCs w:val="20"/>
+                <w:lang w:eastAsia="es-CL"/>
+              </w:rPr>
+              <w:t>):</w:t>
+            </w:r>
+            <w:r>
+              <w:rPr>
+                <w:rFonts w:ascii="Calibri" w:hAnsi="Calibri" w:cs="Arial"/>
+                <w:i/>
+                <w:sz w:val="18"/>
+                <w:szCs w:val="20"/>
+                <w:lang w:eastAsia="es-CL"/>
+              </w:rPr>
+              <w:t xml:space="preserve"> Configuración y automatización de escáneres (ZAP y </w:t>
+            </w:r>
+            <w:proofErr w:type="spellStart"/>
+            <w:r>
+              <w:rPr>
+                <w:rFonts w:ascii="Calibri" w:hAnsi="Calibri" w:cs="Arial"/>
+                <w:i/>
+                <w:sz w:val="18"/>
+                <w:szCs w:val="20"/>
+                <w:lang w:eastAsia="es-CL"/>
+              </w:rPr>
+              <w:t>Nikto</w:t>
+            </w:r>
+            <w:proofErr w:type="spellEnd"/>
+            <w:r>
+              <w:rPr>
+                <w:rFonts w:ascii="Calibri" w:hAnsi="Calibri" w:cs="Arial"/>
+                <w:i/>
+                <w:sz w:val="18"/>
+                <w:szCs w:val="20"/>
+                <w:lang w:eastAsia="es-CL"/>
+              </w:rPr>
+              <w:t xml:space="preserve">), desarrollo de </w:t>
+            </w:r>
+            <w:proofErr w:type="spellStart"/>
+            <w:r>
+              <w:rPr>
+                <w:rFonts w:ascii="Calibri" w:hAnsi="Calibri" w:cs="Arial"/>
+                <w:i/>
+                <w:sz w:val="18"/>
+                <w:szCs w:val="20"/>
+                <w:lang w:eastAsia="es-CL"/>
+              </w:rPr>
+              <w:t>endpoints</w:t>
+            </w:r>
+            <w:proofErr w:type="spellEnd"/>
+            <w:r>
+              <w:rPr>
+                <w:rFonts w:ascii="Calibri" w:hAnsi="Calibri" w:cs="Arial"/>
+                <w:i/>
+                <w:sz w:val="18"/>
+                <w:szCs w:val="20"/>
+                <w:lang w:eastAsia="es-CL"/>
+              </w:rPr>
+              <w:t xml:space="preserve"> en </w:t>
+            </w:r>
+            <w:proofErr w:type="spellStart"/>
+            <w:r>
+              <w:rPr>
+                <w:rFonts w:ascii="Calibri" w:hAnsi="Calibri" w:cs="Arial"/>
+                <w:i/>
+                <w:sz w:val="18"/>
+                <w:szCs w:val="20"/>
+                <w:lang w:eastAsia="es-CL"/>
+              </w:rPr>
+              <w:t>FastAPI</w:t>
+            </w:r>
+            <w:proofErr w:type="spellEnd"/>
+            <w:r>
+              <w:rPr>
+                <w:rFonts w:ascii="Calibri" w:hAnsi="Calibri" w:cs="Arial"/>
+                <w:i/>
+                <w:sz w:val="18"/>
+                <w:szCs w:val="20"/>
+                <w:lang w:eastAsia="es-CL"/>
+              </w:rPr>
+              <w:t xml:space="preserve"> y módulos de normalización de datos. </w:t>
+            </w:r>
+          </w:p>
+          <w:p>
+            <w:pPr>
+              <w:pStyle w:val="Prrafodelista"/>
+              <w:numPr>
+                <w:ilvl w:val="0"/>
+                <w:numId w:val="9"/>
+              </w:numPr>
+              <w:jc w:val="both"/>
+              <w:rPr>
+                <w:rFonts w:ascii="Calibri" w:hAnsi="Calibri" w:cs="Arial"/>
+                <w:i/>
+                <w:sz w:val="18"/>
+                <w:szCs w:val="20"/>
+                <w:lang w:eastAsia="es-CL"/>
+              </w:rPr>
+            </w:pPr>
+            <w:r>
+              <w:rPr>
+                <w:rFonts w:ascii="Calibri" w:hAnsi="Calibri" w:cs="Arial"/>
+                <w:b/>
+                <w:bCs/>
+                <w:i/>
+                <w:sz w:val="18"/>
+                <w:szCs w:val="20"/>
+                <w:lang w:eastAsia="es-CL"/>
+              </w:rPr>
+              <w:t>Operador 03 (</w:t>
+            </w:r>
+            <w:proofErr w:type="spellStart"/>
+            <w:r>
+              <w:rPr>
+                <w:rFonts w:ascii="Calibri" w:hAnsi="Calibri" w:cs="Arial"/>
+                <w:b/>
+                <w:bCs/>
+                <w:i/>
+                <w:sz w:val="18"/>
+                <w:szCs w:val="20"/>
+                <w:lang w:eastAsia="es-CL"/>
+              </w:rPr>
+              <w:t>Dashboard</w:t>
+            </w:r>
+            <w:proofErr w:type="spellEnd"/>
+            <w:r>
+              <w:rPr>
+                <w:rFonts w:ascii="Calibri" w:hAnsi="Calibri" w:cs="Arial"/>
+                <w:b/>
+                <w:bCs/>
+                <w:i/>
+                <w:sz w:val="18"/>
+                <w:szCs w:val="20"/>
+                <w:lang w:eastAsia="es-CL"/>
+              </w:rPr>
+              <w:t>, Lab &amp; Validación</w:t>
+            </w:r>
+            <w:r>
+              <w:rPr>
+                <w:rFonts w:ascii="Calibri" w:hAnsi="Calibri" w:cs="Arial"/>
+                <w:b/>
+                <w:bCs/>
+                <w:i/>
+                <w:sz w:val="18"/>
+                <w:szCs w:val="20"/>
+                <w:lang w:eastAsia="es-CL"/>
+              </w:rPr>
+              <w:t xml:space="preserve"> – </w:t>
+            </w:r>
+            <w:proofErr w:type="spellStart"/>
+            <w:r>
+              <w:rPr>
+                <w:rFonts w:ascii="Calibri" w:hAnsi="Calibri" w:cs="Arial"/>
+                <w:b/>
+                <w:bCs/>
+                <w:i/>
+                <w:sz w:val="18"/>
+                <w:szCs w:val="20"/>
+                <w:lang w:eastAsia="es-CL"/>
+              </w:rPr>
+              <w:t>Joquín</w:t>
+            </w:r>
+            <w:proofErr w:type="spellEnd"/>
+            <w:r>
+              <w:rPr>
+                <w:rFonts w:ascii="Calibri" w:hAnsi="Calibri" w:cs="Arial"/>
+                <w:b/>
+                <w:bCs/>
+                <w:i/>
+                <w:sz w:val="18"/>
                 <w:szCs w:val="20"/>
                 <w:lang w:eastAsia="es-CL"/>
               </w:rPr>
               <w:t xml:space="preserve"> </w:t>
             </w:r>
-            <w:r>
-              <w:rPr>
-                <w:rFonts w:ascii="Calibri" w:hAnsi="Calibri" w:cs="Arial"/>
-                <w:i/>
-                <w:color w:val="548DD4"/>
-                <w:sz w:val="20"/>
-                <w:szCs w:val="20"/>
-                <w:lang w:eastAsia="es-CL"/>
-              </w:rPr>
-              <w:t>el</w:t>
-            </w:r>
-            <w:r>
-              <w:rPr>
-                <w:rFonts w:ascii="Calibri" w:hAnsi="Calibri" w:cs="Arial"/>
-                <w:i/>
-                <w:color w:val="548DD4"/>
-                <w:sz w:val="20"/>
-                <w:szCs w:val="20"/>
-                <w:lang w:eastAsia="es-CL"/>
-              </w:rPr>
-              <w:t xml:space="preserve"> problema o </w:t>
-            </w:r>
-            <w:r>
-              <w:rPr>
-                <w:rFonts w:ascii="Calibri" w:hAnsi="Calibri" w:cs="Arial"/>
-                <w:i/>
-                <w:color w:val="548DD4"/>
-                <w:sz w:val="20"/>
-                <w:szCs w:val="20"/>
-                <w:lang w:eastAsia="es-CL"/>
-              </w:rPr>
-              <w:t>situación</w:t>
-            </w:r>
-            <w:r>
-              <w:rPr>
-                <w:rFonts w:ascii="Calibri" w:hAnsi="Calibri" w:cs="Arial"/>
-                <w:i/>
-                <w:color w:val="548DD4"/>
-                <w:sz w:val="20"/>
-                <w:szCs w:val="20"/>
-                <w:lang w:eastAsia="es-CL"/>
-              </w:rPr>
-              <w:t xml:space="preserve"> que</w:t>
-            </w:r>
-            <w:r>
-              <w:rPr>
-                <w:rFonts w:ascii="Calibri" w:hAnsi="Calibri" w:cs="Arial"/>
-                <w:i/>
-                <w:color w:val="548DD4"/>
-                <w:sz w:val="20"/>
-                <w:szCs w:val="20"/>
-                <w:lang w:eastAsia="es-CL"/>
-              </w:rPr>
-              <w:t xml:space="preserve"> se</w:t>
-            </w:r>
-            <w:r>
-              <w:rPr>
-                <w:rFonts w:ascii="Calibri" w:hAnsi="Calibri" w:cs="Arial"/>
-                <w:i/>
-                <w:color w:val="548DD4"/>
-                <w:sz w:val="20"/>
-                <w:szCs w:val="20"/>
-                <w:lang w:eastAsia="es-CL"/>
-              </w:rPr>
-              <w:t xml:space="preserve"> identific</w:t>
-            </w:r>
-            <w:r>
-              <w:rPr>
-                <w:rFonts w:ascii="Calibri" w:hAnsi="Calibri" w:cs="Arial"/>
-                <w:i/>
-                <w:color w:val="548DD4"/>
-                <w:sz w:val="20"/>
-                <w:szCs w:val="20"/>
-                <w:lang w:eastAsia="es-CL"/>
-              </w:rPr>
-              <w:t>ó anteriormente</w:t>
-            </w:r>
-            <w:r>
-              <w:rPr>
-                <w:rFonts w:ascii="Calibri" w:hAnsi="Calibri" w:cs="Arial"/>
-                <w:i/>
-                <w:color w:val="548DD4"/>
-                <w:sz w:val="20"/>
-                <w:szCs w:val="20"/>
-                <w:lang w:eastAsia="es-CL"/>
-              </w:rPr>
-              <w:t>, señalando</w:t>
-            </w:r>
-            <w:r>
-              <w:rPr>
-                <w:rFonts w:ascii="Calibri" w:hAnsi="Calibri" w:cs="Arial"/>
-                <w:i/>
-                <w:color w:val="548DD4"/>
-                <w:sz w:val="20"/>
-                <w:szCs w:val="20"/>
-                <w:lang w:eastAsia="es-CL"/>
-              </w:rPr>
-              <w:t xml:space="preserve"> </w:t>
-            </w:r>
-            <w:r>
-              <w:rPr>
-                <w:rFonts w:ascii="Calibri" w:hAnsi="Calibri" w:cs="Arial"/>
-                <w:i/>
-                <w:color w:val="548DD4"/>
-                <w:sz w:val="20"/>
-                <w:szCs w:val="20"/>
-                <w:lang w:eastAsia="es-CL"/>
-              </w:rPr>
-              <w:t>l</w:t>
-            </w:r>
-            <w:r>
-              <w:rPr>
-                <w:rFonts w:ascii="Calibri" w:hAnsi="Calibri" w:cs="Arial"/>
-                <w:i/>
-                <w:color w:val="548DD4"/>
-                <w:sz w:val="20"/>
-                <w:szCs w:val="20"/>
-                <w:lang w:eastAsia="es-CL"/>
-              </w:rPr>
-              <w:t>a</w:t>
-            </w:r>
-            <w:r>
-              <w:rPr>
-                <w:rFonts w:ascii="Calibri" w:hAnsi="Calibri" w:cs="Arial"/>
-                <w:i/>
-                <w:color w:val="548DD4"/>
-                <w:sz w:val="20"/>
-                <w:szCs w:val="20"/>
-                <w:lang w:eastAsia="es-CL"/>
-              </w:rPr>
-              <w:t xml:space="preserve"> </w:t>
-            </w:r>
-            <w:r>
-              <w:rPr>
-                <w:rFonts w:ascii="Calibri" w:hAnsi="Calibri" w:cs="Arial"/>
-                <w:i/>
-                <w:color w:val="548DD4"/>
-                <w:sz w:val="20"/>
-                <w:szCs w:val="20"/>
-                <w:lang w:eastAsia="es-CL"/>
-              </w:rPr>
-              <w:t xml:space="preserve">metodología que se utilizará </w:t>
-            </w:r>
-            <w:r>
-              <w:rPr>
-                <w:rFonts w:ascii="Calibri" w:hAnsi="Calibri" w:cs="Arial"/>
-                <w:i/>
-                <w:color w:val="548DD4"/>
-                <w:sz w:val="20"/>
-                <w:szCs w:val="20"/>
-                <w:lang w:eastAsia="es-CL"/>
-              </w:rPr>
-              <w:t xml:space="preserve">para cumplir con tu objetivo. </w:t>
+            <w:proofErr w:type="gramStart"/>
+            <w:r>
+              <w:rPr>
+                <w:rFonts w:ascii="Calibri" w:hAnsi="Calibri" w:cs="Arial"/>
+                <w:b/>
+                <w:bCs/>
+                <w:i/>
+                <w:sz w:val="18"/>
+                <w:szCs w:val="20"/>
+                <w:lang w:eastAsia="es-CL"/>
+              </w:rPr>
+              <w:t xml:space="preserve">Herrera </w:t>
+            </w:r>
+            <w:r>
+              <w:rPr>
+                <w:rFonts w:ascii="Calibri" w:hAnsi="Calibri" w:cs="Arial"/>
+                <w:b/>
+                <w:bCs/>
+                <w:i/>
+                <w:sz w:val="18"/>
+                <w:szCs w:val="20"/>
+                <w:lang w:eastAsia="es-CL"/>
+              </w:rPr>
+              <w:t>)</w:t>
+            </w:r>
+            <w:proofErr w:type="gramEnd"/>
+            <w:r>
+              <w:rPr>
+                <w:rFonts w:ascii="Calibri" w:hAnsi="Calibri" w:cs="Arial"/>
+                <w:b/>
+                <w:bCs/>
+                <w:i/>
+                <w:sz w:val="18"/>
+                <w:szCs w:val="20"/>
+                <w:lang w:eastAsia="es-CL"/>
+              </w:rPr>
+              <w:t>:</w:t>
+            </w:r>
+            <w:r>
+              <w:rPr>
+                <w:rFonts w:ascii="Calibri" w:hAnsi="Calibri" w:cs="Arial"/>
+                <w:i/>
+                <w:sz w:val="18"/>
+                <w:szCs w:val="20"/>
+                <w:lang w:eastAsia="es-CL"/>
+              </w:rPr>
+              <w:t xml:space="preserve"> Desarrollo del </w:t>
+            </w:r>
+            <w:proofErr w:type="spellStart"/>
+            <w:r>
+              <w:rPr>
+                <w:rFonts w:ascii="Calibri" w:hAnsi="Calibri" w:cs="Arial"/>
+                <w:i/>
+                <w:sz w:val="18"/>
+                <w:szCs w:val="20"/>
+                <w:lang w:eastAsia="es-CL"/>
+              </w:rPr>
+              <w:t>dashboard</w:t>
+            </w:r>
+            <w:proofErr w:type="spellEnd"/>
+            <w:r>
+              <w:rPr>
+                <w:rFonts w:ascii="Calibri" w:hAnsi="Calibri" w:cs="Arial"/>
+                <w:i/>
+                <w:sz w:val="18"/>
+                <w:szCs w:val="20"/>
+                <w:lang w:eastAsia="es-CL"/>
+              </w:rPr>
+              <w:t xml:space="preserve"> web, despliegue del entorno de laboratorio con Docker </w:t>
+            </w:r>
+            <w:proofErr w:type="spellStart"/>
+            <w:r>
+              <w:rPr>
+                <w:rFonts w:ascii="Calibri" w:hAnsi="Calibri" w:cs="Arial"/>
+                <w:i/>
+                <w:sz w:val="18"/>
+                <w:szCs w:val="20"/>
+                <w:lang w:eastAsia="es-CL"/>
+              </w:rPr>
+              <w:t>Compose</w:t>
+            </w:r>
+            <w:proofErr w:type="spellEnd"/>
+            <w:r>
+              <w:rPr>
+                <w:rFonts w:ascii="Calibri" w:hAnsi="Calibri" w:cs="Arial"/>
+                <w:i/>
+                <w:sz w:val="18"/>
+                <w:szCs w:val="20"/>
+                <w:lang w:eastAsia="es-CL"/>
+              </w:rPr>
+              <w:t xml:space="preserve"> y ejecución de pruebas de validación comparativa. </w:t>
             </w:r>
           </w:p>
           <w:p>
@@ -3728,17 +4016,6 @@
                 <w:lang w:eastAsia="es-CL"/>
               </w:rPr>
             </w:pPr>
-            <w:r>
-              <w:rPr>
-                <w:rFonts w:ascii="Calibri" w:hAnsi="Calibri" w:cs="Arial"/>
-                <w:i/>
-                <w:color w:val="548DD4"/>
-                <w:sz w:val="20"/>
-                <w:szCs w:val="20"/>
-                <w:lang w:eastAsia="es-CL"/>
-              </w:rPr>
-              <w:t>Cuando el proyecto a desarrollar es grupal, es necesario incorporar la definición de las funciones, tareas y responsabilidades asociadas a cada integrante del equipo.</w:t>
-            </w:r>
           </w:p>
         </w:tc>
       </w:tr>
@@ -3815,6 +4092,7 @@
                 <w:sz w:val="28"/>
                 <w:szCs w:val="28"/>
               </w:rPr>
+              <w:lastRenderedPageBreak/>
               <w:t>6</w:t>
             </w:r>
             <w:r>
@@ -4063,10 +4341,16 @@
               <w:jc w:val="both"/>
               <w:rPr>
                 <w:rFonts w:ascii="Calibri" w:hAnsi="Calibri"/>
-                <w:b/>
-                <w:color w:val="1F3864" w:themeColor="accent1" w:themeShade="80"/>
-              </w:rPr>
-            </w:pPr>
+                <w:bCs/>
+              </w:rPr>
+            </w:pPr>
+            <w:r>
+              <w:rPr>
+                <w:rFonts w:ascii="Calibri" w:hAnsi="Calibri"/>
+                <w:bCs/>
+              </w:rPr>
+              <w:t>Avance Fase 1</w:t>
+            </w:r>
           </w:p>
         </w:tc>
         <w:tc>
@@ -4079,10 +4363,26 @@
               <w:jc w:val="both"/>
               <w:rPr>
                 <w:rFonts w:ascii="Calibri" w:hAnsi="Calibri"/>
-                <w:b/>
-                <w:color w:val="1F3864" w:themeColor="accent1" w:themeShade="80"/>
-              </w:rPr>
-            </w:pPr>
+                <w:bCs/>
+                <w:color w:val="1F3864" w:themeColor="accent1" w:themeShade="80"/>
+              </w:rPr>
+            </w:pPr>
+            <w:r>
+              <w:rPr>
+                <w:rFonts w:ascii="Calibri" w:hAnsi="Calibri"/>
+                <w:bCs/>
+              </w:rPr>
+              <w:t xml:space="preserve">Documento de Arquitectura y Laboratorio </w:t>
+            </w:r>
+            <w:proofErr w:type="spellStart"/>
+            <w:r>
+              <w:rPr>
+                <w:rFonts w:ascii="Calibri" w:hAnsi="Calibri"/>
+                <w:bCs/>
+              </w:rPr>
+              <w:t>Dockerizado</w:t>
+            </w:r>
+            <w:proofErr w:type="spellEnd"/>
           </w:p>
         </w:tc>
         <w:tc>
@@ -4105,23 +4405,55 @@
               <w:rPr>
                 <w:rFonts w:ascii="Calibri" w:hAnsi="Calibri" w:cs="Arial"/>
                 <w:i/>
-                <w:color w:val="4472C4" w:themeColor="accent1"/>
-                <w:sz w:val="18"/>
-                <w:szCs w:val="20"/>
-                <w:lang w:eastAsia="es-CL"/>
-              </w:rPr>
-              <w:t>Describe las evidencias acordadas con tu docente, siempre teniendo en mente que estas deben dar cuenta del desarrollo de tu Proyecto APT</w:t>
-            </w:r>
-            <w:r>
-              <w:rPr>
-                <w:rFonts w:ascii="Calibri" w:hAnsi="Calibri" w:cs="Arial"/>
-                <w:i/>
-                <w:color w:val="4472C4" w:themeColor="accent1"/>
-                <w:sz w:val="18"/>
-                <w:szCs w:val="20"/>
-                <w:lang w:eastAsia="es-CL"/>
-              </w:rPr>
-              <w:t>.</w:t>
+                <w:sz w:val="18"/>
+                <w:szCs w:val="20"/>
+                <w:lang w:eastAsia="es-CL"/>
+              </w:rPr>
+              <w:t xml:space="preserve">Repositorio GitHub con configuración de </w:t>
+            </w:r>
+            <w:proofErr w:type="spellStart"/>
+            <w:r>
+              <w:rPr>
+                <w:rFonts w:ascii="Calibri" w:hAnsi="Calibri" w:cs="Arial"/>
+                <w:i/>
+                <w:sz w:val="18"/>
+                <w:szCs w:val="20"/>
+                <w:lang w:eastAsia="es-CL"/>
+              </w:rPr>
+              <w:t>docker-compose.yml</w:t>
+            </w:r>
+            <w:proofErr w:type="spellEnd"/>
+            <w:r>
+              <w:rPr>
+                <w:rFonts w:ascii="Calibri" w:hAnsi="Calibri" w:cs="Arial"/>
+                <w:i/>
+                <w:sz w:val="18"/>
+                <w:szCs w:val="20"/>
+                <w:lang w:eastAsia="es-CL"/>
+              </w:rPr>
+              <w:t xml:space="preserve"> funcional (ZAP, </w:t>
+            </w:r>
+            <w:proofErr w:type="spellStart"/>
+            <w:r>
+              <w:rPr>
+                <w:rFonts w:ascii="Calibri" w:hAnsi="Calibri" w:cs="Arial"/>
+                <w:i/>
+                <w:sz w:val="18"/>
+                <w:szCs w:val="20"/>
+                <w:lang w:eastAsia="es-CL"/>
+              </w:rPr>
+              <w:t>Nikto</w:t>
+            </w:r>
+            <w:proofErr w:type="spellEnd"/>
+            <w:r>
+              <w:rPr>
+                <w:rFonts w:ascii="Calibri" w:hAnsi="Calibri" w:cs="Arial"/>
+                <w:i/>
+                <w:sz w:val="18"/>
+                <w:szCs w:val="20"/>
+                <w:lang w:eastAsia="es-CL"/>
+              </w:rPr>
+              <w:t>, DVWA) y script de normalización a JSON base.</w:t>
             </w:r>
           </w:p>
         </w:tc>
@@ -4135,10 +4467,17 @@
               <w:jc w:val="both"/>
               <w:rPr>
                 <w:rFonts w:ascii="Calibri" w:hAnsi="Calibri"/>
-                <w:b/>
-                <w:color w:val="1F3864" w:themeColor="accent1" w:themeShade="80"/>
-              </w:rPr>
-            </w:pPr>
+                <w:bCs/>
+                <w:color w:val="1F3864" w:themeColor="accent1" w:themeShade="80"/>
+              </w:rPr>
+            </w:pPr>
+            <w:r>
+              <w:rPr>
+                <w:rFonts w:ascii="Calibri" w:hAnsi="Calibri"/>
+                <w:bCs/>
+              </w:rPr>
+              <w:t>Valida la base de infraestructura y la capacidad de ejecutar escaneos controlados de forma reproducible.</w:t>
+            </w:r>
           </w:p>
         </w:tc>
       </w:tr>
@@ -4157,9 +4496,22 @@
               <w:rPr>
                 <w:rFonts w:ascii="Calibri" w:hAnsi="Calibri"/>
                 <w:b/>
-                <w:color w:val="1F3864" w:themeColor="accent1" w:themeShade="80"/>
-              </w:rPr>
-            </w:pPr>
+              </w:rPr>
+            </w:pPr>
+            <w:r>
+              <w:rPr>
+                <w:rFonts w:ascii="Calibri" w:hAnsi="Calibri"/>
+                <w:bCs/>
+              </w:rPr>
+              <w:t xml:space="preserve">Avance Fase </w:t>
+            </w:r>
+            <w:r>
+              <w:rPr>
+                <w:rFonts w:ascii="Calibri" w:hAnsi="Calibri"/>
+                <w:bCs/>
+              </w:rPr>
+              <w:t>2</w:t>
+            </w:r>
           </w:p>
         </w:tc>
         <w:tc>
@@ -4172,10 +4524,16 @@
               <w:jc w:val="both"/>
               <w:rPr>
                 <w:rFonts w:ascii="Calibri" w:hAnsi="Calibri"/>
-                <w:b/>
-                <w:color w:val="1F3864" w:themeColor="accent1" w:themeShade="80"/>
-              </w:rPr>
-            </w:pPr>
+                <w:bCs/>
+              </w:rPr>
+            </w:pPr>
+            <w:r>
+              <w:rPr>
+                <w:rFonts w:ascii="Calibri" w:hAnsi="Calibri"/>
+                <w:bCs/>
+              </w:rPr>
+              <w:t>Pipeline de IA y Persistencia de Hallazgos</w:t>
+            </w:r>
           </w:p>
         </w:tc>
         <w:tc>
@@ -4188,10 +4546,33 @@
               <w:jc w:val="both"/>
               <w:rPr>
                 <w:rFonts w:ascii="Calibri" w:hAnsi="Calibri"/>
-                <w:b/>
-                <w:color w:val="1F3864" w:themeColor="accent1" w:themeShade="80"/>
-              </w:rPr>
-            </w:pPr>
+                <w:bCs/>
+                <w:color w:val="1F3864" w:themeColor="accent1" w:themeShade="80"/>
+              </w:rPr>
+            </w:pPr>
+            <w:r>
+              <w:rPr>
+                <w:rFonts w:ascii="Calibri" w:hAnsi="Calibri"/>
+                <w:bCs/>
+              </w:rPr>
+              <w:t xml:space="preserve">Módulo de integración </w:t>
+            </w:r>
+            <w:proofErr w:type="spellStart"/>
+            <w:r>
+              <w:rPr>
+                <w:rFonts w:ascii="Calibri" w:hAnsi="Calibri"/>
+                <w:bCs/>
+              </w:rPr>
+              <w:t>FastAPI</w:t>
+            </w:r>
+            <w:proofErr w:type="spellEnd"/>
+            <w:r>
+              <w:rPr>
+                <w:rFonts w:ascii="Calibri" w:hAnsi="Calibri"/>
+                <w:bCs/>
+              </w:rPr>
+              <w:t xml:space="preserve"> con Ollama (qwen3:8b), validación de salida estructurada por JSON Schema y persistencia en PostgreSQL.</w:t>
+            </w:r>
           </w:p>
         </w:tc>
         <w:tc>
@@ -4204,10 +4585,16 @@
               <w:jc w:val="both"/>
               <w:rPr>
                 <w:rFonts w:ascii="Calibri" w:hAnsi="Calibri"/>
-                <w:b/>
-                <w:color w:val="1F3864" w:themeColor="accent1" w:themeShade="80"/>
-              </w:rPr>
-            </w:pPr>
+                <w:bCs/>
+              </w:rPr>
+            </w:pPr>
+            <w:r>
+              <w:rPr>
+                <w:rFonts w:ascii="Calibri" w:hAnsi="Calibri"/>
+                <w:bCs/>
+              </w:rPr>
+              <w:t>Demuestra el núcleo funcional de correlación, mapeo OWASP y enriquecimiento automático sin alucinaciones.</w:t>
+            </w:r>
           </w:p>
         </w:tc>
       </w:tr>
@@ -4226,9 +4613,29 @@
               <w:rPr>
                 <w:rFonts w:ascii="Calibri" w:hAnsi="Calibri"/>
                 <w:b/>
-                <w:color w:val="1F3864" w:themeColor="accent1" w:themeShade="80"/>
-              </w:rPr>
-            </w:pPr>
+              </w:rPr>
+            </w:pPr>
+            <w:r>
+              <w:rPr>
+                <w:rFonts w:ascii="Calibri" w:hAnsi="Calibri"/>
+                <w:bCs/>
+              </w:rPr>
+              <w:t>Final</w:t>
+            </w:r>
+            <w:r>
+              <w:rPr>
+                <w:rFonts w:ascii="Calibri" w:hAnsi="Calibri"/>
+                <w:bCs/>
+              </w:rPr>
+              <w:t xml:space="preserve"> Fase </w:t>
+            </w:r>
+            <w:r>
+              <w:rPr>
+                <w:rFonts w:ascii="Calibri" w:hAnsi="Calibri"/>
+                <w:bCs/>
+              </w:rPr>
+              <w:t>3</w:t>
+            </w:r>
           </w:p>
         </w:tc>
         <w:tc>
@@ -4241,10 +4648,33 @@
               <w:jc w:val="both"/>
               <w:rPr>
                 <w:rFonts w:ascii="Calibri" w:hAnsi="Calibri"/>
-                <w:b/>
-                <w:color w:val="1F3864" w:themeColor="accent1" w:themeShade="80"/>
-              </w:rPr>
-            </w:pPr>
+                <w:bCs/>
+                <w:color w:val="1F3864" w:themeColor="accent1" w:themeShade="80"/>
+              </w:rPr>
+            </w:pPr>
+            <w:r>
+              <w:rPr>
+                <w:rFonts w:ascii="Calibri" w:hAnsi="Calibri"/>
+                <w:bCs/>
+              </w:rPr>
+              <w:t xml:space="preserve">Plataforma </w:t>
+            </w:r>
+            <w:proofErr w:type="spellStart"/>
+            <w:r>
+              <w:rPr>
+                <w:rFonts w:ascii="Calibri" w:hAnsi="Calibri"/>
+                <w:bCs/>
+              </w:rPr>
+              <w:t>SentinelAI</w:t>
+            </w:r>
+            <w:proofErr w:type="spellEnd"/>
+            <w:r>
+              <w:rPr>
+                <w:rFonts w:ascii="Calibri" w:hAnsi="Calibri"/>
+                <w:bCs/>
+              </w:rPr>
+              <w:t xml:space="preserve"> Integrada y Reporte de Validación</w:t>
+            </w:r>
           </w:p>
         </w:tc>
         <w:tc>
@@ -4257,10 +4687,41 @@
               <w:jc w:val="both"/>
               <w:rPr>
                 <w:rFonts w:ascii="Calibri" w:hAnsi="Calibri"/>
-                <w:b/>
-                <w:color w:val="1F3864" w:themeColor="accent1" w:themeShade="80"/>
-              </w:rPr>
-            </w:pPr>
+                <w:bCs/>
+              </w:rPr>
+            </w:pPr>
+            <w:proofErr w:type="spellStart"/>
+            <w:r>
+              <w:rPr>
+                <w:rFonts w:ascii="Calibri" w:hAnsi="Calibri"/>
+                <w:bCs/>
+              </w:rPr>
+              <w:t>Dashboard</w:t>
+            </w:r>
+            <w:proofErr w:type="spellEnd"/>
+            <w:r>
+              <w:rPr>
+                <w:rFonts w:ascii="Calibri" w:hAnsi="Calibri"/>
+                <w:bCs/>
+              </w:rPr>
+              <w:t xml:space="preserve"> interactivo operativo con visualización de métricas, exportador de reportes técnicos/ejecutivos y comparativa de resultados vs. </w:t>
+            </w:r>
+            <w:proofErr w:type="spellStart"/>
+            <w:r>
+              <w:rPr>
+                <w:rFonts w:ascii="Calibri" w:hAnsi="Calibri"/>
+                <w:bCs/>
+              </w:rPr>
+              <w:t>pentesting</w:t>
+            </w:r>
+            <w:proofErr w:type="spellEnd"/>
+            <w:r>
+              <w:rPr>
+                <w:rFonts w:ascii="Calibri" w:hAnsi="Calibri"/>
+                <w:bCs/>
+              </w:rPr>
+              <w:t xml:space="preserve"> manual.</w:t>
+            </w:r>
           </w:p>
         </w:tc>
         <w:tc>
@@ -4273,10 +4734,17 @@
               <w:jc w:val="both"/>
               <w:rPr>
                 <w:rFonts w:ascii="Calibri" w:hAnsi="Calibri"/>
-                <w:b/>
-                <w:color w:val="1F3864" w:themeColor="accent1" w:themeShade="80"/>
-              </w:rPr>
-            </w:pPr>
+                <w:bCs/>
+                <w:color w:val="1F3864" w:themeColor="accent1" w:themeShade="80"/>
+              </w:rPr>
+            </w:pPr>
+            <w:r>
+              <w:rPr>
+                <w:rFonts w:ascii="Calibri" w:hAnsi="Calibri"/>
+                <w:bCs/>
+              </w:rPr>
+              <w:t>Evidencia el cumplimiento total de los objetivos, la calidad del software y la solución al problema de fatiga de alertas.</w:t>
+            </w:r>
           </w:p>
         </w:tc>
       </w:tr>
@@ -4458,7 +4926,23 @@
                 <w:rFonts w:ascii="Calibri" w:hAnsi="Calibri"/>
                 <w:color w:val="1F3864" w:themeColor="accent1" w:themeShade="80"/>
               </w:rPr>
-              <w:t>efine la planificación de tu Proyecto APT de acuerdo a lo requerido</w:t>
+              <w:t xml:space="preserve">efine la planificación de tu Proyecto APT </w:t>
+            </w:r>
+            <w:proofErr w:type="gramStart"/>
+            <w:r>
+              <w:rPr>
+                <w:rFonts w:ascii="Calibri" w:hAnsi="Calibri"/>
+                <w:color w:val="1F3864" w:themeColor="accent1" w:themeShade="80"/>
+              </w:rPr>
+              <w:t>de acuerdo a</w:t>
+            </w:r>
+            <w:proofErr w:type="gramEnd"/>
+            <w:r>
+              <w:rPr>
+                <w:rFonts w:ascii="Calibri" w:hAnsi="Calibri"/>
+                <w:color w:val="1F3864" w:themeColor="accent1" w:themeShade="80"/>
+              </w:rPr>
+              <w:t xml:space="preserve"> lo requerido</w:t>
             </w:r>
             <w:r>
               <w:rPr>
@@ -4596,14 +5080,30 @@
                 <w:rFonts w:ascii="Calibri" w:hAnsi="Calibri"/>
                 <w:color w:val="1F3864" w:themeColor="accent1" w:themeShade="80"/>
               </w:rPr>
-              <w:t xml:space="preserve">Nombre de </w:t>
-            </w:r>
-            <w:r>
-              <w:rPr>
-                <w:rFonts w:ascii="Calibri" w:hAnsi="Calibri"/>
-                <w:color w:val="1F3864" w:themeColor="accent1" w:themeShade="80"/>
-              </w:rPr>
-              <w:t xml:space="preserve"> Actividades/Tareas</w:t>
+              <w:t xml:space="preserve">Nombre </w:t>
+            </w:r>
+            <w:proofErr w:type="gramStart"/>
+            <w:r>
+              <w:rPr>
+                <w:rFonts w:ascii="Calibri" w:hAnsi="Calibri"/>
+                <w:color w:val="1F3864" w:themeColor="accent1" w:themeShade="80"/>
+              </w:rPr>
+              <w:t xml:space="preserve">de </w:t>
+            </w:r>
+            <w:r>
+              <w:rPr>
+                <w:rFonts w:ascii="Calibri" w:hAnsi="Calibri"/>
+                <w:color w:val="1F3864" w:themeColor="accent1" w:themeShade="80"/>
+              </w:rPr>
+              <w:t xml:space="preserve"> Actividades</w:t>
+            </w:r>
+            <w:proofErr w:type="gramEnd"/>
+            <w:r>
+              <w:rPr>
+                <w:rFonts w:ascii="Calibri" w:hAnsi="Calibri"/>
+                <w:color w:val="1F3864" w:themeColor="accent1" w:themeShade="80"/>
+              </w:rPr>
+              <w:t>/Tareas</w:t>
             </w:r>
           </w:p>
         </w:tc>
@@ -4782,7 +5282,7 @@
                 <w:szCs w:val="20"/>
                 <w:lang w:eastAsia="es-CL"/>
               </w:rPr>
-              <w:t xml:space="preserve">que se relacionan con las diferentes actividades </w:t>
+              <w:t xml:space="preserve">que se relacionan con las diferentes </w:t>
             </w:r>
             <w:r>
               <w:rPr>
@@ -4793,6 +5293,18 @@
                 <w:szCs w:val="20"/>
                 <w:lang w:eastAsia="es-CL"/>
               </w:rPr>
+              <w:lastRenderedPageBreak/>
+              <w:t xml:space="preserve">actividades </w:t>
+            </w:r>
+            <w:r>
+              <w:rPr>
+                <w:rFonts w:ascii="Calibri" w:hAnsi="Calibri" w:cs="Arial"/>
+                <w:i/>
+                <w:color w:val="548DD4"/>
+                <w:sz w:val="18"/>
+                <w:szCs w:val="20"/>
+                <w:lang w:eastAsia="es-CL"/>
+              </w:rPr>
               <w:t>requeridas para el desarrollo de la actividad.</w:t>
             </w:r>
           </w:p>
@@ -4819,6 +5331,7 @@
                 <w:szCs w:val="20"/>
                 <w:lang w:eastAsia="es-CL"/>
               </w:rPr>
+              <w:lastRenderedPageBreak/>
               <w:t>Señale el nombre de la tarea o actividad.</w:t>
             </w:r>
           </w:p>
@@ -5173,7 +5686,19 @@
                 <w:szCs w:val="20"/>
                 <w:lang w:eastAsia="es-CL"/>
               </w:rPr>
-              <w:t>presentar durante la ejecución de cada una de las actividades propuestas para llevar a cabo el plan de trabajo</w:t>
+              <w:t xml:space="preserve">presentar durante la ejecución de </w:t>
+            </w:r>
+            <w:r>
+              <w:rPr>
+                <w:rFonts w:ascii="Calibri" w:hAnsi="Calibri" w:cs="Arial"/>
+                <w:i/>
+                <w:color w:val="548DD4"/>
+                <w:sz w:val="18"/>
+                <w:szCs w:val="20"/>
+                <w:lang w:eastAsia="es-CL"/>
+              </w:rPr>
+              <w:lastRenderedPageBreak/>
+              <w:t>cada una de las actividades propuestas para llevar a cabo el plan de trabajo</w:t>
             </w:r>
             <w:r>
               <w:rPr>
@@ -7210,7 +7735,7 @@
 </file>
 
 <file path=word/endnotes.xml><?xml version="1.0" encoding="utf-8"?>
-<w:endnotes xmlns:wpc="http://schemas.microsoft.com/office/word/2010/wordprocessingCanvas" xmlns:cx="http://schemas.microsoft.com/office/drawing/2014/chartex" xmlns:mc="http://schemas.openxmlformats.org/markup-compatibility/2006" xmlns:o="urn:schemas-microsoft-com:office:office" xmlns:r="http://schemas.openxmlformats.org/officeDocument/2006/relationships" xmlns:m="http://schemas.openxmlformats.org/officeDocument/2006/math" xmlns:v="urn:schemas-microsoft-com:vml" xmlns:wp14="http://schemas.microsoft.com/office/word/2010/wordprocessingDrawing" xmlns:wp="http://schemas.openxmlformats.org/drawingml/2006/wordprocessingDrawing" xmlns:w10="urn:schemas-microsoft-com:office:word" xmlns:w="http://schemas.openxmlformats.org/wordprocessingml/2006/main" xmlns:w14="http://schemas.microsoft.com/office/word/2010/wordml" xmlns:w15="http://schemas.microsoft.com/office/word/2012/wordml" xmlns:w16se="http://schemas.microsoft.com/office/word/2015/wordml/symex" xmlns:wpg="http://schemas.microsoft.com/office/word/2010/wordprocessingGroup" xmlns:wpi="http://schemas.microsoft.com/office/word/2010/wordprocessingInk" xmlns:wne="http://schemas.microsoft.com/office/word/2006/wordml" xmlns:wps="http://schemas.microsoft.com/office/word/2010/wordprocessingShape" mc:Ignorable="w14 w15 w16se wp14">
+<w:endnotes xmlns:wpc="http://schemas.microsoft.com/office/word/2010/wordprocessingCanvas" xmlns:cx="http://schemas.microsoft.com/office/drawing/2014/chartex" xmlns:cx1="http://schemas.microsoft.com/office/drawing/2015/9/8/chartex" xmlns:cx2="http://schemas.microsoft.com/office/drawing/2015/10/21/chartex" xmlns:cx3="http://schemas.microsoft.com/office/drawing/2016/5/9/chartex" xmlns:cx4="http://schemas.microsoft.com/office/drawing/2016/5/10/chartex" xmlns:cx5="http://schemas.microsoft.com/office/drawing/2016/5/11/chartex" xmlns:cx6="http://schemas.microsoft.com/office/drawing/2016/5/12/chartex" xmlns:cx7="http://schemas.microsoft.com/office/drawing/2016/5/13/chartex" xmlns:cx8="http://schemas.microsoft.com/office/drawing/2016/5/14/chartex" xmlns:mc="http://schemas.openxmlformats.org/markup-compatibility/2006" xmlns:aink="http://schemas.microsoft.com/office/drawing/2016/ink" xmlns:am3d="http://schemas.microsoft.com/office/drawing/2017/model3d" xmlns:o="urn:schemas-microsoft-com:office:office" xmlns:oel="http://schemas.microsoft.com/office/2019/extlst" xmlns:r="http://schemas.openxmlformats.org/officeDocument/2006/relationships" xmlns:m="http://schemas.openxmlformats.org/officeDocument/2006/math" xmlns:v="urn:schemas-microsoft-com:vml" xmlns:wp14="http://schemas.microsoft.com/office/word/2010/wordprocessingDrawing" xmlns:wp="http://schemas.openxmlformats.org/drawingml/2006/wordprocessingDrawing" xmlns:w10="urn:schemas-microsoft-com:office:word" xmlns:w="http://schemas.openxmlformats.org/wordprocessingml/2006/main" xmlns:w14="http://schemas.microsoft.com/office/word/2010/wordml" xmlns:w15="http://schemas.microsoft.com/office/word/2012/wordml" xmlns:w16cex="http://schemas.microsoft.com/office/word/2018/wordml/cex" xmlns:w16cid="http://schemas.microsoft.com/office/word/2016/wordml/cid" xmlns:w16="http://schemas.microsoft.com/office/word/2018/wordml" xmlns:w16du="http://schemas.microsoft.com/office/word/2023/wordml/word16du" xmlns:w16sdtdh="http://schemas.microsoft.com/office/word/2020/wordml/sdtdatahash" xmlns:w16sdtfl="http://schemas.microsoft.com/office/word/2024/wordml/sdtformatlock" xmlns:w16se="http://schemas.microsoft.com/office/word/2015/wordml/symex" xmlns:wpg="http://schemas.microsoft.com/office/word/2010/wordprocessingGroup" xmlns:wpi="http://schemas.microsoft.com/office/word/2010/wordprocessingInk" xmlns:wne="http://schemas.microsoft.com/office/word/2006/wordml" xmlns:wps="http://schemas.microsoft.com/office/word/2010/wordprocessingShape" mc:Ignorable="w14 w15 w16se w16cid w16 w16cex w16sdtdh w16sdtfl w16du wp14">
   <w:endnote w:type="separator" w:id="-1">
     <w:p>
       <w:pPr>
@@ -7235,7 +7760,7 @@
 </file>
 
 <file path=word/footnotes.xml><?xml version="1.0" encoding="utf-8"?>
-<w:footnotes xmlns:wpc="http://schemas.microsoft.com/office/word/2010/wordprocessingCanvas" xmlns:cx="http://schemas.microsoft.com/office/drawing/2014/chartex" xmlns:mc="http://schemas.openxmlformats.org/markup-compatibility/2006" xmlns:o="urn:schemas-microsoft-com:office:office" xmlns:r="http://schemas.openxmlformats.org/officeDocument/2006/relationships" xmlns:m="http://schemas.openxmlformats.org/officeDocument/2006/math" xmlns:v="urn:schemas-microsoft-com:vml" xmlns:wp14="http://schemas.microsoft.com/office/word/2010/wordprocessingDrawing" xmlns:wp="http://schemas.openxmlformats.org/drawingml/2006/wordprocessingDrawing" xmlns:w10="urn:schemas-microsoft-com:office:word" xmlns:w="http://schemas.openxmlformats.org/wordprocessingml/2006/main" xmlns:w14="http://schemas.microsoft.com/office/word/2010/wordml" xmlns:w15="http://schemas.microsoft.com/office/word/2012/wordml" xmlns:w16se="http://schemas.microsoft.com/office/word/2015/wordml/symex" xmlns:wpg="http://schemas.microsoft.com/office/word/2010/wordprocessingGroup" xmlns:wpi="http://schemas.microsoft.com/office/word/2010/wordprocessingInk" xmlns:wne="http://schemas.microsoft.com/office/word/2006/wordml" xmlns:wps="http://schemas.microsoft.com/office/word/2010/wordprocessingShape" mc:Ignorable="w14 w15 w16se wp14">
+<w:footnotes xmlns:wpc="http://schemas.microsoft.com/office/word/2010/wordprocessingCanvas" xmlns:cx="http://schemas.microsoft.com/office/drawing/2014/chartex" xmlns:cx1="http://schemas.microsoft.com/office/drawing/2015/9/8/chartex" xmlns:cx2="http://schemas.microsoft.com/office/drawing/2015/10/21/chartex" xmlns:cx3="http://schemas.microsoft.com/office/drawing/2016/5/9/chartex" xmlns:cx4="http://schemas.microsoft.com/office/drawing/2016/5/10/chartex" xmlns:cx5="http://schemas.microsoft.com/office/drawing/2016/5/11/chartex" xmlns:cx6="http://schemas.microsoft.com/office/drawing/2016/5/12/chartex" xmlns:cx7="http://schemas.microsoft.com/office/drawing/2016/5/13/chartex" xmlns:cx8="http://schemas.microsoft.com/office/drawing/2016/5/14/chartex" xmlns:mc="http://schemas.openxmlformats.org/markup-compatibility/2006" xmlns:aink="http://schemas.microsoft.com/office/drawing/2016/ink" xmlns:am3d="http://schemas.microsoft.com/office/drawing/2017/model3d" xmlns:o="urn:schemas-microsoft-com:office:office" xmlns:oel="http://schemas.microsoft.com/office/2019/extlst" xmlns:r="http://schemas.openxmlformats.org/officeDocument/2006/relationships" xmlns:m="http://schemas.openxmlformats.org/officeDocument/2006/math" xmlns:v="urn:schemas-microsoft-com:vml" xmlns:wp14="http://schemas.microsoft.com/office/word/2010/wordprocessingDrawing" xmlns:wp="http://schemas.openxmlformats.org/drawingml/2006/wordprocessingDrawing" xmlns:w10="urn:schemas-microsoft-com:office:word" xmlns:w="http://schemas.openxmlformats.org/wordprocessingml/2006/main" xmlns:w14="http://schemas.microsoft.com/office/word/2010/wordml" xmlns:w15="http://schemas.microsoft.com/office/word/2012/wordml" xmlns:w16cex="http://schemas.microsoft.com/office/word/2018/wordml/cex" xmlns:w16cid="http://schemas.microsoft.com/office/word/2016/wordml/cid" xmlns:w16="http://schemas.microsoft.com/office/word/2018/wordml" xmlns:w16du="http://schemas.microsoft.com/office/word/2023/wordml/word16du" xmlns:w16sdtdh="http://schemas.microsoft.com/office/word/2020/wordml/sdtdatahash" xmlns:w16sdtfl="http://schemas.microsoft.com/office/word/2024/wordml/sdtformatlock" xmlns:w16se="http://schemas.microsoft.com/office/word/2015/wordml/symex" xmlns:wpg="http://schemas.microsoft.com/office/word/2010/wordprocessingGroup" xmlns:wpi="http://schemas.microsoft.com/office/word/2010/wordprocessingInk" xmlns:wne="http://schemas.microsoft.com/office/word/2006/wordml" xmlns:wps="http://schemas.microsoft.com/office/word/2010/wordprocessingShape" mc:Ignorable="w14 w15 w16se w16cid w16 w16cex w16sdtdh w16sdtfl w16du wp14">
   <w:footnote w:type="separator" w:id="-1">
     <w:p>
       <w:pPr>
@@ -7315,7 +7840,7 @@
 </file>
 
 <file path=word/header1.xml><?xml version="1.0" encoding="utf-8"?>
-<w:hdr xmlns:wpc="http://schemas.microsoft.com/office/word/2010/wordprocessingCanvas" xmlns:cx="http://schemas.microsoft.com/office/drawing/2014/chartex" xmlns:mc="http://schemas.openxmlformats.org/markup-compatibility/2006" xmlns:o="urn:schemas-microsoft-com:office:office" xmlns:r="http://schemas.openxmlformats.org/officeDocument/2006/relationships" xmlns:m="http://schemas.openxmlformats.org/officeDocument/2006/math" xmlns:v="urn:schemas-microsoft-com:vml" xmlns:wp14="http://schemas.microsoft.com/office/word/2010/wordprocessingDrawing" xmlns:wp="http://schemas.openxmlformats.org/drawingml/2006/wordprocessingDrawing" xmlns:w10="urn:schemas-microsoft-com:office:word" xmlns:w="http://schemas.openxmlformats.org/wordprocessingml/2006/main" xmlns:w14="http://schemas.microsoft.com/office/word/2010/wordml" xmlns:w15="http://schemas.microsoft.com/office/word/2012/wordml" xmlns:w16se="http://schemas.microsoft.com/office/word/2015/wordml/symex" xmlns:wpg="http://schemas.microsoft.com/office/word/2010/wordprocessingGroup" xmlns:wpi="http://schemas.microsoft.com/office/word/2010/wordprocessingInk" xmlns:wne="http://schemas.microsoft.com/office/word/2006/wordml" xmlns:wps="http://schemas.microsoft.com/office/word/2010/wordprocessingShape" mc:Ignorable="w14 w15 w16se wp14">
+<w:hdr xmlns:wpc="http://schemas.microsoft.com/office/word/2010/wordprocessingCanvas" xmlns:cx="http://schemas.microsoft.com/office/drawing/2014/chartex" xmlns:cx1="http://schemas.microsoft.com/office/drawing/2015/9/8/chartex" xmlns:cx2="http://schemas.microsoft.com/office/drawing/2015/10/21/chartex" xmlns:cx3="http://schemas.microsoft.com/office/drawing/2016/5/9/chartex" xmlns:cx4="http://schemas.microsoft.com/office/drawing/2016/5/10/chartex" xmlns:cx5="http://schemas.microsoft.com/office/drawing/2016/5/11/chartex" xmlns:cx6="http://schemas.microsoft.com/office/drawing/2016/5/12/chartex" xmlns:cx7="http://schemas.microsoft.com/office/drawing/2016/5/13/chartex" xmlns:cx8="http://schemas.microsoft.com/office/drawing/2016/5/14/chartex" xmlns:mc="http://schemas.openxmlformats.org/markup-compatibility/2006" xmlns:aink="http://schemas.microsoft.com/office/drawing/2016/ink" xmlns:am3d="http://schemas.microsoft.com/office/drawing/2017/model3d" xmlns:o="urn:schemas-microsoft-com:office:office" xmlns:oel="http://schemas.microsoft.com/office/2019/extlst" xmlns:r="http://schemas.openxmlformats.org/officeDocument/2006/relationships" xmlns:m="http://schemas.openxmlformats.org/officeDocument/2006/math" xmlns:v="urn:schemas-microsoft-com:vml" xmlns:wp14="http://schemas.microsoft.com/office/word/2010/wordprocessingDrawing" xmlns:wp="http://schemas.openxmlformats.org/drawingml/2006/wordprocessingDrawing" xmlns:w10="urn:schemas-microsoft-com:office:word" xmlns:w="http://schemas.openxmlformats.org/wordprocessingml/2006/main" xmlns:w14="http://schemas.microsoft.com/office/word/2010/wordml" xmlns:w15="http://schemas.microsoft.com/office/word/2012/wordml" xmlns:w16cex="http://schemas.microsoft.com/office/word/2018/wordml/cex" xmlns:w16cid="http://schemas.microsoft.com/office/word/2016/wordml/cid" xmlns:w16="http://schemas.microsoft.com/office/word/2018/wordml" xmlns:w16du="http://schemas.microsoft.com/office/word/2023/wordml/word16du" xmlns:w16sdtdh="http://schemas.microsoft.com/office/word/2020/wordml/sdtdatahash" xmlns:w16sdtfl="http://schemas.microsoft.com/office/word/2024/wordml/sdtformatlock" xmlns:w16se="http://schemas.microsoft.com/office/word/2015/wordml/symex" xmlns:wpg="http://schemas.microsoft.com/office/word/2010/wordprocessingGroup" xmlns:wpi="http://schemas.microsoft.com/office/word/2010/wordprocessingInk" xmlns:wne="http://schemas.microsoft.com/office/word/2006/wordml" xmlns:wps="http://schemas.microsoft.com/office/word/2010/wordprocessingShape" mc:Ignorable="w14 w15 w16se w16cid w16 w16cex w16sdtdh w16sdtfl w16du wp14">
   <w:tbl>
     <w:tblPr>
       <w:tblStyle w:val="Tablaconcuadrcula1"/>
@@ -7500,8 +8025,232 @@
 </file>
 
 <file path=word/numbering.xml><?xml version="1.0" encoding="utf-8"?>
-<w:numbering xmlns:wpc="http://schemas.microsoft.com/office/word/2010/wordprocessingCanvas" xmlns:cx="http://schemas.microsoft.com/office/drawing/2014/chartex" xmlns:mc="http://schemas.openxmlformats.org/markup-compatibility/2006" xmlns:o="urn:schemas-microsoft-com:office:office" xmlns:r="http://schemas.openxmlformats.org/officeDocument/2006/relationships" xmlns:m="http://schemas.openxmlformats.org/officeDocument/2006/math" xmlns:v="urn:schemas-microsoft-com:vml" xmlns:wp14="http://schemas.microsoft.com/office/word/2010/wordprocessingDrawing" xmlns:wp="http://schemas.openxmlformats.org/drawingml/2006/wordprocessingDrawing" xmlns:w10="urn:schemas-microsoft-com:office:word" xmlns:w="http://schemas.openxmlformats.org/wordprocessingml/2006/main" xmlns:w14="http://schemas.microsoft.com/office/word/2010/wordml" xmlns:w15="http://schemas.microsoft.com/office/word/2012/wordml" xmlns:w16se="http://schemas.microsoft.com/office/word/2015/wordml/symex" xmlns:wpg="http://schemas.microsoft.com/office/word/2010/wordprocessingGroup" xmlns:wpi="http://schemas.microsoft.com/office/word/2010/wordprocessingInk" xmlns:wne="http://schemas.microsoft.com/office/word/2006/wordml" xmlns:wps="http://schemas.microsoft.com/office/word/2010/wordprocessingShape" mc:Ignorable="w14 w15 w16se wp14">
+<w:numbering xmlns:wpc="http://schemas.microsoft.com/office/word/2010/wordprocessingCanvas" xmlns:cx="http://schemas.microsoft.com/office/drawing/2014/chartex" xmlns:cx1="http://schemas.microsoft.com/office/drawing/2015/9/8/chartex" xmlns:cx2="http://schemas.microsoft.com/office/drawing/2015/10/21/chartex" xmlns:cx3="http://schemas.microsoft.com/office/drawing/2016/5/9/chartex" xmlns:cx4="http://schemas.microsoft.com/office/drawing/2016/5/10/chartex" xmlns:cx5="http://schemas.microsoft.com/office/drawing/2016/5/11/chartex" xmlns:cx6="http://schemas.microsoft.com/office/drawing/2016/5/12/chartex" xmlns:cx7="http://schemas.microsoft.com/office/drawing/2016/5/13/chartex" xmlns:cx8="http://schemas.microsoft.com/office/drawing/2016/5/14/chartex" xmlns:mc="http://schemas.openxmlformats.org/markup-compatibility/2006" xmlns:aink="http://schemas.microsoft.com/office/drawing/2016/ink" xmlns:am3d="http://schemas.microsoft.com/office/drawing/2017/model3d" xmlns:o="urn:schemas-microsoft-com:office:office" xmlns:oel="http://schemas.microsoft.com/office/2019/extlst" xmlns:r="http://schemas.openxmlformats.org/officeDocument/2006/relationships" xmlns:m="http://schemas.openxmlformats.org/officeDocument/2006/math" xmlns:v="urn:schemas-microsoft-com:vml" xmlns:wp14="http://schemas.microsoft.com/office/word/2010/wordprocessingDrawing" xmlns:wp="http://schemas.openxmlformats.org/drawingml/2006/wordprocessingDrawing" xmlns:w10="urn:schemas-microsoft-com:office:word" xmlns:w="http://schemas.openxmlformats.org/wordprocessingml/2006/main" xmlns:w14="http://schemas.microsoft.com/office/word/2010/wordml" xmlns:w15="http://schemas.microsoft.com/office/word/2012/wordml" xmlns:w16cex="http://schemas.microsoft.com/office/word/2018/wordml/cex" xmlns:w16cid="http://schemas.microsoft.com/office/word/2016/wordml/cid" xmlns:w16="http://schemas.microsoft.com/office/word/2018/wordml" xmlns:w16du="http://schemas.microsoft.com/office/word/2023/wordml/word16du" xmlns:w16sdtdh="http://schemas.microsoft.com/office/word/2020/wordml/sdtdatahash" xmlns:w16sdtfl="http://schemas.microsoft.com/office/word/2024/wordml/sdtformatlock" xmlns:w16se="http://schemas.microsoft.com/office/word/2015/wordml/symex" xmlns:wpg="http://schemas.microsoft.com/office/word/2010/wordprocessingGroup" xmlns:wpi="http://schemas.microsoft.com/office/word/2010/wordprocessingInk" xmlns:wne="http://schemas.microsoft.com/office/word/2006/wordml" xmlns:wps="http://schemas.microsoft.com/office/word/2010/wordprocessingShape" mc:Ignorable="w14 w15 w16se w16cid w16 w16cex w16sdtdh w16sdtfl w16du wp14">
   <w:abstractNum w:abstractNumId="0" w15:restartNumberingAfterBreak="0">
+    <w:nsid w:val="0CB708F4"/>
+    <w:multiLevelType w:val="hybridMultilevel"/>
+    <w:tmpl w:val="5ED47400"/>
+    <w:lvl w:ilvl="0" w:tplc="E33CF1DC">
+      <w:numFmt w:val="bullet"/>
+      <w:lvlText w:val=""/>
+      <w:lvlJc w:val="left"/>
+      <w:pPr>
+        <w:ind w:left="1800" w:hanging="360"/>
+      </w:pPr>
+      <w:rPr>
+        <w:rFonts w:ascii="Calibri" w:eastAsiaTheme="minorHAnsi" w:hAnsi="Calibri" w:cs="Calibri" w:hint="default"/>
+      </w:rPr>
+    </w:lvl>
+    <w:lvl w:ilvl="1" w:tplc="340A0003" w:tentative="1">
+      <w:start w:val="1"/>
+      <w:numFmt w:val="bullet"/>
+      <w:lvlText w:val="o"/>
+      <w:lvlJc w:val="left"/>
+      <w:pPr>
+        <w:ind w:left="2160" w:hanging="360"/>
+      </w:pPr>
+      <w:rPr>
+        <w:rFonts w:ascii="Courier New" w:hAnsi="Courier New" w:cs="Courier New" w:hint="default"/>
+      </w:rPr>
+    </w:lvl>
+    <w:lvl w:ilvl="2" w:tplc="340A0005" w:tentative="1">
+      <w:start w:val="1"/>
+      <w:numFmt w:val="bullet"/>
+      <w:lvlText w:val=""/>
+      <w:lvlJc w:val="left"/>
+      <w:pPr>
+        <w:ind w:left="2880" w:hanging="360"/>
+      </w:pPr>
+      <w:rPr>
+        <w:rFonts w:ascii="Wingdings" w:hAnsi="Wingdings" w:hint="default"/>
+      </w:rPr>
+    </w:lvl>
+    <w:lvl w:ilvl="3" w:tplc="340A0001" w:tentative="1">
+      <w:start w:val="1"/>
+      <w:numFmt w:val="bullet"/>
+      <w:lvlText w:val=""/>
+      <w:lvlJc w:val="left"/>
+      <w:pPr>
+        <w:ind w:left="3600" w:hanging="360"/>
+      </w:pPr>
+      <w:rPr>
+        <w:rFonts w:ascii="Symbol" w:hAnsi="Symbol" w:hint="default"/>
+      </w:rPr>
+    </w:lvl>
+    <w:lvl w:ilvl="4" w:tplc="340A0003" w:tentative="1">
+      <w:start w:val="1"/>
+      <w:numFmt w:val="bullet"/>
+      <w:lvlText w:val="o"/>
+      <w:lvlJc w:val="left"/>
+      <w:pPr>
+        <w:ind w:left="4320" w:hanging="360"/>
+      </w:pPr>
+      <w:rPr>
+        <w:rFonts w:ascii="Courier New" w:hAnsi="Courier New" w:cs="Courier New" w:hint="default"/>
+      </w:rPr>
+    </w:lvl>
+    <w:lvl w:ilvl="5" w:tplc="340A0005" w:tentative="1">
+      <w:start w:val="1"/>
+      <w:numFmt w:val="bullet"/>
+      <w:lvlText w:val=""/>
+      <w:lvlJc w:val="left"/>
+      <w:pPr>
+        <w:ind w:left="5040" w:hanging="360"/>
+      </w:pPr>
+      <w:rPr>
+        <w:rFonts w:ascii="Wingdings" w:hAnsi="Wingdings" w:hint="default"/>
+      </w:rPr>
+    </w:lvl>
+    <w:lvl w:ilvl="6" w:tplc="340A0001" w:tentative="1">
+      <w:start w:val="1"/>
+      <w:numFmt w:val="bullet"/>
+      <w:lvlText w:val=""/>
+      <w:lvlJc w:val="left"/>
+      <w:pPr>
+        <w:ind w:left="5760" w:hanging="360"/>
+      </w:pPr>
+      <w:rPr>
+        <w:rFonts w:ascii="Symbol" w:hAnsi="Symbol" w:hint="default"/>
+      </w:rPr>
+    </w:lvl>
+    <w:lvl w:ilvl="7" w:tplc="340A0003" w:tentative="1">
+      <w:start w:val="1"/>
+      <w:numFmt w:val="bullet"/>
+      <w:lvlText w:val="o"/>
+      <w:lvlJc w:val="left"/>
+      <w:pPr>
+        <w:ind w:left="6480" w:hanging="360"/>
+      </w:pPr>
+      <w:rPr>
+        <w:rFonts w:ascii="Courier New" w:hAnsi="Courier New" w:cs="Courier New" w:hint="default"/>
+      </w:rPr>
+    </w:lvl>
+    <w:lvl w:ilvl="8" w:tplc="340A0005" w:tentative="1">
+      <w:start w:val="1"/>
+      <w:numFmt w:val="bullet"/>
+      <w:lvlText w:val=""/>
+      <w:lvlJc w:val="left"/>
+      <w:pPr>
+        <w:ind w:left="7200" w:hanging="360"/>
+      </w:pPr>
+      <w:rPr>
+        <w:rFonts w:ascii="Wingdings" w:hAnsi="Wingdings" w:hint="default"/>
+      </w:rPr>
+    </w:lvl>
+  </w:abstractNum>
+  <w:abstractNum w:abstractNumId="1" w15:restartNumberingAfterBreak="0">
+    <w:nsid w:val="0DDF6286"/>
+    <w:multiLevelType w:val="hybridMultilevel"/>
+    <w:tmpl w:val="E4FC3C60"/>
+    <w:lvl w:ilvl="0" w:tplc="E33CF1DC">
+      <w:numFmt w:val="bullet"/>
+      <w:lvlText w:val=""/>
+      <w:lvlJc w:val="left"/>
+      <w:pPr>
+        <w:ind w:left="1800" w:hanging="360"/>
+      </w:pPr>
+      <w:rPr>
+        <w:rFonts w:ascii="Calibri" w:eastAsiaTheme="minorHAnsi" w:hAnsi="Calibri" w:cs="Calibri" w:hint="default"/>
+      </w:rPr>
+    </w:lvl>
+    <w:lvl w:ilvl="1" w:tplc="340A0003" w:tentative="1">
+      <w:start w:val="1"/>
+      <w:numFmt w:val="bullet"/>
+      <w:lvlText w:val="o"/>
+      <w:lvlJc w:val="left"/>
+      <w:pPr>
+        <w:ind w:left="2160" w:hanging="360"/>
+      </w:pPr>
+      <w:rPr>
+        <w:rFonts w:ascii="Courier New" w:hAnsi="Courier New" w:cs="Courier New" w:hint="default"/>
+      </w:rPr>
+    </w:lvl>
+    <w:lvl w:ilvl="2" w:tplc="340A0005" w:tentative="1">
+      <w:start w:val="1"/>
+      <w:numFmt w:val="bullet"/>
+      <w:lvlText w:val=""/>
+      <w:lvlJc w:val="left"/>
+      <w:pPr>
+        <w:ind w:left="2880" w:hanging="360"/>
+      </w:pPr>
+      <w:rPr>
+        <w:rFonts w:ascii="Wingdings" w:hAnsi="Wingdings" w:hint="default"/>
+      </w:rPr>
+    </w:lvl>
+    <w:lvl w:ilvl="3" w:tplc="340A0001" w:tentative="1">
+      <w:start w:val="1"/>
+      <w:numFmt w:val="bullet"/>
+      <w:lvlText w:val=""/>
+      <w:lvlJc w:val="left"/>
+      <w:pPr>
+        <w:ind w:left="3600" w:hanging="360"/>
+      </w:pPr>
+      <w:rPr>
+        <w:rFonts w:ascii="Symbol" w:hAnsi="Symbol" w:hint="default"/>
+      </w:rPr>
+    </w:lvl>
+    <w:lvl w:ilvl="4" w:tplc="340A0003" w:tentative="1">
+      <w:start w:val="1"/>
+      <w:numFmt w:val="bullet"/>
+      <w:lvlText w:val="o"/>
+      <w:lvlJc w:val="left"/>
+      <w:pPr>
+        <w:ind w:left="4320" w:hanging="360"/>
+      </w:pPr>
+      <w:rPr>
+        <w:rFonts w:ascii="Courier New" w:hAnsi="Courier New" w:cs="Courier New" w:hint="default"/>
+      </w:rPr>
+    </w:lvl>
+    <w:lvl w:ilvl="5" w:tplc="340A0005" w:tentative="1">
+      <w:start w:val="1"/>
+      <w:numFmt w:val="bullet"/>
+      <w:lvlText w:val=""/>
+      <w:lvlJc w:val="left"/>
+      <w:pPr>
+        <w:ind w:left="5040" w:hanging="360"/>
+      </w:pPr>
+      <w:rPr>
+        <w:rFonts w:ascii="Wingdings" w:hAnsi="Wingdings" w:hint="default"/>
+      </w:rPr>
+    </w:lvl>
+    <w:lvl w:ilvl="6" w:tplc="340A0001" w:tentative="1">
+      <w:start w:val="1"/>
+      <w:numFmt w:val="bullet"/>
+      <w:lvlText w:val=""/>
+      <w:lvlJc w:val="left"/>
+      <w:pPr>
+        <w:ind w:left="5760" w:hanging="360"/>
+      </w:pPr>
+      <w:rPr>
+        <w:rFonts w:ascii="Symbol" w:hAnsi="Symbol" w:hint="default"/>
+      </w:rPr>
+    </w:lvl>
+    <w:lvl w:ilvl="7" w:tplc="340A0003" w:tentative="1">
+      <w:start w:val="1"/>
+      <w:numFmt w:val="bullet"/>
+      <w:lvlText w:val="o"/>
+      <w:lvlJc w:val="left"/>
+      <w:pPr>
+        <w:ind w:left="6480" w:hanging="360"/>
+      </w:pPr>
+      <w:rPr>
+        <w:rFonts w:ascii="Courier New" w:hAnsi="Courier New" w:cs="Courier New" w:hint="default"/>
+      </w:rPr>
+    </w:lvl>
+    <w:lvl w:ilvl="8" w:tplc="340A0005" w:tentative="1">
+      <w:start w:val="1"/>
+      <w:numFmt w:val="bullet"/>
+      <w:lvlText w:val=""/>
+      <w:lvlJc w:val="left"/>
+      <w:pPr>
+        <w:ind w:left="7200" w:hanging="360"/>
+      </w:pPr>
+      <w:rPr>
+        <w:rFonts w:ascii="Wingdings" w:hAnsi="Wingdings" w:hint="default"/>
+      </w:rPr>
+    </w:lvl>
+  </w:abstractNum>
+  <w:abstractNum w:abstractNumId="2" w15:restartNumberingAfterBreak="0">
     <w:nsid w:val="129E5F86"/>
     <w:multiLevelType w:val="hybridMultilevel"/>
     <w:tmpl w:val="B158EC90"/>
@@ -7590,7 +8339,120 @@
       </w:pPr>
     </w:lvl>
   </w:abstractNum>
-  <w:abstractNum w:abstractNumId="1" w15:restartNumberingAfterBreak="0">
+  <w:abstractNum w:abstractNumId="3" w15:restartNumberingAfterBreak="0">
+    <w:nsid w:val="13FA1AAA"/>
+    <w:multiLevelType w:val="hybridMultilevel"/>
+    <w:tmpl w:val="4874D976"/>
+    <w:lvl w:ilvl="0" w:tplc="340A0001">
+      <w:start w:val="1"/>
+      <w:numFmt w:val="bullet"/>
+      <w:lvlText w:val=""/>
+      <w:lvlJc w:val="left"/>
+      <w:pPr>
+        <w:ind w:left="1440" w:hanging="360"/>
+      </w:pPr>
+      <w:rPr>
+        <w:rFonts w:ascii="Symbol" w:hAnsi="Symbol" w:hint="default"/>
+      </w:rPr>
+    </w:lvl>
+    <w:lvl w:ilvl="1" w:tplc="340A0003" w:tentative="1">
+      <w:start w:val="1"/>
+      <w:numFmt w:val="bullet"/>
+      <w:lvlText w:val="o"/>
+      <w:lvlJc w:val="left"/>
+      <w:pPr>
+        <w:ind w:left="2160" w:hanging="360"/>
+      </w:pPr>
+      <w:rPr>
+        <w:rFonts w:ascii="Courier New" w:hAnsi="Courier New" w:cs="Courier New" w:hint="default"/>
+      </w:rPr>
+    </w:lvl>
+    <w:lvl w:ilvl="2" w:tplc="340A0005" w:tentative="1">
+      <w:start w:val="1"/>
+      <w:numFmt w:val="bullet"/>
+      <w:lvlText w:val=""/>
+      <w:lvlJc w:val="left"/>
+      <w:pPr>
+        <w:ind w:left="2880" w:hanging="360"/>
+      </w:pPr>
+      <w:rPr>
+        <w:rFonts w:ascii="Wingdings" w:hAnsi="Wingdings" w:hint="default"/>
+      </w:rPr>
+    </w:lvl>
+    <w:lvl w:ilvl="3" w:tplc="340A0001" w:tentative="1">
+      <w:start w:val="1"/>
+      <w:numFmt w:val="bullet"/>
+      <w:lvlText w:val=""/>
+      <w:lvlJc w:val="left"/>
+      <w:pPr>
+        <w:ind w:left="3600" w:hanging="360"/>
+      </w:pPr>
+      <w:rPr>
+        <w:rFonts w:ascii="Symbol" w:hAnsi="Symbol" w:hint="default"/>
+      </w:rPr>
+    </w:lvl>
+    <w:lvl w:ilvl="4" w:tplc="340A0003" w:tentative="1">
+      <w:start w:val="1"/>
+      <w:numFmt w:val="bullet"/>
+      <w:lvlText w:val="o"/>
+      <w:lvlJc w:val="left"/>
+      <w:pPr>
+        <w:ind w:left="4320" w:hanging="360"/>
+      </w:pPr>
+      <w:rPr>
+        <w:rFonts w:ascii="Courier New" w:hAnsi="Courier New" w:cs="Courier New" w:hint="default"/>
+      </w:rPr>
+    </w:lvl>
+    <w:lvl w:ilvl="5" w:tplc="340A0005" w:tentative="1">
+      <w:start w:val="1"/>
+      <w:numFmt w:val="bullet"/>
+      <w:lvlText w:val=""/>
+      <w:lvlJc w:val="left"/>
+      <w:pPr>
+        <w:ind w:left="5040" w:hanging="360"/>
+      </w:pPr>
+      <w:rPr>
+        <w:rFonts w:ascii="Wingdings" w:hAnsi="Wingdings" w:hint="default"/>
+      </w:rPr>
+    </w:lvl>
+    <w:lvl w:ilvl="6" w:tplc="340A0001" w:tentative="1">
+      <w:start w:val="1"/>
+      <w:numFmt w:val="bullet"/>
+      <w:lvlText w:val=""/>
+      <w:lvlJc w:val="left"/>
+      <w:pPr>
+        <w:ind w:left="5760" w:hanging="360"/>
+      </w:pPr>
+      <w:rPr>
+        <w:rFonts w:ascii="Symbol" w:hAnsi="Symbol" w:hint="default"/>
+      </w:rPr>
+    </w:lvl>
+    <w:lvl w:ilvl="7" w:tplc="340A0003" w:tentative="1">
+      <w:start w:val="1"/>
+      <w:numFmt w:val="bullet"/>
+      <w:lvlText w:val="o"/>
+      <w:lvlJc w:val="left"/>
+      <w:pPr>
+        <w:ind w:left="6480" w:hanging="360"/>
+      </w:pPr>
+      <w:rPr>
+        <w:rFonts w:ascii="Courier New" w:hAnsi="Courier New" w:cs="Courier New" w:hint="default"/>
+      </w:rPr>
+    </w:lvl>
+    <w:lvl w:ilvl="8" w:tplc="340A0005" w:tentative="1">
+      <w:start w:val="1"/>
+      <w:numFmt w:val="bullet"/>
+      <w:lvlText w:val=""/>
+      <w:lvlJc w:val="left"/>
+      <w:pPr>
+        <w:ind w:left="7200" w:hanging="360"/>
+      </w:pPr>
+      <w:rPr>
+        <w:rFonts w:ascii="Wingdings" w:hAnsi="Wingdings" w:hint="default"/>
+      </w:rPr>
+    </w:lvl>
+  </w:abstractNum>
+  <w:abstractNum w:abstractNumId="4" w15:restartNumberingAfterBreak="0">
     <w:nsid w:val="2FFD4C7F"/>
     <w:multiLevelType w:val="multilevel"/>
     <w:tmpl w:val="CAF0F936"/>
@@ -7711,7 +8573,605 @@
       </w:rPr>
     </w:lvl>
   </w:abstractNum>
-  <w:abstractNum w:abstractNumId="2" w15:restartNumberingAfterBreak="0">
+  <w:abstractNum w:abstractNumId="5" w15:restartNumberingAfterBreak="0">
+    <w:nsid w:val="352B684A"/>
+    <w:multiLevelType w:val="hybridMultilevel"/>
+    <w:tmpl w:val="3DB0FEF0"/>
+    <w:lvl w:ilvl="0" w:tplc="E33CF1DC">
+      <w:numFmt w:val="bullet"/>
+      <w:lvlText w:val=""/>
+      <w:lvlJc w:val="left"/>
+      <w:pPr>
+        <w:ind w:left="1080" w:hanging="360"/>
+      </w:pPr>
+      <w:rPr>
+        <w:rFonts w:ascii="Calibri" w:eastAsiaTheme="minorHAnsi" w:hAnsi="Calibri" w:cs="Calibri" w:hint="default"/>
+      </w:rPr>
+    </w:lvl>
+    <w:lvl w:ilvl="1" w:tplc="340A0003" w:tentative="1">
+      <w:start w:val="1"/>
+      <w:numFmt w:val="bullet"/>
+      <w:lvlText w:val="o"/>
+      <w:lvlJc w:val="left"/>
+      <w:pPr>
+        <w:ind w:left="1800" w:hanging="360"/>
+      </w:pPr>
+      <w:rPr>
+        <w:rFonts w:ascii="Courier New" w:hAnsi="Courier New" w:cs="Courier New" w:hint="default"/>
+      </w:rPr>
+    </w:lvl>
+    <w:lvl w:ilvl="2" w:tplc="340A0005" w:tentative="1">
+      <w:start w:val="1"/>
+      <w:numFmt w:val="bullet"/>
+      <w:lvlText w:val=""/>
+      <w:lvlJc w:val="left"/>
+      <w:pPr>
+        <w:ind w:left="2520" w:hanging="360"/>
+      </w:pPr>
+      <w:rPr>
+        <w:rFonts w:ascii="Wingdings" w:hAnsi="Wingdings" w:hint="default"/>
+      </w:rPr>
+    </w:lvl>
+    <w:lvl w:ilvl="3" w:tplc="340A0001" w:tentative="1">
+      <w:start w:val="1"/>
+      <w:numFmt w:val="bullet"/>
+      <w:lvlText w:val=""/>
+      <w:lvlJc w:val="left"/>
+      <w:pPr>
+        <w:ind w:left="3240" w:hanging="360"/>
+      </w:pPr>
+      <w:rPr>
+        <w:rFonts w:ascii="Symbol" w:hAnsi="Symbol" w:hint="default"/>
+      </w:rPr>
+    </w:lvl>
+    <w:lvl w:ilvl="4" w:tplc="340A0003" w:tentative="1">
+      <w:start w:val="1"/>
+      <w:numFmt w:val="bullet"/>
+      <w:lvlText w:val="o"/>
+      <w:lvlJc w:val="left"/>
+      <w:pPr>
+        <w:ind w:left="3960" w:hanging="360"/>
+      </w:pPr>
+      <w:rPr>
+        <w:rFonts w:ascii="Courier New" w:hAnsi="Courier New" w:cs="Courier New" w:hint="default"/>
+      </w:rPr>
+    </w:lvl>
+    <w:lvl w:ilvl="5" w:tplc="340A0005" w:tentative="1">
+      <w:start w:val="1"/>
+      <w:numFmt w:val="bullet"/>
+      <w:lvlText w:val=""/>
+      <w:lvlJc w:val="left"/>
+      <w:pPr>
+        <w:ind w:left="4680" w:hanging="360"/>
+      </w:pPr>
+      <w:rPr>
+        <w:rFonts w:ascii="Wingdings" w:hAnsi="Wingdings" w:hint="default"/>
+      </w:rPr>
+    </w:lvl>
+    <w:lvl w:ilvl="6" w:tplc="340A0001" w:tentative="1">
+      <w:start w:val="1"/>
+      <w:numFmt w:val="bullet"/>
+      <w:lvlText w:val=""/>
+      <w:lvlJc w:val="left"/>
+      <w:pPr>
+        <w:ind w:left="5400" w:hanging="360"/>
+      </w:pPr>
+      <w:rPr>
+        <w:rFonts w:ascii="Symbol" w:hAnsi="Symbol" w:hint="default"/>
+      </w:rPr>
+    </w:lvl>
+    <w:lvl w:ilvl="7" w:tplc="340A0003" w:tentative="1">
+      <w:start w:val="1"/>
+      <w:numFmt w:val="bullet"/>
+      <w:lvlText w:val="o"/>
+      <w:lvlJc w:val="left"/>
+      <w:pPr>
+        <w:ind w:left="6120" w:hanging="360"/>
+      </w:pPr>
+      <w:rPr>
+        <w:rFonts w:ascii="Courier New" w:hAnsi="Courier New" w:cs="Courier New" w:hint="default"/>
+      </w:rPr>
+    </w:lvl>
+    <w:lvl w:ilvl="8" w:tplc="340A0005" w:tentative="1">
+      <w:start w:val="1"/>
+      <w:numFmt w:val="bullet"/>
+      <w:lvlText w:val=""/>
+      <w:lvlJc w:val="left"/>
+      <w:pPr>
+        <w:ind w:left="6840" w:hanging="360"/>
+      </w:pPr>
+      <w:rPr>
+        <w:rFonts w:ascii="Wingdings" w:hAnsi="Wingdings" w:hint="default"/>
+      </w:rPr>
+    </w:lvl>
+  </w:abstractNum>
+  <w:abstractNum w:abstractNumId="6" w15:restartNumberingAfterBreak="0">
+    <w:nsid w:val="38A96E9C"/>
+    <w:multiLevelType w:val="multilevel"/>
+    <w:tmpl w:val="54884C3A"/>
+    <w:lvl w:ilvl="0">
+      <w:start w:val="1"/>
+      <w:numFmt w:val="decimal"/>
+      <w:lvlText w:val="%1."/>
+      <w:lvlJc w:val="left"/>
+      <w:pPr>
+        <w:tabs>
+          <w:tab w:val="num" w:pos="720"/>
+        </w:tabs>
+        <w:ind w:left="720" w:hanging="360"/>
+      </w:pPr>
+    </w:lvl>
+    <w:lvl w:ilvl="1" w:tentative="1">
+      <w:start w:val="1"/>
+      <w:numFmt w:val="decimal"/>
+      <w:lvlText w:val="%2."/>
+      <w:lvlJc w:val="left"/>
+      <w:pPr>
+        <w:tabs>
+          <w:tab w:val="num" w:pos="1440"/>
+        </w:tabs>
+        <w:ind w:left="1440" w:hanging="360"/>
+      </w:pPr>
+    </w:lvl>
+    <w:lvl w:ilvl="2" w:tentative="1">
+      <w:start w:val="1"/>
+      <w:numFmt w:val="decimal"/>
+      <w:lvlText w:val="%3."/>
+      <w:lvlJc w:val="left"/>
+      <w:pPr>
+        <w:tabs>
+          <w:tab w:val="num" w:pos="2160"/>
+        </w:tabs>
+        <w:ind w:left="2160" w:hanging="360"/>
+      </w:pPr>
+    </w:lvl>
+    <w:lvl w:ilvl="3" w:tentative="1">
+      <w:start w:val="1"/>
+      <w:numFmt w:val="decimal"/>
+      <w:lvlText w:val="%4."/>
+      <w:lvlJc w:val="left"/>
+      <w:pPr>
+        <w:tabs>
+          <w:tab w:val="num" w:pos="2880"/>
+        </w:tabs>
+        <w:ind w:left="2880" w:hanging="360"/>
+      </w:pPr>
+    </w:lvl>
+    <w:lvl w:ilvl="4" w:tentative="1">
+      <w:start w:val="1"/>
+      <w:numFmt w:val="decimal"/>
+      <w:lvlText w:val="%5."/>
+      <w:lvlJc w:val="left"/>
+      <w:pPr>
+        <w:tabs>
+          <w:tab w:val="num" w:pos="3600"/>
+        </w:tabs>
+        <w:ind w:left="3600" w:hanging="360"/>
+      </w:pPr>
+    </w:lvl>
+    <w:lvl w:ilvl="5" w:tentative="1">
+      <w:start w:val="1"/>
+      <w:numFmt w:val="decimal"/>
+      <w:lvlText w:val="%6."/>
+      <w:lvlJc w:val="left"/>
+      <w:pPr>
+        <w:tabs>
+          <w:tab w:val="num" w:pos="4320"/>
+        </w:tabs>
+        <w:ind w:left="4320" w:hanging="360"/>
+      </w:pPr>
+    </w:lvl>
+    <w:lvl w:ilvl="6" w:tentative="1">
+      <w:start w:val="1"/>
+      <w:numFmt w:val="decimal"/>
+      <w:lvlText w:val="%7."/>
+      <w:lvlJc w:val="left"/>
+      <w:pPr>
+        <w:tabs>
+          <w:tab w:val="num" w:pos="5040"/>
+        </w:tabs>
+        <w:ind w:left="5040" w:hanging="360"/>
+      </w:pPr>
+    </w:lvl>
+    <w:lvl w:ilvl="7" w:tentative="1">
+      <w:start w:val="1"/>
+      <w:numFmt w:val="decimal"/>
+      <w:lvlText w:val="%8."/>
+      <w:lvlJc w:val="left"/>
+      <w:pPr>
+        <w:tabs>
+          <w:tab w:val="num" w:pos="5760"/>
+        </w:tabs>
+        <w:ind w:left="5760" w:hanging="360"/>
+      </w:pPr>
+    </w:lvl>
+    <w:lvl w:ilvl="8" w:tentative="1">
+      <w:start w:val="1"/>
+      <w:numFmt w:val="decimal"/>
+      <w:lvlText w:val="%9."/>
+      <w:lvlJc w:val="left"/>
+      <w:pPr>
+        <w:tabs>
+          <w:tab w:val="num" w:pos="6480"/>
+        </w:tabs>
+        <w:ind w:left="6480" w:hanging="360"/>
+      </w:pPr>
+    </w:lvl>
+  </w:abstractNum>
+  <w:abstractNum w:abstractNumId="7" w15:restartNumberingAfterBreak="0">
+    <w:nsid w:val="39787DC6"/>
+    <w:multiLevelType w:val="hybridMultilevel"/>
+    <w:tmpl w:val="DA3CEF28"/>
+    <w:lvl w:ilvl="0" w:tplc="E33CF1DC">
+      <w:numFmt w:val="bullet"/>
+      <w:lvlText w:val=""/>
+      <w:lvlJc w:val="left"/>
+      <w:pPr>
+        <w:ind w:left="1080" w:hanging="360"/>
+      </w:pPr>
+      <w:rPr>
+        <w:rFonts w:ascii="Calibri" w:eastAsiaTheme="minorHAnsi" w:hAnsi="Calibri" w:cs="Calibri" w:hint="default"/>
+      </w:rPr>
+    </w:lvl>
+    <w:lvl w:ilvl="1" w:tplc="340A0003" w:tentative="1">
+      <w:start w:val="1"/>
+      <w:numFmt w:val="bullet"/>
+      <w:lvlText w:val="o"/>
+      <w:lvlJc w:val="left"/>
+      <w:pPr>
+        <w:ind w:left="1440" w:hanging="360"/>
+      </w:pPr>
+      <w:rPr>
+        <w:rFonts w:ascii="Courier New" w:hAnsi="Courier New" w:cs="Courier New" w:hint="default"/>
+      </w:rPr>
+    </w:lvl>
+    <w:lvl w:ilvl="2" w:tplc="340A0005" w:tentative="1">
+      <w:start w:val="1"/>
+      <w:numFmt w:val="bullet"/>
+      <w:lvlText w:val=""/>
+      <w:lvlJc w:val="left"/>
+      <w:pPr>
+        <w:ind w:left="2160" w:hanging="360"/>
+      </w:pPr>
+      <w:rPr>
+        <w:rFonts w:ascii="Wingdings" w:hAnsi="Wingdings" w:hint="default"/>
+      </w:rPr>
+    </w:lvl>
+    <w:lvl w:ilvl="3" w:tplc="340A0001" w:tentative="1">
+      <w:start w:val="1"/>
+      <w:numFmt w:val="bullet"/>
+      <w:lvlText w:val=""/>
+      <w:lvlJc w:val="left"/>
+      <w:pPr>
+        <w:ind w:left="2880" w:hanging="360"/>
+      </w:pPr>
+      <w:rPr>
+        <w:rFonts w:ascii="Symbol" w:hAnsi="Symbol" w:hint="default"/>
+      </w:rPr>
+    </w:lvl>
+    <w:lvl w:ilvl="4" w:tplc="340A0003" w:tentative="1">
+      <w:start w:val="1"/>
+      <w:numFmt w:val="bullet"/>
+      <w:lvlText w:val="o"/>
+      <w:lvlJc w:val="left"/>
+      <w:pPr>
+        <w:ind w:left="3600" w:hanging="360"/>
+      </w:pPr>
+      <w:rPr>
+        <w:rFonts w:ascii="Courier New" w:hAnsi="Courier New" w:cs="Courier New" w:hint="default"/>
+      </w:rPr>
+    </w:lvl>
+    <w:lvl w:ilvl="5" w:tplc="340A0005" w:tentative="1">
+      <w:start w:val="1"/>
+      <w:numFmt w:val="bullet"/>
+      <w:lvlText w:val=""/>
+      <w:lvlJc w:val="left"/>
+      <w:pPr>
+        <w:ind w:left="4320" w:hanging="360"/>
+      </w:pPr>
+      <w:rPr>
+        <w:rFonts w:ascii="Wingdings" w:hAnsi="Wingdings" w:hint="default"/>
+      </w:rPr>
+    </w:lvl>
+    <w:lvl w:ilvl="6" w:tplc="340A0001" w:tentative="1">
+      <w:start w:val="1"/>
+      <w:numFmt w:val="bullet"/>
+      <w:lvlText w:val=""/>
+      <w:lvlJc w:val="left"/>
+      <w:pPr>
+        <w:ind w:left="5040" w:hanging="360"/>
+      </w:pPr>
+      <w:rPr>
+        <w:rFonts w:ascii="Symbol" w:hAnsi="Symbol" w:hint="default"/>
+      </w:rPr>
+    </w:lvl>
+    <w:lvl w:ilvl="7" w:tplc="340A0003" w:tentative="1">
+      <w:start w:val="1"/>
+      <w:numFmt w:val="bullet"/>
+      <w:lvlText w:val="o"/>
+      <w:lvlJc w:val="left"/>
+      <w:pPr>
+        <w:ind w:left="5760" w:hanging="360"/>
+      </w:pPr>
+      <w:rPr>
+        <w:rFonts w:ascii="Courier New" w:hAnsi="Courier New" w:cs="Courier New" w:hint="default"/>
+      </w:rPr>
+    </w:lvl>
+    <w:lvl w:ilvl="8" w:tplc="340A0005" w:tentative="1">
+      <w:start w:val="1"/>
+      <w:numFmt w:val="bullet"/>
+      <w:lvlText w:val=""/>
+      <w:lvlJc w:val="left"/>
+      <w:pPr>
+        <w:ind w:left="6480" w:hanging="360"/>
+      </w:pPr>
+      <w:rPr>
+        <w:rFonts w:ascii="Wingdings" w:hAnsi="Wingdings" w:hint="default"/>
+      </w:rPr>
+    </w:lvl>
+  </w:abstractNum>
+  <w:abstractNum w:abstractNumId="8" w15:restartNumberingAfterBreak="0">
+    <w:nsid w:val="65647E03"/>
+    <w:multiLevelType w:val="hybridMultilevel"/>
+    <w:tmpl w:val="222C4B00"/>
+    <w:lvl w:ilvl="0" w:tplc="E33CF1DC">
+      <w:numFmt w:val="bullet"/>
+      <w:lvlText w:val=""/>
+      <w:lvlJc w:val="left"/>
+      <w:pPr>
+        <w:ind w:left="1080" w:hanging="360"/>
+      </w:pPr>
+      <w:rPr>
+        <w:rFonts w:ascii="Calibri" w:eastAsiaTheme="minorHAnsi" w:hAnsi="Calibri" w:cs="Calibri" w:hint="default"/>
+      </w:rPr>
+    </w:lvl>
+    <w:lvl w:ilvl="1" w:tplc="340A0003" w:tentative="1">
+      <w:start w:val="1"/>
+      <w:numFmt w:val="bullet"/>
+      <w:lvlText w:val="o"/>
+      <w:lvlJc w:val="left"/>
+      <w:pPr>
+        <w:ind w:left="1440" w:hanging="360"/>
+      </w:pPr>
+      <w:rPr>
+        <w:rFonts w:ascii="Courier New" w:hAnsi="Courier New" w:cs="Courier New" w:hint="default"/>
+      </w:rPr>
+    </w:lvl>
+    <w:lvl w:ilvl="2" w:tplc="340A0005" w:tentative="1">
+      <w:start w:val="1"/>
+      <w:numFmt w:val="bullet"/>
+      <w:lvlText w:val=""/>
+      <w:lvlJc w:val="left"/>
+      <w:pPr>
+        <w:ind w:left="2160" w:hanging="360"/>
+      </w:pPr>
+      <w:rPr>
+        <w:rFonts w:ascii="Wingdings" w:hAnsi="Wingdings" w:hint="default"/>
+      </w:rPr>
+    </w:lvl>
+    <w:lvl w:ilvl="3" w:tplc="340A0001" w:tentative="1">
+      <w:start w:val="1"/>
+      <w:numFmt w:val="bullet"/>
+      <w:lvlText w:val=""/>
+      <w:lvlJc w:val="left"/>
+      <w:pPr>
+        <w:ind w:left="2880" w:hanging="360"/>
+      </w:pPr>
+      <w:rPr>
+        <w:rFonts w:ascii="Symbol" w:hAnsi="Symbol" w:hint="default"/>
+      </w:rPr>
+    </w:lvl>
+    <w:lvl w:ilvl="4" w:tplc="340A0003" w:tentative="1">
+      <w:start w:val="1"/>
+      <w:numFmt w:val="bullet"/>
+      <w:lvlText w:val="o"/>
+      <w:lvlJc w:val="left"/>
+      <w:pPr>
+        <w:ind w:left="3600" w:hanging="360"/>
+      </w:pPr>
+      <w:rPr>
+        <w:rFonts w:ascii="Courier New" w:hAnsi="Courier New" w:cs="Courier New" w:hint="default"/>
+      </w:rPr>
+    </w:lvl>
+    <w:lvl w:ilvl="5" w:tplc="340A0005" w:tentative="1">
+      <w:start w:val="1"/>
+      <w:numFmt w:val="bullet"/>
+      <w:lvlText w:val=""/>
+      <w:lvlJc w:val="left"/>
+      <w:pPr>
+        <w:ind w:left="4320" w:hanging="360"/>
+      </w:pPr>
+      <w:rPr>
+        <w:rFonts w:ascii="Wingdings" w:hAnsi="Wingdings" w:hint="default"/>
+      </w:rPr>
+    </w:lvl>
+    <w:lvl w:ilvl="6" w:tplc="340A0001" w:tentative="1">
+      <w:start w:val="1"/>
+      <w:numFmt w:val="bullet"/>
+      <w:lvlText w:val=""/>
+      <w:lvlJc w:val="left"/>
+      <w:pPr>
+        <w:ind w:left="5040" w:hanging="360"/>
+      </w:pPr>
+      <w:rPr>
+        <w:rFonts w:ascii="Symbol" w:hAnsi="Symbol" w:hint="default"/>
+      </w:rPr>
+    </w:lvl>
+    <w:lvl w:ilvl="7" w:tplc="340A0003" w:tentative="1">
+      <w:start w:val="1"/>
+      <w:numFmt w:val="bullet"/>
+      <w:lvlText w:val="o"/>
+      <w:lvlJc w:val="left"/>
+      <w:pPr>
+        <w:ind w:left="5760" w:hanging="360"/>
+      </w:pPr>
+      <w:rPr>
+        <w:rFonts w:ascii="Courier New" w:hAnsi="Courier New" w:cs="Courier New" w:hint="default"/>
+      </w:rPr>
+    </w:lvl>
+    <w:lvl w:ilvl="8" w:tplc="340A0005" w:tentative="1">
+      <w:start w:val="1"/>
+      <w:numFmt w:val="bullet"/>
+      <w:lvlText w:val=""/>
+      <w:lvlJc w:val="left"/>
+      <w:pPr>
+        <w:ind w:left="6480" w:hanging="360"/>
+      </w:pPr>
+      <w:rPr>
+        <w:rFonts w:ascii="Wingdings" w:hAnsi="Wingdings" w:hint="default"/>
+      </w:rPr>
+    </w:lvl>
+  </w:abstractNum>
+  <w:abstractNum w:abstractNumId="9" w15:restartNumberingAfterBreak="0">
+    <w:nsid w:val="67BA0591"/>
+    <w:multiLevelType w:val="multilevel"/>
+    <w:tmpl w:val="904C569A"/>
+    <w:lvl w:ilvl="0">
+      <w:start w:val="1"/>
+      <w:numFmt w:val="bullet"/>
+      <w:lvlText w:val=""/>
+      <w:lvlJc w:val="left"/>
+      <w:pPr>
+        <w:tabs>
+          <w:tab w:val="num" w:pos="720"/>
+        </w:tabs>
+        <w:ind w:left="720" w:hanging="360"/>
+      </w:pPr>
+      <w:rPr>
+        <w:rFonts w:ascii="Symbol" w:hAnsi="Symbol" w:hint="default"/>
+        <w:sz w:val="20"/>
+      </w:rPr>
+    </w:lvl>
+    <w:lvl w:ilvl="1" w:tentative="1">
+      <w:start w:val="1"/>
+      <w:numFmt w:val="bullet"/>
+      <w:lvlText w:val="o"/>
+      <w:lvlJc w:val="left"/>
+      <w:pPr>
+        <w:tabs>
+          <w:tab w:val="num" w:pos="1440"/>
+        </w:tabs>
+        <w:ind w:left="1440" w:hanging="360"/>
+      </w:pPr>
+      <w:rPr>
+        <w:rFonts w:ascii="Courier New" w:hAnsi="Courier New" w:hint="default"/>
+        <w:sz w:val="20"/>
+      </w:rPr>
+    </w:lvl>
+    <w:lvl w:ilvl="2" w:tentative="1">
+      <w:start w:val="1"/>
+      <w:numFmt w:val="bullet"/>
+      <w:lvlText w:val=""/>
+      <w:lvlJc w:val="left"/>
+      <w:pPr>
+        <w:tabs>
+          <w:tab w:val="num" w:pos="2160"/>
+        </w:tabs>
+        <w:ind w:left="2160" w:hanging="360"/>
+      </w:pPr>
+      <w:rPr>
+        <w:rFonts w:ascii="Wingdings" w:hAnsi="Wingdings" w:hint="default"/>
+        <w:sz w:val="20"/>
+      </w:rPr>
+    </w:lvl>
+    <w:lvl w:ilvl="3" w:tentative="1">
+      <w:start w:val="1"/>
+      <w:numFmt w:val="bullet"/>
+      <w:lvlText w:val=""/>
+      <w:lvlJc w:val="left"/>
+      <w:pPr>
+        <w:tabs>
+          <w:tab w:val="num" w:pos="2880"/>
+        </w:tabs>
+        <w:ind w:left="2880" w:hanging="360"/>
+      </w:pPr>
+      <w:rPr>
+        <w:rFonts w:ascii="Wingdings" w:hAnsi="Wingdings" w:hint="default"/>
+        <w:sz w:val="20"/>
+      </w:rPr>
+    </w:lvl>
+    <w:lvl w:ilvl="4" w:tentative="1">
+      <w:start w:val="1"/>
+      <w:numFmt w:val="bullet"/>
+      <w:lvlText w:val=""/>
+      <w:lvlJc w:val="left"/>
+      <w:pPr>
+        <w:tabs>
+          <w:tab w:val="num" w:pos="3600"/>
+        </w:tabs>
+        <w:ind w:left="3600" w:hanging="360"/>
+      </w:pPr>
+      <w:rPr>
+        <w:rFonts w:ascii="Wingdings" w:hAnsi="Wingdings" w:hint="default"/>
+        <w:sz w:val="20"/>
+      </w:rPr>
+    </w:lvl>
+    <w:lvl w:ilvl="5" w:tentative="1">
+      <w:start w:val="1"/>
+      <w:numFmt w:val="bullet"/>
+      <w:lvlText w:val=""/>
+      <w:lvlJc w:val="left"/>
+      <w:pPr>
+        <w:tabs>
+          <w:tab w:val="num" w:pos="4320"/>
+        </w:tabs>
+        <w:ind w:left="4320" w:hanging="360"/>
+      </w:pPr>
+      <w:rPr>
+        <w:rFonts w:ascii="Wingdings" w:hAnsi="Wingdings" w:hint="default"/>
+        <w:sz w:val="20"/>
+      </w:rPr>
+    </w:lvl>
+    <w:lvl w:ilvl="6" w:tentative="1">
+      <w:start w:val="1"/>
+      <w:numFmt w:val="bullet"/>
+      <w:lvlText w:val=""/>
+      <w:lvlJc w:val="left"/>
+      <w:pPr>
+        <w:tabs>
+          <w:tab w:val="num" w:pos="5040"/>
+        </w:tabs>
+        <w:ind w:left="5040" w:hanging="360"/>
+      </w:pPr>
+      <w:rPr>
+        <w:rFonts w:ascii="Wingdings" w:hAnsi="Wingdings" w:hint="default"/>
+        <w:sz w:val="20"/>
+      </w:rPr>
+    </w:lvl>
+    <w:lvl w:ilvl="7" w:tentative="1">
+      <w:start w:val="1"/>
+      <w:numFmt w:val="bullet"/>
+      <w:lvlText w:val=""/>
+      <w:lvlJc w:val="left"/>
+      <w:pPr>
+        <w:tabs>
+          <w:tab w:val="num" w:pos="5760"/>
+        </w:tabs>
+        <w:ind w:left="5760" w:hanging="360"/>
+      </w:pPr>
+      <w:rPr>
+        <w:rFonts w:ascii="Wingdings" w:hAnsi="Wingdings" w:hint="default"/>
+        <w:sz w:val="20"/>
+      </w:rPr>
+    </w:lvl>
+    <w:lvl w:ilvl="8" w:tentative="1">
+      <w:start w:val="1"/>
+      <w:numFmt w:val="bullet"/>
+      <w:lvlText w:val=""/>
+      <w:lvlJc w:val="left"/>
+      <w:pPr>
+        <w:tabs>
+          <w:tab w:val="num" w:pos="6480"/>
+        </w:tabs>
+        <w:ind w:left="6480" w:hanging="360"/>
+      </w:pPr>
+      <w:rPr>
+        <w:rFonts w:ascii="Wingdings" w:hAnsi="Wingdings" w:hint="default"/>
+        <w:sz w:val="20"/>
+      </w:rPr>
+    </w:lvl>
+  </w:abstractNum>
+  <w:abstractNum w:abstractNumId="10" w15:restartNumberingAfterBreak="0">
     <w:nsid w:val="6BDB0362"/>
     <w:multiLevelType w:val="hybridMultilevel"/>
     <w:tmpl w:val="8106327E"/>
@@ -7800,7 +9260,7 @@
       </w:pPr>
     </w:lvl>
   </w:abstractNum>
-  <w:abstractNum w:abstractNumId="3" w15:restartNumberingAfterBreak="0">
+  <w:abstractNum w:abstractNumId="11" w15:restartNumberingAfterBreak="0">
     <w:nsid w:val="6F5F64B1"/>
     <w:multiLevelType w:val="hybridMultilevel"/>
     <w:tmpl w:val="999C60C0"/>
@@ -7889,23 +9349,47 @@
       </w:pPr>
     </w:lvl>
   </w:abstractNum>
-  <w:num w:numId="1">
+  <w:num w:numId="1" w16cid:durableId="1256599099">
+    <w:abstractNumId w:val="10"/>
+  </w:num>
+  <w:num w:numId="2" w16cid:durableId="55322824">
+    <w:abstractNumId w:val="11"/>
+  </w:num>
+  <w:num w:numId="3" w16cid:durableId="417484571">
     <w:abstractNumId w:val="2"/>
   </w:num>
-  <w:num w:numId="2">
+  <w:num w:numId="4" w16cid:durableId="1143960805">
+    <w:abstractNumId w:val="4"/>
+  </w:num>
+  <w:num w:numId="5" w16cid:durableId="637609556">
     <w:abstractNumId w:val="3"/>
   </w:num>
-  <w:num w:numId="3">
+  <w:num w:numId="6" w16cid:durableId="941768333">
+    <w:abstractNumId w:val="5"/>
+  </w:num>
+  <w:num w:numId="7" w16cid:durableId="281959306">
+    <w:abstractNumId w:val="1"/>
+  </w:num>
+  <w:num w:numId="8" w16cid:durableId="1492675902">
+    <w:abstractNumId w:val="6"/>
+  </w:num>
+  <w:num w:numId="9" w16cid:durableId="1573924230">
+    <w:abstractNumId w:val="9"/>
+  </w:num>
+  <w:num w:numId="10" w16cid:durableId="565065921">
     <w:abstractNumId w:val="0"/>
   </w:num>
-  <w:num w:numId="4">
-    <w:abstractNumId w:val="1"/>
+  <w:num w:numId="11" w16cid:durableId="1040478311">
+    <w:abstractNumId w:val="8"/>
+  </w:num>
+  <w:num w:numId="12" w16cid:durableId="2069717379">
+    <w:abstractNumId w:val="7"/>
   </w:num>
 </w:numbering>
 </file>
 
 <file path=word/styles.xml><?xml version="1.0" encoding="utf-8"?>
-<w:styles xmlns:mc="http://schemas.openxmlformats.org/markup-compatibility/2006" xmlns:r="http://schemas.openxmlformats.org/officeDocument/2006/relationships" xmlns:w="http://schemas.openxmlformats.org/wordprocessingml/2006/main" xmlns:w14="http://schemas.microsoft.com/office/word/2010/wordml" xmlns:w15="http://schemas.microsoft.com/office/word/2012/wordml" xmlns:w16se="http://schemas.microsoft.com/office/word/2015/wordml/symex" mc:Ignorable="w14 w15 w16se">
+<w:styles xmlns:mc="http://schemas.openxmlformats.org/markup-compatibility/2006" xmlns:r="http://schemas.openxmlformats.org/officeDocument/2006/relationships" xmlns:w="http://schemas.openxmlformats.org/wordprocessingml/2006/main" xmlns:w14="http://schemas.microsoft.com/office/word/2010/wordml" xmlns:w15="http://schemas.microsoft.com/office/word/2012/wordml" xmlns:w16cex="http://schemas.microsoft.com/office/word/2018/wordml/cex" xmlns:w16cid="http://schemas.microsoft.com/office/word/2016/wordml/cid" xmlns:w16="http://schemas.microsoft.com/office/word/2018/wordml" xmlns:w16du="http://schemas.microsoft.com/office/word/2023/wordml/word16du" xmlns:w16sdtdh="http://schemas.microsoft.com/office/word/2020/wordml/sdtdatahash" xmlns:w16sdtfl="http://schemas.microsoft.com/office/word/2024/wordml/sdtformatlock" xmlns:w16se="http://schemas.microsoft.com/office/word/2015/wordml/symex" mc:Ignorable="w14 w15 w16se w16cid w16 w16cex w16sdtdh w16sdtfl w16du">
   <w:docDefaults>
     <w:rPrDefault>
       <w:rPr>
@@ -7917,7 +9401,7 @@
     </w:rPrDefault>
     <w:pPrDefault/>
   </w:docDefaults>
-  <w:latentStyles w:defLockedState="0" w:defUIPriority="99" w:defSemiHidden="0" w:defUnhideWhenUsed="0" w:defQFormat="0" w:count="371">
+  <w:latentStyles w:defLockedState="0" w:defUIPriority="99" w:defSemiHidden="0" w:defUnhideWhenUsed="0" w:defQFormat="0" w:count="376">
     <w:lsdException w:name="Normal" w:uiPriority="0" w:qFormat="1"/>
     <w:lsdException w:name="heading 1" w:uiPriority="9" w:qFormat="1"/>
     <w:lsdException w:name="heading 2" w:semiHidden="1" w:uiPriority="9" w:unhideWhenUsed="1" w:qFormat="1"/>
@@ -8289,6 +9773,11 @@
     <w:lsdException w:name="List Table 5 Dark Accent 6" w:uiPriority="50"/>
     <w:lsdException w:name="List Table 6 Colorful Accent 6" w:uiPriority="51"/>
     <w:lsdException w:name="List Table 7 Colorful Accent 6" w:uiPriority="52"/>
+    <w:lsdException w:name="Mention" w:semiHidden="1" w:unhideWhenUsed="1"/>
+    <w:lsdException w:name="Smart Hyperlink" w:semiHidden="1" w:unhideWhenUsed="1"/>
+    <w:lsdException w:name="Hashtag" w:semiHidden="1" w:unhideWhenUsed="1"/>
+    <w:lsdException w:name="Unresolved Mention" w:semiHidden="1" w:unhideWhenUsed="1"/>
+    <w:lsdException w:name="Smart Link" w:semiHidden="1" w:unhideWhenUsed="1"/>
   </w:latentStyles>
   <w:style w:type="paragraph" w:default="1" w:styleId="Normal">
     <w:name w:val="Normal"/>
@@ -8327,7 +9816,6 @@
   <w:style w:type="character" w:default="1" w:styleId="Fuentedeprrafopredeter">
     <w:name w:val="Default Paragraph Font"/>
     <w:uiPriority w:val="1"/>
-    <w:semiHidden/>
     <w:unhideWhenUsed/>
   </w:style>
   <w:style w:type="table" w:default="1" w:styleId="Tablanormal">
@@ -8911,6 +10399,21 @@
 </file>
 
 <file path=customXml/item1.xml><?xml version="1.0" encoding="utf-8"?>
+<p:properties xmlns:p="http://schemas.microsoft.com/office/2006/metadata/properties" xmlns:xsi="http://www.w3.org/2001/XMLSchema-instance" xmlns:pc="http://schemas.microsoft.com/office/infopath/2007/PartnerControls">
+  <documentManagement/>
+</p:properties>
+</file>
+
+<file path=customXml/item2.xml><?xml version="1.0" encoding="utf-8"?>
+<?mso-contentType ?>
+<FormTemplates xmlns="http://schemas.microsoft.com/sharepoint/v3/contenttype/forms">
+  <Display>DocumentLibraryForm</Display>
+  <Edit>DocumentLibraryForm</Edit>
+  <New>DocumentLibraryForm</New>
+</FormTemplates>
+</file>
+
+<file path=customXml/item3.xml><?xml version="1.0" encoding="utf-8"?>
 <ct:contentTypeSchema xmlns:ct="http://schemas.microsoft.com/office/2006/metadata/contentType" xmlns:ma="http://schemas.microsoft.com/office/2006/metadata/properties/metaAttributes" ct:_="" ma:_="" ma:contentTypeName="Documento" ma:contentTypeID="0x010100E96778489EE7714D8BD12CC105EB918B" ma:contentTypeVersion="2" ma:contentTypeDescription="Crear nuevo documento." ma:contentTypeScope="" ma:versionID="416c5c7ae9b5d54d83875cd3c65194e3">
   <xsd:schema xmlns:xsd="http://www.w3.org/2001/XMLSchema" xmlns:xs="http://www.w3.org/2001/XMLSchema" xmlns:p="http://schemas.microsoft.com/office/2006/metadata/properties" xmlns:ns2="126e8a1c-9ea9-435a-ac89-d06c80d62e30" targetNamespace="http://schemas.microsoft.com/office/2006/metadata/properties" ma:root="true" ma:fieldsID="70a237c842677bd850644f8595079f5e" ns2:_="">
     <xsd:import namespace="126e8a1c-9ea9-435a-ac89-d06c80d62e30"/>
@@ -9042,22 +10545,24 @@
 </ct:contentTypeSchema>
 </file>
 
-<file path=customXml/item2.xml><?xml version="1.0" encoding="utf-8"?>
-<?mso-contentType ?>
-<FormTemplates xmlns="http://schemas.microsoft.com/sharepoint/v3/contenttype/forms">
-  <Display>DocumentLibraryForm</Display>
-  <Edit>DocumentLibraryForm</Edit>
-  <New>DocumentLibraryForm</New>
-</FormTemplates>
+<file path=customXml/itemProps1.xml><?xml version="1.0" encoding="utf-8"?>
+<ds:datastoreItem xmlns:ds="http://schemas.openxmlformats.org/officeDocument/2006/customXml" ds:itemID="{38174882-579A-45DC-A704-C035A9357F73}">
+  <ds:schemaRefs>
+    <ds:schemaRef ds:uri="http://schemas.microsoft.com/office/2006/metadata/properties"/>
+    <ds:schemaRef ds:uri="http://schemas.microsoft.com/office/infopath/2007/PartnerControls"/>
+  </ds:schemaRefs>
+</ds:datastoreItem>
 </file>
 
-<file path=customXml/item3.xml><?xml version="1.0" encoding="utf-8"?>
-<p:properties xmlns:p="http://schemas.microsoft.com/office/2006/metadata/properties" xmlns:xsi="http://www.w3.org/2001/XMLSchema-instance" xmlns:pc="http://schemas.microsoft.com/office/infopath/2007/PartnerControls">
-  <documentManagement/>
-</p:properties>
+<file path=customXml/itemProps2.xml><?xml version="1.0" encoding="utf-8"?>
+<ds:datastoreItem xmlns:ds="http://schemas.openxmlformats.org/officeDocument/2006/customXml" ds:itemID="{F3E3E2F7-59E7-4722-B872-D023DC9D1CC1}">
+  <ds:schemaRefs>
+    <ds:schemaRef ds:uri="http://schemas.microsoft.com/sharepoint/v3/contenttype/forms"/>
+  </ds:schemaRefs>
+</ds:datastoreItem>
 </file>
 
-<file path=customXml/itemProps1.xml><?xml version="1.0" encoding="utf-8"?>
+<file path=customXml/itemProps3.xml><?xml version="1.0" encoding="utf-8"?>
 <ds:datastoreItem xmlns:ds="http://schemas.openxmlformats.org/officeDocument/2006/customXml" ds:itemID="{7C9B9CFF-B258-43B4-948A-968A031773F5}">
   <ds:schemaRefs>
     <ds:schemaRef ds:uri="http://schemas.microsoft.com/office/2006/metadata/contentType"/>
@@ -9073,28 +10578,4 @@
     <ds:schemaRef ds:uri="http://schemas.microsoft.com/internal/obd"/>
   </ds:schemaRefs>
 </ds:datastoreItem>
-</file>
-
-<file path=customXml/itemProps2.xml><?xml version="1.0" encoding="utf-8"?>
-<ds:datastoreItem xmlns:ds="http://schemas.openxmlformats.org/officeDocument/2006/customXml" ds:itemID="{F3E3E2F7-59E7-4722-B872-D023DC9D1CC1}">
-  <ds:schemaRefs>
-    <ds:schemaRef ds:uri="http://schemas.microsoft.com/sharepoint/v3/contenttype/forms"/>
-  </ds:schemaRefs>
-</ds:datastoreItem>
-</file>
-
-<file path=customXml/itemProps3.xml><?xml version="1.0" encoding="utf-8"?>
-<ds:datastoreItem xmlns:ds="http://schemas.openxmlformats.org/officeDocument/2006/customXml" ds:itemID="{38174882-579A-45DC-A704-C035A9357F73}">
-  <ds:schemaRefs>
-    <ds:schemaRef ds:uri="http://purl.org/dc/elements/1.1/"/>
-    <ds:schemaRef ds:uri="126e8a1c-9ea9-435a-ac89-d06c80d62e30"/>
-    <ds:schemaRef ds:uri="http://purl.org/dc/dcmitype/"/>
-    <ds:schemaRef ds:uri="http://schemas.microsoft.com/office/2006/documentManagement/types"/>
-    <ds:schemaRef ds:uri="http://www.w3.org/XML/1998/namespace"/>
-    <ds:schemaRef ds:uri="http://schemas.microsoft.com/office/2006/metadata/properties"/>
-    <ds:schemaRef ds:uri="http://schemas.microsoft.com/office/infopath/2007/PartnerControls"/>
-    <ds:schemaRef ds:uri="http://schemas.openxmlformats.org/package/2006/metadata/core-properties"/>
-    <ds:schemaRef ds:uri="http://purl.org/dc/terms/"/>
-  </ds:schemaRefs>
-</ds:datastoreItem>
 </file>